--- a/apps/docgen/templates/system/waybill-kz/v1/template.docx
+++ b/apps/docgen/templates/system/waybill-kz/v1/template.docx
@@ -4,7 +4,7 @@
   <w:body>
     <w:tbl>
       <w:tblPr>
-        <w:tblStyle w:val="678"/>
+        <w:tblStyle w:val="898"/>
         <w:tblInd w:w="-426" w:type="dxa"/>
         <w:tblW w:w="15310" w:type="dxa"/>
         <w:tblCellMar>
@@ -55,6 +55,13 @@
                 <w:szCs w:val="16"/>
               </w:rPr>
             </w:r>
+            <w:r>
+              <w:rPr>
+                <w:rFonts w:ascii="Arial" w:hAnsi="Arial" w:cs="Arial"/>
+                <w:sz w:val="16"/>
+                <w:szCs w:val="16"/>
+              </w:rPr>
+            </w:r>
           </w:p>
         </w:tc>
         <w:tc>
@@ -98,6 +105,14 @@
                 <w:szCs w:val="16"/>
               </w:rPr>
             </w:r>
+            <w:r>
+              <w:rPr>
+                <w:rFonts w:ascii="Arial" w:hAnsi="Arial" w:cs="Arial"/>
+                <w:i/>
+                <w:sz w:val="16"/>
+                <w:szCs w:val="16"/>
+              </w:rPr>
+            </w:r>
           </w:p>
           <w:p>
             <w:pPr>
@@ -129,6 +144,14 @@
                 <w:szCs w:val="16"/>
               </w:rPr>
             </w:r>
+            <w:r>
+              <w:rPr>
+                <w:rFonts w:ascii="Arial" w:hAnsi="Arial" w:cs="Arial"/>
+                <w:i/>
+                <w:sz w:val="16"/>
+                <w:szCs w:val="16"/>
+              </w:rPr>
+            </w:r>
           </w:p>
           <w:p>
             <w:pPr>
@@ -160,6 +183,14 @@
                 <w:szCs w:val="16"/>
               </w:rPr>
             </w:r>
+            <w:r>
+              <w:rPr>
+                <w:rFonts w:ascii="Arial" w:hAnsi="Arial" w:cs="Arial"/>
+                <w:i/>
+                <w:sz w:val="16"/>
+                <w:szCs w:val="16"/>
+              </w:rPr>
+            </w:r>
           </w:p>
           <w:p>
             <w:pPr>
@@ -191,6 +222,14 @@
                 <w:szCs w:val="16"/>
               </w:rPr>
             </w:r>
+            <w:r>
+              <w:rPr>
+                <w:rFonts w:ascii="Arial" w:hAnsi="Arial" w:cs="Arial"/>
+                <w:i/>
+                <w:sz w:val="16"/>
+                <w:szCs w:val="16"/>
+              </w:rPr>
+            </w:r>
           </w:p>
           <w:p>
             <w:pPr>
@@ -218,6 +257,13 @@
                 <w:szCs w:val="16"/>
               </w:rPr>
             </w:r>
+            <w:r>
+              <w:rPr>
+                <w:rFonts w:ascii="Arial" w:hAnsi="Arial" w:cs="Arial"/>
+                <w:sz w:val="16"/>
+                <w:szCs w:val="16"/>
+              </w:rPr>
+            </w:r>
           </w:p>
           <w:p>
             <w:pPr>
@@ -246,6 +292,13 @@
                 <w:szCs w:val="16"/>
               </w:rPr>
             </w:r>
+            <w:r>
+              <w:rPr>
+                <w:rFonts w:ascii="Arial" w:hAnsi="Arial" w:cs="Arial"/>
+                <w:sz w:val="16"/>
+                <w:szCs w:val="16"/>
+              </w:rPr>
+            </w:r>
           </w:p>
         </w:tc>
       </w:tr>
@@ -261,6 +314,13 @@
           <w:szCs w:val="16"/>
         </w:rPr>
       </w:pPr>
+      <w:r>
+        <w:rPr>
+          <w:rFonts w:ascii="Arial" w:hAnsi="Arial" w:cs="Arial"/>
+          <w:sz w:val="16"/>
+          <w:szCs w:val="16"/>
+        </w:rPr>
+      </w:r>
       <w:r>
         <w:rPr>
           <w:rFonts w:ascii="Arial" w:hAnsi="Arial" w:cs="Arial"/>
@@ -278,7 +338,7 @@
     </w:p>
     <w:tbl>
       <w:tblPr>
-        <w:tblStyle w:val="678"/>
+        <w:tblStyle w:val="898"/>
         <w:tblInd w:w="-142" w:type="dxa"/>
         <w:tblW w:w="14884" w:type="dxa"/>
         <w:tblCellMar>
@@ -335,6 +395,13 @@
                 <w:szCs w:val="16"/>
               </w:rPr>
             </w:r>
+            <w:r>
+              <w:rPr>
+                <w:rFonts w:ascii="Arial" w:hAnsi="Arial" w:cs="Arial"/>
+                <w:sz w:val="16"/>
+                <w:szCs w:val="16"/>
+              </w:rPr>
+            </w:r>
           </w:p>
           <w:p>
             <w:pPr>
@@ -374,6 +441,8 @@
             <w:r>
               <w:rPr>
                 <w:rFonts w:ascii="Arial" w:hAnsi="Arial" w:cs="Microsoft Sans Serif"/>
+                <w:b/>
+                <w:bCs/>
                 <w:color w:val="000000" w:themeColor="text1"/>
                 <w:sz w:val="16"/>
                 <w:szCs w:val="16"/>
@@ -384,7 +453,13 @@
             <w:bookmarkStart w:id="0" w:name="__DdeLink__2611_29088511641"/>
             <w:r/>
             <w:bookmarkEnd w:id="0"/>
-            <w:r/>
+            <w:r>
+              <w:rPr>
+                <w:rFonts w:ascii="Arial" w:hAnsi="Arial" w:cs="Arial"/>
+                <w:sz w:val="16"/>
+                <w:szCs w:val="16"/>
+              </w:rPr>
+            </w:r>
             <w:r>
               <w:rPr>
                 <w:rFonts w:ascii="Arial" w:hAnsi="Arial" w:cs="Arial"/>
@@ -422,6 +497,13 @@
                 <w:szCs w:val="16"/>
               </w:rPr>
               <w:t xml:space="preserve">ИИН/БИН</w:t>
+            </w:r>
+            <w:r>
+              <w:rPr>
+                <w:rFonts w:ascii="Arial" w:hAnsi="Arial" w:cs="Arial"/>
+                <w:sz w:val="16"/>
+                <w:szCs w:val="16"/>
+              </w:rPr>
             </w:r>
             <w:r>
               <w:rPr>
@@ -454,6 +536,8 @@
               <w:ind/>
               <w:rPr>
                 <w:rFonts w:ascii="Arial" w:hAnsi="Arial" w:cs="Arial"/>
+                <w:b/>
+                <w:bCs/>
                 <w:sz w:val="16"/>
                 <w:szCs w:val="16"/>
               </w:rPr>
@@ -461,6 +545,8 @@
             <w:r>
               <w:rPr>
                 <w:rFonts w:ascii="Arial" w:hAnsi="Arial" w:cs="Arial"/>
+                <w:b/>
+                <w:bCs/>
                 <w:color w:val="000000" w:themeColor="text1"/>
                 <w:sz w:val="16"/>
                 <w:szCs w:val="16"/>
@@ -469,12 +555,27 @@
               <w:t xml:space="preserve">{MyCompanyRequisiteRqBin}</w:t>
             </w:r>
             <w:bookmarkStart w:id="1" w:name="_GoBack"/>
-            <w:r/>
+            <w:r>
+              <w:rPr>
+                <w:b/>
+                <w:bCs/>
+              </w:rPr>
+            </w:r>
             <w:bookmarkEnd w:id="1"/>
-            <w:r/>
-            <w:r>
-              <w:rPr>
-                <w:rFonts w:ascii="Arial" w:hAnsi="Arial" w:cs="Arial"/>
+            <w:r>
+              <w:rPr>
+                <w:rFonts w:ascii="Arial" w:hAnsi="Arial" w:cs="Arial"/>
+                <w:b/>
+                <w:bCs/>
+                <w:sz w:val="16"/>
+                <w:szCs w:val="16"/>
+              </w:rPr>
+            </w:r>
+            <w:r>
+              <w:rPr>
+                <w:rFonts w:ascii="Arial" w:hAnsi="Arial" w:cs="Arial"/>
+                <w:b/>
+                <w:bCs/>
                 <w:sz w:val="16"/>
                 <w:szCs w:val="16"/>
               </w:rPr>
@@ -493,6 +594,12 @@
           <w:szCs w:val="16"/>
         </w:rPr>
       </w:pPr>
+      <w:r>
+        <w:rPr>
+          <w:sz w:val="16"/>
+          <w:szCs w:val="16"/>
+        </w:rPr>
+      </w:r>
       <w:r>
         <w:rPr>
           <w:sz w:val="16"/>
@@ -508,7 +615,7 @@
     </w:p>
     <w:tbl>
       <w:tblPr>
-        <w:tblStyle w:val="678"/>
+        <w:tblStyle w:val="898"/>
         <w:tblInd w:w="10768" w:type="dxa"/>
         <w:tblW w:w="3969" w:type="dxa"/>
         <w:tblBorders/>
@@ -557,6 +664,13 @@
                 <w:szCs w:val="16"/>
               </w:rPr>
             </w:r>
+            <w:r>
+              <w:rPr>
+                <w:rFonts w:ascii="Arial" w:hAnsi="Arial" w:cs="Arial"/>
+                <w:sz w:val="16"/>
+                <w:szCs w:val="16"/>
+              </w:rPr>
+            </w:r>
           </w:p>
           <w:p>
             <w:pPr>
@@ -577,6 +691,13 @@
                 <w:szCs w:val="16"/>
               </w:rPr>
               <w:t xml:space="preserve">документа</w:t>
+            </w:r>
+            <w:r>
+              <w:rPr>
+                <w:rFonts w:ascii="Arial" w:hAnsi="Arial" w:cs="Arial"/>
+                <w:sz w:val="16"/>
+                <w:szCs w:val="16"/>
+              </w:rPr>
             </w:r>
             <w:r>
               <w:rPr>
@@ -623,6 +744,13 @@
                 <w:szCs w:val="16"/>
               </w:rPr>
             </w:r>
+            <w:r>
+              <w:rPr>
+                <w:rFonts w:ascii="Arial" w:hAnsi="Arial" w:cs="Arial"/>
+                <w:sz w:val="16"/>
+                <w:szCs w:val="16"/>
+              </w:rPr>
+            </w:r>
           </w:p>
           <w:p>
             <w:pPr>
@@ -643,6 +771,13 @@
                 <w:szCs w:val="16"/>
               </w:rPr>
               <w:t xml:space="preserve">составления</w:t>
+            </w:r>
+            <w:r>
+              <w:rPr>
+                <w:rFonts w:ascii="Arial" w:hAnsi="Arial" w:cs="Arial"/>
+                <w:sz w:val="16"/>
+                <w:szCs w:val="16"/>
+              </w:rPr>
             </w:r>
             <w:r>
               <w:rPr>
@@ -676,6 +811,8 @@
               <w:jc w:val="center"/>
               <w:rPr>
                 <w:rFonts w:ascii="Arial" w:hAnsi="Arial"/>
+                <w:b/>
+                <w:bCs/>
                 <w:sz w:val="16"/>
                 <w:szCs w:val="16"/>
               </w:rPr>
@@ -683,6 +820,8 @@
             <w:r>
               <w:rPr>
                 <w:rFonts w:ascii="Arial" w:hAnsi="Arial" w:cs="Microsoft Sans Serif"/>
+                <w:b/>
+                <w:bCs/>
                 <w:color w:val="000000"/>
                 <w:sz w:val="16"/>
                 <w:szCs w:val="16"/>
@@ -693,6 +832,17 @@
             <w:r>
               <w:rPr>
                 <w:rFonts w:ascii="Arial" w:hAnsi="Arial"/>
+                <w:b/>
+                <w:bCs/>
+                <w:sz w:val="16"/>
+                <w:szCs w:val="16"/>
+              </w:rPr>
+            </w:r>
+            <w:r>
+              <w:rPr>
+                <w:rFonts w:ascii="Arial" w:hAnsi="Arial"/>
+                <w:b/>
+                <w:bCs/>
                 <w:sz w:val="16"/>
                 <w:szCs w:val="16"/>
               </w:rPr>
@@ -716,6 +866,8 @@
               <w:ind/>
               <w:jc w:val="center"/>
               <w:rPr>
+                <w:b/>
+                <w:bCs/>
                 <w:sz w:val="16"/>
                 <w:szCs w:val="16"/>
               </w:rPr>
@@ -723,6 +875,8 @@
             <w:r>
               <w:rPr>
                 <w:rFonts w:ascii="Arial" w:hAnsi="Arial" w:cs="Microsoft Sans Serif"/>
+                <w:b/>
+                <w:bCs/>
                 <w:color w:val="000000"/>
                 <w:sz w:val="16"/>
                 <w:szCs w:val="16"/>
@@ -732,6 +886,16 @@
             </w:r>
             <w:r>
               <w:rPr>
+                <w:b/>
+                <w:bCs/>
+                <w:sz w:val="16"/>
+                <w:szCs w:val="16"/>
+              </w:rPr>
+            </w:r>
+            <w:r>
+              <w:rPr>
+                <w:b/>
+                <w:bCs/>
                 <w:sz w:val="16"/>
                 <w:szCs w:val="16"/>
               </w:rPr>
@@ -752,6 +916,13 @@
           <w:szCs w:val="16"/>
         </w:rPr>
       </w:pPr>
+      <w:r>
+        <w:rPr>
+          <w:rFonts w:ascii="Arial" w:hAnsi="Arial" w:cs="Arial"/>
+          <w:sz w:val="16"/>
+          <w:szCs w:val="16"/>
+        </w:rPr>
+      </w:r>
       <w:r>
         <w:rPr>
           <w:rFonts w:ascii="Arial" w:hAnsi="Arial" w:cs="Arial"/>
@@ -798,10 +969,18 @@
           <w:szCs w:val="16"/>
         </w:rPr>
       </w:r>
+      <w:r>
+        <w:rPr>
+          <w:rFonts w:ascii="Arial" w:hAnsi="Arial" w:cs="Arial"/>
+          <w:b/>
+          <w:sz w:val="16"/>
+          <w:szCs w:val="16"/>
+        </w:rPr>
+      </w:r>
     </w:p>
     <w:tbl>
       <w:tblPr>
-        <w:tblStyle w:val="678"/>
+        <w:tblStyle w:val="898"/>
         <w:tblInd w:w="-142" w:type="dxa"/>
         <w:tblW w:w="14879" w:type="dxa"/>
         <w:tblBorders/>
@@ -853,6 +1032,13 @@
                 <w:szCs w:val="16"/>
               </w:rPr>
             </w:r>
+            <w:r>
+              <w:rPr>
+                <w:rFonts w:ascii="Arial" w:hAnsi="Arial" w:cs="Arial"/>
+                <w:sz w:val="16"/>
+                <w:szCs w:val="16"/>
+              </w:rPr>
+            </w:r>
           </w:p>
           <w:p>
             <w:pPr>
@@ -873,6 +1059,13 @@
                 <w:szCs w:val="16"/>
               </w:rPr>
               <w:t xml:space="preserve">предприниматель) - отправитель</w:t>
+            </w:r>
+            <w:r>
+              <w:rPr>
+                <w:rFonts w:ascii="Arial" w:hAnsi="Arial" w:cs="Arial"/>
+                <w:sz w:val="16"/>
+                <w:szCs w:val="16"/>
+              </w:rPr>
             </w:r>
             <w:r>
               <w:rPr>
@@ -920,6 +1113,13 @@
                 <w:szCs w:val="16"/>
               </w:rPr>
             </w:r>
+            <w:r>
+              <w:rPr>
+                <w:rFonts w:ascii="Arial" w:hAnsi="Arial" w:cs="Arial"/>
+                <w:sz w:val="16"/>
+                <w:szCs w:val="16"/>
+              </w:rPr>
+            </w:r>
           </w:p>
           <w:p>
             <w:pPr>
@@ -940,6 +1140,13 @@
                 <w:szCs w:val="16"/>
               </w:rPr>
               <w:t xml:space="preserve">предприниматель) - получатель</w:t>
+            </w:r>
+            <w:r>
+              <w:rPr>
+                <w:rFonts w:ascii="Arial" w:hAnsi="Arial" w:cs="Arial"/>
+                <w:sz w:val="16"/>
+                <w:szCs w:val="16"/>
+              </w:rPr>
             </w:r>
             <w:r>
               <w:rPr>
@@ -987,6 +1194,13 @@
                 <w:szCs w:val="16"/>
               </w:rPr>
             </w:r>
+            <w:r>
+              <w:rPr>
+                <w:rFonts w:ascii="Arial" w:hAnsi="Arial" w:cs="Arial"/>
+                <w:sz w:val="16"/>
+                <w:szCs w:val="16"/>
+              </w:rPr>
+            </w:r>
           </w:p>
         </w:tc>
         <w:tc>
@@ -1026,6 +1240,13 @@
                 <w:szCs w:val="16"/>
               </w:rPr>
             </w:r>
+            <w:r>
+              <w:rPr>
+                <w:rFonts w:ascii="Arial" w:hAnsi="Arial" w:cs="Arial"/>
+                <w:sz w:val="16"/>
+                <w:szCs w:val="16"/>
+              </w:rPr>
+            </w:r>
           </w:p>
         </w:tc>
         <w:tc>
@@ -1065,6 +1286,13 @@
                 <w:szCs w:val="16"/>
               </w:rPr>
             </w:r>
+            <w:r>
+              <w:rPr>
+                <w:rFonts w:ascii="Arial" w:hAnsi="Arial" w:cs="Arial"/>
+                <w:sz w:val="16"/>
+                <w:szCs w:val="16"/>
+              </w:rPr>
+            </w:r>
           </w:p>
           <w:p>
             <w:pPr>
@@ -1085,6 +1313,13 @@
                 <w:szCs w:val="16"/>
               </w:rPr>
               <w:t xml:space="preserve">(номер, дата)</w:t>
+            </w:r>
+            <w:r>
+              <w:rPr>
+                <w:rFonts w:ascii="Arial" w:hAnsi="Arial" w:cs="Arial"/>
+                <w:sz w:val="16"/>
+                <w:szCs w:val="16"/>
+              </w:rPr>
             </w:r>
             <w:r>
               <w:rPr>
@@ -1113,6 +1348,7 @@
               <w:pBdr/>
               <w:spacing w:after="0" w:line="240" w:lineRule="auto"/>
               <w:ind/>
+              <w:jc w:val="center"/>
               <w:rPr>
                 <w:rFonts w:ascii="Arial" w:hAnsi="Arial" w:cs="Arial"/>
                 <w:sz w:val="16"/>
@@ -1132,7 +1368,13 @@
               <w:t xml:space="preserve">{MyCompanyRequisiteRqCompanyName}</w:t>
             </w:r>
             <w:bookmarkEnd w:id="2"/>
-            <w:r/>
+            <w:r>
+              <w:rPr>
+                <w:rFonts w:ascii="Arial" w:hAnsi="Arial" w:cs="Arial"/>
+                <w:sz w:val="16"/>
+                <w:szCs w:val="16"/>
+              </w:rPr>
+            </w:r>
             <w:r>
               <w:rPr>
                 <w:rFonts w:ascii="Arial" w:hAnsi="Arial" w:cs="Arial"/>
@@ -1157,6 +1399,7 @@
               <w:pBdr/>
               <w:spacing w:after="0" w:line="240" w:lineRule="auto"/>
               <w:ind/>
+              <w:jc w:val="center"/>
               <w:rPr>
                 <w:rFonts w:ascii="Arial" w:hAnsi="Arial" w:cs="Arial"/>
                 <w:sz w:val="16"/>
@@ -1176,7 +1419,13 @@
               <w:t xml:space="preserve">{RequisiteRqCompanyName}</w:t>
             </w:r>
             <w:bookmarkEnd w:id="3"/>
-            <w:r/>
+            <w:r>
+              <w:rPr>
+                <w:rFonts w:ascii="Arial" w:hAnsi="Arial" w:cs="Arial"/>
+                <w:sz w:val="16"/>
+                <w:szCs w:val="16"/>
+              </w:rPr>
+            </w:r>
             <w:r>
               <w:rPr>
                 <w:rFonts w:ascii="Arial" w:hAnsi="Arial" w:cs="Arial"/>
@@ -1206,6 +1455,7 @@
                 <w:rFonts w:ascii="Arial" w:hAnsi="Arial" w:cs="Arial"/>
                 <w:sz w:val="16"/>
                 <w:szCs w:val="16"/>
+                <w:u w:val="none"/>
               </w:rPr>
             </w:pPr>
             <w:r>
@@ -1213,13 +1463,70 @@
                 <w:rFonts w:ascii="Arial" w:hAnsi="Arial" w:cs="Arial"/>
                 <w:sz w:val="16"/>
                 <w:szCs w:val="16"/>
-              </w:rPr>
-            </w:r>
-            <w:r>
-              <w:rPr>
-                <w:rFonts w:ascii="Arial" w:hAnsi="Arial" w:cs="Arial"/>
-                <w:sz w:val="16"/>
-                <w:szCs w:val="16"/>
+                <w:u w:val="none"/>
+              </w:rPr>
+            </w:r>
+            <w:r>
+              <w:rPr>
+                <w:rFonts w:ascii="Arial" w:hAnsi="Arial" w:cs="Arial"/>
+                <w:sz w:val="16"/>
+                <w:szCs w:val="16"/>
+                <w:u w:val="none"/>
+              </w:rPr>
+              <w:t xml:space="preserve">{MyCompany</w:t>
+            </w:r>
+            <w:r>
+              <w:rPr>
+                <w:rFonts w:ascii="Arial" w:hAnsi="Arial" w:cs="Arial"/>
+                <w:sz w:val="16"/>
+                <w:szCs w:val="16"/>
+                <w:u w:val="none"/>
+                <w:lang w:val="en-US"/>
+              </w:rPr>
+              <w:t xml:space="preserve">R</w:t>
+            </w:r>
+            <w:r>
+              <w:rPr>
+                <w:rFonts w:ascii="Arial" w:hAnsi="Arial" w:cs="Arial"/>
+                <w:sz w:val="16"/>
+                <w:szCs w:val="16"/>
+                <w:u w:val="none"/>
+              </w:rPr>
+              <w:t xml:space="preserve">esponsible</w:t>
+            </w:r>
+            <w:r>
+              <w:rPr>
+                <w:rFonts w:ascii="Arial" w:hAnsi="Arial" w:cs="Arial"/>
+                <w:sz w:val="16"/>
+                <w:szCs w:val="16"/>
+                <w:u w:val="none"/>
+                <w:lang w:val="en-US"/>
+              </w:rPr>
+              <w:t xml:space="preserve">Name</w:t>
+            </w:r>
+            <w:r>
+              <w:rPr>
+                <w:rFonts w:ascii="Arial" w:hAnsi="Arial" w:cs="Arial"/>
+                <w:sz w:val="16"/>
+                <w:szCs w:val="16"/>
+                <w:u w:val="none"/>
+              </w:rPr>
+              <w:t xml:space="preserve">}</w:t>
+            </w:r>
+            <w:r>
+              <w:rPr>
+                <w:rFonts w:ascii="Arial" w:hAnsi="Arial" w:cs="Arial"/>
+                <w:sz w:val="16"/>
+                <w:szCs w:val="16"/>
+                <w:u w:val="none"/>
+              </w:rPr>
+            </w:r>
+            <w:r>
+              <w:rPr>
+                <w:rFonts w:ascii="Arial" w:hAnsi="Arial" w:cs="Arial"/>
+                <w:sz w:val="16"/>
+                <w:szCs w:val="16"/>
+                <w:u w:val="none"/>
               </w:rPr>
             </w:r>
           </w:p>
@@ -1260,6 +1567,13 @@
                 <w:szCs w:val="16"/>
               </w:rPr>
             </w:r>
+            <w:r>
+              <w:rPr>
+                <w:rFonts w:ascii="Arial" w:hAnsi="Arial" w:cs="Arial"/>
+                <w:sz w:val="16"/>
+                <w:szCs w:val="16"/>
+              </w:rPr>
+            </w:r>
           </w:p>
         </w:tc>
         <w:tc>
@@ -1298,6 +1612,13 @@
                 <w:szCs w:val="16"/>
               </w:rPr>
             </w:r>
+            <w:r>
+              <w:rPr>
+                <w:rFonts w:ascii="Arial" w:hAnsi="Arial" w:cs="Arial"/>
+                <w:sz w:val="16"/>
+                <w:szCs w:val="16"/>
+              </w:rPr>
+            </w:r>
           </w:p>
         </w:tc>
       </w:tr>
@@ -1314,6 +1635,13 @@
           <w:szCs w:val="16"/>
         </w:rPr>
       </w:pPr>
+      <w:r>
+        <w:rPr>
+          <w:rFonts w:ascii="Arial" w:hAnsi="Arial" w:cs="Arial"/>
+          <w:sz w:val="16"/>
+          <w:szCs w:val="16"/>
+        </w:rPr>
+      </w:r>
       <w:r>
         <w:rPr>
           <w:rFonts w:ascii="Arial" w:hAnsi="Arial" w:cs="Arial"/>
@@ -1331,7 +1659,7 @@
     </w:p>
     <w:tbl>
       <w:tblPr>
-        <w:tblStyle w:val="678"/>
+        <w:tblStyle w:val="898"/>
         <w:tblInd w:w="-147" w:type="dxa"/>
         <w:tblW w:w="14884" w:type="dxa"/>
         <w:tblBorders/>
@@ -1393,6 +1721,13 @@
                 <w:szCs w:val="16"/>
               </w:rPr>
             </w:r>
+            <w:r>
+              <w:rPr>
+                <w:rFonts w:ascii="Arial" w:hAnsi="Arial" w:cs="Arial"/>
+                <w:sz w:val="16"/>
+                <w:szCs w:val="16"/>
+              </w:rPr>
+            </w:r>
           </w:p>
           <w:p>
             <w:pPr>
@@ -1421,6 +1756,13 @@
                 <w:szCs w:val="16"/>
               </w:rPr>
             </w:r>
+            <w:r>
+              <w:rPr>
+                <w:rFonts w:ascii="Arial" w:hAnsi="Arial" w:cs="Arial"/>
+                <w:sz w:val="16"/>
+                <w:szCs w:val="16"/>
+              </w:rPr>
+            </w:r>
           </w:p>
           <w:p>
             <w:pPr>
@@ -1441,6 +1783,13 @@
                 <w:szCs w:val="16"/>
               </w:rPr>
               <w:t xml:space="preserve">порядку</w:t>
+            </w:r>
+            <w:r>
+              <w:rPr>
+                <w:rFonts w:ascii="Arial" w:hAnsi="Arial" w:cs="Arial"/>
+                <w:sz w:val="16"/>
+                <w:szCs w:val="16"/>
+              </w:rPr>
             </w:r>
             <w:r>
               <w:rPr>
@@ -1492,6 +1841,13 @@
                 <w:szCs w:val="16"/>
               </w:rPr>
             </w:r>
+            <w:r>
+              <w:rPr>
+                <w:rFonts w:ascii="Arial" w:hAnsi="Arial" w:cs="Arial"/>
+                <w:sz w:val="16"/>
+                <w:szCs w:val="16"/>
+              </w:rPr>
+            </w:r>
           </w:p>
           <w:p>
             <w:pPr>
@@ -1512,6 +1868,13 @@
                 <w:szCs w:val="16"/>
               </w:rPr>
               <w:t xml:space="preserve">Наименование, характеристика</w:t>
+            </w:r>
+            <w:r>
+              <w:rPr>
+                <w:rFonts w:ascii="Arial" w:hAnsi="Arial" w:cs="Arial"/>
+                <w:sz w:val="16"/>
+                <w:szCs w:val="16"/>
+              </w:rPr>
             </w:r>
             <w:r>
               <w:rPr>
@@ -1572,6 +1935,13 @@
                 <w:szCs w:val="16"/>
               </w:rPr>
             </w:r>
+            <w:r>
+              <w:rPr>
+                <w:rFonts w:ascii="Arial" w:hAnsi="Arial" w:cs="Arial"/>
+                <w:sz w:val="16"/>
+                <w:szCs w:val="16"/>
+              </w:rPr>
+            </w:r>
           </w:p>
         </w:tc>
         <w:tc>
@@ -1615,6 +1985,13 @@
                 <w:szCs w:val="16"/>
               </w:rPr>
             </w:r>
+            <w:r>
+              <w:rPr>
+                <w:rFonts w:ascii="Arial" w:hAnsi="Arial" w:cs="Arial"/>
+                <w:sz w:val="16"/>
+                <w:szCs w:val="16"/>
+              </w:rPr>
+            </w:r>
           </w:p>
           <w:p>
             <w:pPr>
@@ -1643,6 +2020,13 @@
                 <w:szCs w:val="16"/>
               </w:rPr>
             </w:r>
+            <w:r>
+              <w:rPr>
+                <w:rFonts w:ascii="Arial" w:hAnsi="Arial" w:cs="Arial"/>
+                <w:sz w:val="16"/>
+                <w:szCs w:val="16"/>
+              </w:rPr>
+            </w:r>
           </w:p>
           <w:p>
             <w:pPr>
@@ -1663,6 +2047,13 @@
                 <w:szCs w:val="16"/>
               </w:rPr>
               <w:t xml:space="preserve">измерения</w:t>
+            </w:r>
+            <w:r>
+              <w:rPr>
+                <w:rFonts w:ascii="Arial" w:hAnsi="Arial" w:cs="Arial"/>
+                <w:sz w:val="16"/>
+                <w:szCs w:val="16"/>
+              </w:rPr>
             </w:r>
             <w:r>
               <w:rPr>
@@ -1715,6 +2106,13 @@
                 <w:szCs w:val="16"/>
               </w:rPr>
             </w:r>
+            <w:r>
+              <w:rPr>
+                <w:rFonts w:ascii="Arial" w:hAnsi="Arial" w:cs="Arial"/>
+                <w:sz w:val="16"/>
+                <w:szCs w:val="16"/>
+              </w:rPr>
+            </w:r>
           </w:p>
         </w:tc>
         <w:tc>
@@ -1758,6 +2156,13 @@
                 <w:szCs w:val="16"/>
               </w:rPr>
             </w:r>
+            <w:r>
+              <w:rPr>
+                <w:rFonts w:ascii="Arial" w:hAnsi="Arial" w:cs="Arial"/>
+                <w:sz w:val="16"/>
+                <w:szCs w:val="16"/>
+              </w:rPr>
+            </w:r>
           </w:p>
           <w:p>
             <w:pPr>
@@ -1786,6 +2191,13 @@
                 <w:szCs w:val="16"/>
               </w:rPr>
             </w:r>
+            <w:r>
+              <w:rPr>
+                <w:rFonts w:ascii="Arial" w:hAnsi="Arial" w:cs="Arial"/>
+                <w:sz w:val="16"/>
+                <w:szCs w:val="16"/>
+              </w:rPr>
+            </w:r>
           </w:p>
           <w:p>
             <w:pPr>
@@ -1807,6 +2219,13 @@
                 <w:lang w:val="en-US"/>
               </w:rPr>
               <w:t xml:space="preserve">KZT</w:t>
+            </w:r>
+            <w:r>
+              <w:rPr>
+                <w:rFonts w:ascii="Arial" w:hAnsi="Arial" w:cs="Arial"/>
+                <w:sz w:val="16"/>
+                <w:szCs w:val="16"/>
+              </w:rPr>
             </w:r>
             <w:r>
               <w:rPr>
@@ -1858,6 +2277,13 @@
                 <w:szCs w:val="16"/>
               </w:rPr>
             </w:r>
+            <w:r>
+              <w:rPr>
+                <w:rFonts w:ascii="Arial" w:hAnsi="Arial" w:cs="Arial"/>
+                <w:sz w:val="16"/>
+                <w:szCs w:val="16"/>
+              </w:rPr>
+            </w:r>
           </w:p>
           <w:p>
             <w:pPr>
@@ -1887,6 +2313,13 @@
                 <w:lang w:val="en-US"/>
               </w:rPr>
               <w:t xml:space="preserve">KZT</w:t>
+            </w:r>
+            <w:r>
+              <w:rPr>
+                <w:rFonts w:ascii="Arial" w:hAnsi="Arial" w:cs="Arial"/>
+                <w:sz w:val="16"/>
+                <w:szCs w:val="16"/>
+              </w:rPr>
             </w:r>
             <w:r>
               <w:rPr>
@@ -1940,6 +2373,13 @@
                 <w:lang w:val="en-US"/>
               </w:rPr>
               <w:t xml:space="preserve">KZT</w:t>
+            </w:r>
+            <w:r>
+              <w:rPr>
+                <w:rFonts w:ascii="Arial" w:hAnsi="Arial" w:cs="Arial"/>
+                <w:sz w:val="16"/>
+                <w:szCs w:val="16"/>
+              </w:rPr>
             </w:r>
             <w:r>
               <w:rPr>
@@ -1993,6 +2433,13 @@
                 <w:szCs w:val="16"/>
               </w:rPr>
             </w:r>
+            <w:r>
+              <w:rPr>
+                <w:rFonts w:ascii="Arial" w:hAnsi="Arial" w:cs="Arial"/>
+                <w:sz w:val="16"/>
+                <w:szCs w:val="16"/>
+              </w:rPr>
+            </w:r>
           </w:p>
         </w:tc>
         <w:tc>
@@ -2035,6 +2482,13 @@
                 <w:szCs w:val="16"/>
               </w:rPr>
             </w:r>
+            <w:r>
+              <w:rPr>
+                <w:rFonts w:ascii="Arial" w:hAnsi="Arial" w:cs="Arial"/>
+                <w:sz w:val="16"/>
+                <w:szCs w:val="16"/>
+              </w:rPr>
+            </w:r>
           </w:p>
         </w:tc>
         <w:tc>
@@ -2063,6 +2517,13 @@
                 <w:szCs w:val="16"/>
               </w:rPr>
             </w:pPr>
+            <w:r>
+              <w:rPr>
+                <w:rFonts w:ascii="Arial" w:hAnsi="Arial" w:cs="Arial"/>
+                <w:sz w:val="16"/>
+                <w:szCs w:val="16"/>
+              </w:rPr>
+            </w:r>
             <w:r>
               <w:rPr>
                 <w:rFonts w:ascii="Arial" w:hAnsi="Arial" w:cs="Arial"/>
@@ -2120,6 +2581,13 @@
                 <w:szCs w:val="16"/>
               </w:rPr>
             </w:r>
+            <w:r>
+              <w:rPr>
+                <w:rFonts w:ascii="Arial" w:hAnsi="Arial" w:cs="Arial"/>
+                <w:sz w:val="16"/>
+                <w:szCs w:val="16"/>
+              </w:rPr>
+            </w:r>
           </w:p>
         </w:tc>
         <w:tc>
@@ -2163,6 +2631,13 @@
                 <w:szCs w:val="16"/>
               </w:rPr>
             </w:r>
+            <w:r>
+              <w:rPr>
+                <w:rFonts w:ascii="Arial" w:hAnsi="Arial" w:cs="Arial"/>
+                <w:sz w:val="16"/>
+                <w:szCs w:val="16"/>
+              </w:rPr>
+            </w:r>
           </w:p>
         </w:tc>
         <w:tc>
@@ -2198,6 +2673,13 @@
                 <w:szCs w:val="16"/>
               </w:rPr>
               <w:t xml:space="preserve">отпущено</w:t>
+            </w:r>
+            <w:r>
+              <w:rPr>
+                <w:rFonts w:ascii="Arial" w:hAnsi="Arial" w:cs="Arial"/>
+                <w:sz w:val="16"/>
+                <w:szCs w:val="16"/>
+              </w:rPr>
             </w:r>
             <w:r>
               <w:rPr>
@@ -2249,6 +2731,13 @@
                 <w:szCs w:val="16"/>
               </w:rPr>
             </w:r>
+            <w:r>
+              <w:rPr>
+                <w:rFonts w:ascii="Arial" w:hAnsi="Arial" w:cs="Arial"/>
+                <w:sz w:val="16"/>
+                <w:szCs w:val="16"/>
+              </w:rPr>
+            </w:r>
           </w:p>
         </w:tc>
         <w:tc>
@@ -2292,6 +2781,13 @@
                 <w:szCs w:val="16"/>
               </w:rPr>
             </w:r>
+            <w:r>
+              <w:rPr>
+                <w:rFonts w:ascii="Arial" w:hAnsi="Arial" w:cs="Arial"/>
+                <w:sz w:val="16"/>
+                <w:szCs w:val="16"/>
+              </w:rPr>
+            </w:r>
           </w:p>
         </w:tc>
         <w:tc>
@@ -2321,6 +2817,13 @@
                 <w:szCs w:val="16"/>
               </w:rPr>
             </w:pPr>
+            <w:r>
+              <w:rPr>
+                <w:rFonts w:ascii="Arial" w:hAnsi="Arial" w:cs="Arial"/>
+                <w:sz w:val="16"/>
+                <w:szCs w:val="16"/>
+              </w:rPr>
+            </w:r>
             <w:r>
               <w:rPr>
                 <w:rFonts w:ascii="Arial" w:hAnsi="Arial" w:cs="Arial"/>
@@ -2381,6 +2884,13 @@
                 <w:szCs w:val="16"/>
               </w:rPr>
             </w:r>
+            <w:r>
+              <w:rPr>
+                <w:rFonts w:ascii="Arial" w:hAnsi="Arial" w:cs="Arial"/>
+                <w:sz w:val="16"/>
+                <w:szCs w:val="16"/>
+              </w:rPr>
+            </w:r>
           </w:p>
         </w:tc>
         <w:tc>
@@ -2424,6 +2934,13 @@
                 <w:szCs w:val="16"/>
               </w:rPr>
             </w:r>
+            <w:r>
+              <w:rPr>
+                <w:rFonts w:ascii="Arial" w:hAnsi="Arial" w:cs="Arial"/>
+                <w:sz w:val="16"/>
+                <w:szCs w:val="16"/>
+              </w:rPr>
+            </w:r>
           </w:p>
         </w:tc>
         <w:tc>
@@ -2467,6 +2984,13 @@
                 <w:szCs w:val="16"/>
               </w:rPr>
             </w:r>
+            <w:r>
+              <w:rPr>
+                <w:rFonts w:ascii="Arial" w:hAnsi="Arial" w:cs="Arial"/>
+                <w:sz w:val="16"/>
+                <w:szCs w:val="16"/>
+              </w:rPr>
+            </w:r>
           </w:p>
         </w:tc>
         <w:tc>
@@ -2510,6 +3034,13 @@
                 <w:szCs w:val="16"/>
               </w:rPr>
             </w:r>
+            <w:r>
+              <w:rPr>
+                <w:rFonts w:ascii="Arial" w:hAnsi="Arial" w:cs="Arial"/>
+                <w:sz w:val="16"/>
+                <w:szCs w:val="16"/>
+              </w:rPr>
+            </w:r>
           </w:p>
         </w:tc>
         <w:tc>
@@ -2553,6 +3084,13 @@
                 <w:szCs w:val="16"/>
               </w:rPr>
             </w:r>
+            <w:r>
+              <w:rPr>
+                <w:rFonts w:ascii="Arial" w:hAnsi="Arial" w:cs="Arial"/>
+                <w:sz w:val="16"/>
+                <w:szCs w:val="16"/>
+              </w:rPr>
+            </w:r>
           </w:p>
         </w:tc>
         <w:tc>
@@ -2599,6 +3137,14 @@
                 <w:lang w:val="en-US"/>
               </w:rPr>
             </w:r>
+            <w:r>
+              <w:rPr>
+                <w:rFonts w:ascii="Arial" w:hAnsi="Arial" w:cs="Arial"/>
+                <w:sz w:val="16"/>
+                <w:szCs w:val="16"/>
+                <w:lang w:val="en-US"/>
+              </w:rPr>
+            </w:r>
           </w:p>
         </w:tc>
         <w:tc>
@@ -2642,6 +3188,13 @@
                 <w:szCs w:val="16"/>
               </w:rPr>
             </w:r>
+            <w:r>
+              <w:rPr>
+                <w:rFonts w:ascii="Arial" w:hAnsi="Arial" w:cs="Arial"/>
+                <w:sz w:val="16"/>
+                <w:szCs w:val="16"/>
+              </w:rPr>
+            </w:r>
           </w:p>
         </w:tc>
         <w:tc>
@@ -2685,6 +3238,13 @@
                 <w:szCs w:val="16"/>
               </w:rPr>
             </w:r>
+            <w:r>
+              <w:rPr>
+                <w:rFonts w:ascii="Arial" w:hAnsi="Arial" w:cs="Arial"/>
+                <w:sz w:val="16"/>
+                <w:szCs w:val="16"/>
+              </w:rPr>
+            </w:r>
           </w:p>
         </w:tc>
         <w:tc>
@@ -2720,6 +3280,13 @@
                 <w:szCs w:val="16"/>
               </w:rPr>
               <w:t xml:space="preserve">9</w:t>
+            </w:r>
+            <w:r>
+              <w:rPr>
+                <w:rFonts w:ascii="Arial" w:hAnsi="Arial" w:cs="Arial"/>
+                <w:sz w:val="16"/>
+                <w:szCs w:val="16"/>
+              </w:rPr>
             </w:r>
             <w:r>
               <w:rPr>
@@ -2765,7 +3332,14 @@
                 <w:sz w:val="16"/>
                 <w:szCs w:val="16"/>
               </w:rPr>
-              <w:t>{#items}{index}</w:t>
+              <w:t xml:space="preserve">{#items}{index}</w:t>
+            </w:r>
+            <w:r>
+              <w:rPr>
+                <w:rFonts w:ascii="Arial" w:hAnsi="Arial"/>
+                <w:sz w:val="16"/>
+                <w:szCs w:val="16"/>
+              </w:rPr>
             </w:r>
             <w:r>
               <w:rPr>
@@ -2807,7 +3381,14 @@
                 <w:sz w:val="16"/>
                 <w:szCs w:val="16"/>
               </w:rPr>
-              <w:t>{name}</w:t>
+              <w:t xml:space="preserve">{name}</w:t>
+            </w:r>
+            <w:r>
+              <w:rPr>
+                <w:rFonts w:ascii="Arial" w:hAnsi="Arial"/>
+                <w:sz w:val="16"/>
+                <w:szCs w:val="16"/>
+              </w:rPr>
             </w:r>
             <w:r>
               <w:rPr>
@@ -2843,6 +3424,13 @@
                 <w:szCs w:val="16"/>
               </w:rPr>
             </w:pPr>
+            <w:r>
+              <w:rPr>
+                <w:rFonts w:ascii="Arial" w:hAnsi="Arial"/>
+                <w:sz w:val="16"/>
+                <w:szCs w:val="16"/>
+              </w:rPr>
+            </w:r>
             <w:r>
               <w:rPr>
                 <w:rFonts w:ascii="Arial" w:hAnsi="Arial"/>
@@ -2891,7 +3479,14 @@
                 <w:sz w:val="16"/>
                 <w:szCs w:val="16"/>
               </w:rPr>
-              <w:t>{unit}</w:t>
+              <w:t xml:space="preserve">{unit}</w:t>
+            </w:r>
+            <w:r>
+              <w:rPr>
+                <w:rFonts w:ascii="Arial" w:hAnsi="Arial"/>
+                <w:sz w:val="16"/>
+                <w:szCs w:val="16"/>
+              </w:rPr>
             </w:r>
             <w:r>
               <w:rPr>
@@ -2934,7 +3529,14 @@
                 <w:sz w:val="16"/>
                 <w:szCs w:val="16"/>
               </w:rPr>
-              <w:t>{quantity}</w:t>
+              <w:t xml:space="preserve">{quantity}</w:t>
+            </w:r>
+            <w:r>
+              <w:rPr>
+                <w:rFonts w:ascii="Arial" w:hAnsi="Arial"/>
+                <w:sz w:val="16"/>
+                <w:szCs w:val="16"/>
+              </w:rPr>
             </w:r>
             <w:r>
               <w:rPr>
@@ -2977,7 +3579,14 @@
                 <w:sz w:val="16"/>
                 <w:szCs w:val="16"/>
               </w:rPr>
-              <w:t>{quantity}</w:t>
+              <w:t xml:space="preserve">{quantity}</w:t>
+            </w:r>
+            <w:r>
+              <w:rPr>
+                <w:rFonts w:ascii="Arial" w:hAnsi="Arial"/>
+                <w:sz w:val="16"/>
+                <w:szCs w:val="16"/>
+              </w:rPr>
             </w:r>
             <w:r>
               <w:rPr>
@@ -3020,7 +3629,14 @@
                 <w:sz w:val="16"/>
                 <w:szCs w:val="16"/>
               </w:rPr>
-              <w:t>{price}</w:t>
+              <w:t xml:space="preserve">{price}</w:t>
+            </w:r>
+            <w:r>
+              <w:rPr>
+                <w:rFonts w:ascii="Arial" w:hAnsi="Arial"/>
+                <w:sz w:val="16"/>
+                <w:szCs w:val="16"/>
+              </w:rPr>
             </w:r>
             <w:r>
               <w:rPr>
@@ -3063,7 +3679,14 @@
                 <w:sz w:val="16"/>
                 <w:szCs w:val="16"/>
               </w:rPr>
-              <w:t>{total}</w:t>
+              <w:t xml:space="preserve">{total}</w:t>
+            </w:r>
+            <w:r>
+              <w:rPr>
+                <w:rFonts w:ascii="Arial" w:hAnsi="Arial"/>
+                <w:sz w:val="16"/>
+                <w:szCs w:val="16"/>
+              </w:rPr>
             </w:r>
             <w:r>
               <w:rPr>
@@ -3106,7 +3729,14 @@
                 <w:sz w:val="16"/>
                 <w:szCs w:val="16"/>
               </w:rPr>
-              <w:t>{tax}{/items}</w:t>
+              <w:t xml:space="preserve">{tax}{/items}</w:t>
+            </w:r>
+            <w:r>
+              <w:rPr>
+                <w:rFonts w:ascii="Arial" w:hAnsi="Arial"/>
+                <w:sz w:val="16"/>
+                <w:szCs w:val="16"/>
+              </w:rPr>
             </w:r>
             <w:r>
               <w:rPr>
@@ -3156,6 +3786,13 @@
                 <w:szCs w:val="16"/>
               </w:rPr>
             </w:r>
+            <w:r>
+              <w:rPr>
+                <w:rFonts w:ascii="Arial" w:hAnsi="Arial" w:cs="Arial"/>
+                <w:sz w:val="16"/>
+                <w:szCs w:val="16"/>
+              </w:rPr>
+            </w:r>
           </w:p>
         </w:tc>
         <w:tc>
@@ -3194,6 +3831,13 @@
                 <w:szCs w:val="16"/>
               </w:rPr>
             </w:r>
+            <w:r>
+              <w:rPr>
+                <w:rFonts w:ascii="Arial" w:hAnsi="Arial" w:cs="Arial"/>
+                <w:sz w:val="16"/>
+                <w:szCs w:val="16"/>
+              </w:rPr>
+            </w:r>
           </w:p>
         </w:tc>
         <w:tc>
@@ -3218,6 +3862,13 @@
                 <w:szCs w:val="16"/>
               </w:rPr>
             </w:pPr>
+            <w:r>
+              <w:rPr>
+                <w:rFonts w:ascii="Arial" w:hAnsi="Arial" w:cs="Arial"/>
+                <w:sz w:val="16"/>
+                <w:szCs w:val="16"/>
+              </w:rPr>
+            </w:r>
             <w:r>
               <w:rPr>
                 <w:rFonts w:ascii="Arial" w:hAnsi="Arial" w:cs="Arial"/>
@@ -3276,6 +3927,13 @@
                 <w:szCs w:val="16"/>
               </w:rPr>
             </w:r>
+            <w:r>
+              <w:rPr>
+                <w:rFonts w:ascii="Arial" w:hAnsi="Arial" w:cs="Arial"/>
+                <w:sz w:val="16"/>
+                <w:szCs w:val="16"/>
+              </w:rPr>
+            </w:r>
           </w:p>
         </w:tc>
         <w:tc>
@@ -3320,6 +3978,13 @@
                 <w:szCs w:val="16"/>
               </w:rPr>
             </w:r>
+            <w:r>
+              <w:rPr>
+                <w:rFonts w:ascii="Arial" w:hAnsi="Arial" w:cs="Arial"/>
+                <w:sz w:val="16"/>
+                <w:szCs w:val="16"/>
+              </w:rPr>
+            </w:r>
           </w:p>
         </w:tc>
         <w:tc>
@@ -3364,6 +4029,13 @@
                 <w:szCs w:val="16"/>
               </w:rPr>
             </w:r>
+            <w:r>
+              <w:rPr>
+                <w:rFonts w:ascii="Arial" w:hAnsi="Arial" w:cs="Arial"/>
+                <w:sz w:val="16"/>
+                <w:szCs w:val="16"/>
+              </w:rPr>
+            </w:r>
           </w:p>
         </w:tc>
         <w:tc>
@@ -3407,6 +4079,13 @@
                 <w:szCs w:val="16"/>
               </w:rPr>
             </w:r>
+            <w:r>
+              <w:rPr>
+                <w:rFonts w:ascii="Arial" w:hAnsi="Arial" w:cs="Arial"/>
+                <w:sz w:val="16"/>
+                <w:szCs w:val="16"/>
+              </w:rPr>
+            </w:r>
           </w:p>
         </w:tc>
         <w:tc>
@@ -3451,6 +4130,13 @@
                 <w:szCs w:val="16"/>
               </w:rPr>
             </w:r>
+            <w:r>
+              <w:rPr>
+                <w:rFonts w:ascii="Arial" w:hAnsi="Arial" w:cs="Arial"/>
+                <w:sz w:val="16"/>
+                <w:szCs w:val="16"/>
+              </w:rPr>
+            </w:r>
           </w:p>
         </w:tc>
         <w:tc>
@@ -3495,6 +4181,13 @@
                 <w:szCs w:val="16"/>
               </w:rPr>
             </w:r>
+            <w:r>
+              <w:rPr>
+                <w:rFonts w:ascii="Arial" w:hAnsi="Arial" w:cs="Arial"/>
+                <w:sz w:val="16"/>
+                <w:szCs w:val="16"/>
+              </w:rPr>
+            </w:r>
           </w:p>
         </w:tc>
       </w:tr>
@@ -3510,6 +4203,13 @@
           <w:szCs w:val="16"/>
         </w:rPr>
       </w:pPr>
+      <w:r>
+        <w:rPr>
+          <w:rFonts w:ascii="Arial" w:hAnsi="Arial" w:cs="Arial"/>
+          <w:sz w:val="16"/>
+          <w:szCs w:val="16"/>
+        </w:rPr>
+      </w:r>
       <w:r>
         <w:rPr>
           <w:rFonts w:ascii="Arial" w:hAnsi="Arial" w:cs="Arial"/>
@@ -3603,10 +4303,16 @@
           <w:szCs w:val="16"/>
         </w:rPr>
       </w:r>
+      <w:r>
+        <w:rPr>
+          <w:sz w:val="16"/>
+          <w:szCs w:val="16"/>
+        </w:rPr>
+      </w:r>
     </w:p>
     <w:tbl>
       <w:tblPr>
-        <w:tblStyle w:val="678"/>
+        <w:tblStyle w:val="898"/>
         <w:tblInd w:w="-289" w:type="dxa"/>
         <w:tblW w:w="15031" w:type="dxa"/>
         <w:tblCellMar>
@@ -3657,6 +4363,13 @@
                 <w:szCs w:val="16"/>
               </w:rPr>
             </w:r>
+            <w:r>
+              <w:rPr>
+                <w:rFonts w:ascii="Arial" w:hAnsi="Arial" w:cs="Arial"/>
+                <w:sz w:val="16"/>
+                <w:szCs w:val="16"/>
+              </w:rPr>
+            </w:r>
           </w:p>
           <w:p>
             <w:pPr>
@@ -3675,23 +4388,117 @@
                 <w:sz w:val="16"/>
                 <w:szCs w:val="16"/>
               </w:rPr>
-              <w:t xml:space="preserve">Отпуск разрешил      _________________/______________/___________</w:t>
-            </w:r>
-            <w:r>
-              <w:rPr>
-                <w:rFonts w:ascii="Arial" w:hAnsi="Arial" w:cs="Arial"/>
-                <w:sz w:val="16"/>
-                <w:szCs w:val="16"/>
-              </w:rPr>
-              <w:t xml:space="preserve">_______</w:t>
-            </w:r>
-            <w:r>
-              <w:rPr>
-                <w:rFonts w:ascii="Arial" w:hAnsi="Arial" w:cs="Arial"/>
-                <w:sz w:val="16"/>
-                <w:szCs w:val="16"/>
-              </w:rPr>
-              <w:t xml:space="preserve">_________</w:t>
+              <w:t xml:space="preserve">Отпуск разрешил      </w:t>
+            </w:r>
+            <w:r>
+              <w:rPr>
+                <w:rFonts w:ascii="Arial" w:hAnsi="Arial" w:cs="Arial"/>
+                <w:sz w:val="16"/>
+                <w:szCs w:val="16"/>
+                <w:u w:val="single"/>
+              </w:rPr>
+              <w:t xml:space="preserve">{MyCompany</w:t>
+            </w:r>
+            <w:r>
+              <w:rPr>
+                <w:rFonts w:ascii="Arial" w:hAnsi="Arial" w:cs="Arial"/>
+                <w:sz w:val="16"/>
+                <w:szCs w:val="16"/>
+                <w:u w:val="single"/>
+                <w:lang w:val="en-US"/>
+              </w:rPr>
+              <w:t xml:space="preserve">R</w:t>
+            </w:r>
+            <w:r>
+              <w:rPr>
+                <w:rFonts w:ascii="Arial" w:hAnsi="Arial" w:cs="Arial"/>
+                <w:sz w:val="16"/>
+                <w:szCs w:val="16"/>
+                <w:u w:val="single"/>
+              </w:rPr>
+              <w:t xml:space="preserve">esponsible</w:t>
+            </w:r>
+            <w:r>
+              <w:rPr>
+                <w:rFonts w:ascii="Arial" w:hAnsi="Arial" w:cs="Arial"/>
+                <w:sz w:val="16"/>
+                <w:szCs w:val="16"/>
+                <w:u w:val="single"/>
+                <w:lang w:val="en-US"/>
+              </w:rPr>
+              <w:t xml:space="preserve">Title</w:t>
+            </w:r>
+            <w:r>
+              <w:rPr>
+                <w:rFonts w:ascii="Arial" w:hAnsi="Arial" w:cs="Arial"/>
+                <w:sz w:val="16"/>
+                <w:szCs w:val="16"/>
+                <w:u w:val="single"/>
+              </w:rPr>
+              <w:t xml:space="preserve">}</w:t>
+            </w:r>
+            <w:r>
+              <w:rPr>
+                <w:rFonts w:ascii="Arial" w:hAnsi="Arial" w:cs="Arial"/>
+                <w:sz w:val="16"/>
+                <w:szCs w:val="16"/>
+              </w:rPr>
+              <w:t xml:space="preserve">/______________/</w:t>
+            </w:r>
+            <w:r>
+              <w:rPr>
+                <w:rFonts w:ascii="Arial" w:hAnsi="Arial" w:cs="Arial"/>
+                <w:sz w:val="16"/>
+                <w:szCs w:val="16"/>
+                <w:u w:val="single"/>
+              </w:rPr>
+              <w:t xml:space="preserve">{MyCompany</w:t>
+            </w:r>
+            <w:r>
+              <w:rPr>
+                <w:rFonts w:ascii="Arial" w:hAnsi="Arial" w:cs="Arial"/>
+                <w:sz w:val="16"/>
+                <w:szCs w:val="16"/>
+                <w:u w:val="single"/>
+                <w:lang w:val="en-US"/>
+              </w:rPr>
+              <w:t xml:space="preserve">R</w:t>
+            </w:r>
+            <w:r>
+              <w:rPr>
+                <w:rFonts w:ascii="Arial" w:hAnsi="Arial" w:cs="Arial"/>
+                <w:sz w:val="16"/>
+                <w:szCs w:val="16"/>
+                <w:u w:val="single"/>
+              </w:rPr>
+              <w:t xml:space="preserve">esponsible</w:t>
+            </w:r>
+            <w:r>
+              <w:rPr>
+                <w:rFonts w:ascii="Arial" w:hAnsi="Arial" w:cs="Arial"/>
+                <w:sz w:val="16"/>
+                <w:szCs w:val="16"/>
+                <w:u w:val="single"/>
+                <w:lang w:val="en-US"/>
+              </w:rPr>
+              <w:t xml:space="preserve">Name</w:t>
+            </w:r>
+            <w:r>
+              <w:rPr>
+                <w:rFonts w:ascii="Arial" w:hAnsi="Arial" w:cs="Arial"/>
+                <w:sz w:val="16"/>
+                <w:szCs w:val="16"/>
+                <w:u w:val="single"/>
+              </w:rPr>
+              <w:t xml:space="preserve">}</w:t>
+            </w:r>
+            <w:r/>
+            <w:r>
+              <w:rPr>
+                <w:rFonts w:ascii="Arial" w:hAnsi="Arial" w:cs="Arial"/>
+                <w:sz w:val="16"/>
+                <w:szCs w:val="16"/>
+              </w:rPr>
             </w:r>
             <w:r>
               <w:rPr>
@@ -3747,6 +4554,14 @@
                 <w:szCs w:val="16"/>
               </w:rPr>
             </w:r>
+            <w:r>
+              <w:rPr>
+                <w:rFonts w:ascii="Arial" w:hAnsi="Arial" w:cs="Arial"/>
+                <w:i/>
+                <w:sz w:val="16"/>
+                <w:szCs w:val="16"/>
+              </w:rPr>
+            </w:r>
           </w:p>
           <w:p>
             <w:pPr>
@@ -3774,6 +4589,14 @@
                 <w:szCs w:val="16"/>
               </w:rPr>
             </w:r>
+            <w:r>
+              <w:rPr>
+                <w:rFonts w:ascii="Arial" w:hAnsi="Arial" w:cs="Arial"/>
+                <w:i/>
+                <w:sz w:val="16"/>
+                <w:szCs w:val="16"/>
+              </w:rPr>
+            </w:r>
           </w:p>
           <w:p>
             <w:pPr>
@@ -3803,6 +4626,14 @@
                 <w:szCs w:val="16"/>
               </w:rPr>
             </w:r>
+            <w:r>
+              <w:rPr>
+                <w:rFonts w:ascii="Arial" w:hAnsi="Arial" w:cs="Arial"/>
+                <w:i/>
+                <w:sz w:val="16"/>
+                <w:szCs w:val="16"/>
+              </w:rPr>
+            </w:r>
           </w:p>
           <w:p>
             <w:pPr>
@@ -3845,7 +4676,42 @@
                 <w:sz w:val="16"/>
                 <w:szCs w:val="16"/>
               </w:rPr>
-              <w:t xml:space="preserve">/{MyCompanyRequisiteRqAccountant}</w:t>
+              <w:t xml:space="preserve">/</w:t>
+            </w:r>
+            <w:r>
+              <w:rPr>
+                <w:rFonts w:ascii="Arial" w:hAnsi="Arial" w:cs="Arial"/>
+                <w:sz w:val="16"/>
+                <w:szCs w:val="16"/>
+                <w:u w:val="single"/>
+              </w:rPr>
+              <w:t xml:space="preserve">{MyCompanyAccountant</w:t>
+            </w:r>
+            <w:r>
+              <w:rPr>
+                <w:rFonts w:ascii="Arial" w:hAnsi="Arial" w:cs="Arial"/>
+                <w:sz w:val="16"/>
+                <w:szCs w:val="16"/>
+                <w:u w:val="single"/>
+                <w:lang w:val="en-US"/>
+              </w:rPr>
+              <w:t xml:space="preserve">Name</w:t>
+            </w:r>
+            <w:r>
+              <w:rPr>
+                <w:rFonts w:ascii="Arial" w:hAnsi="Arial" w:cs="Arial"/>
+                <w:sz w:val="16"/>
+                <w:szCs w:val="16"/>
+                <w:u w:val="single"/>
+              </w:rPr>
+              <w:t xml:space="preserve">}</w:t>
+            </w:r>
+            <w:r>
+              <w:rPr>
+                <w:sz w:val="16"/>
+                <w:szCs w:val="16"/>
+                <w:u w:val="single"/>
+              </w:rPr>
             </w:r>
             <w:r>
               <w:rPr>
@@ -3901,6 +4767,14 @@
                 <w:szCs w:val="16"/>
               </w:rPr>
             </w:r>
+            <w:r>
+              <w:rPr>
+                <w:rFonts w:ascii="Arial" w:hAnsi="Arial" w:cs="Arial"/>
+                <w:i/>
+                <w:sz w:val="16"/>
+                <w:szCs w:val="16"/>
+              </w:rPr>
+            </w:r>
           </w:p>
           <w:p>
             <w:pPr>
@@ -3930,6 +4804,14 @@
                 <w:szCs w:val="16"/>
               </w:rPr>
             </w:r>
+            <w:r>
+              <w:rPr>
+                <w:rFonts w:ascii="Arial" w:hAnsi="Arial" w:cs="Arial"/>
+                <w:i/>
+                <w:sz w:val="16"/>
+                <w:szCs w:val="16"/>
+              </w:rPr>
+            </w:r>
           </w:p>
           <w:p>
             <w:pPr>
@@ -3957,6 +4839,13 @@
                 <w:szCs w:val="16"/>
               </w:rPr>
             </w:r>
+            <w:r>
+              <w:rPr>
+                <w:rFonts w:ascii="Arial" w:hAnsi="Arial" w:cs="Arial"/>
+                <w:sz w:val="16"/>
+                <w:szCs w:val="16"/>
+              </w:rPr>
+            </w:r>
           </w:p>
           <w:p>
             <w:pPr>
@@ -3983,6 +4872,13 @@
                 <w:szCs w:val="16"/>
               </w:rPr>
             </w:r>
+            <w:r>
+              <w:rPr>
+                <w:rFonts w:ascii="Arial" w:hAnsi="Arial" w:cs="Arial"/>
+                <w:sz w:val="16"/>
+                <w:szCs w:val="16"/>
+              </w:rPr>
+            </w:r>
           </w:p>
           <w:p>
             <w:pPr>
@@ -3990,19 +4886,27 @@
               <w:spacing w:after="0" w:line="240" w:lineRule="auto"/>
               <w:ind w:firstLine="32"/>
               <w:rPr>
+                <w:sz w:val="16"/>
+                <w:szCs w:val="16"/>
+              </w:rPr>
+            </w:pPr>
+            <w:r>
+              <w:rPr>
                 <w:rFonts w:ascii="Arial" w:hAnsi="Arial" w:cs="Arial"/>
                 <w:i/>
                 <w:sz w:val="16"/>
                 <w:szCs w:val="16"/>
               </w:rPr>
-            </w:pPr>
-            <w:r>
-              <w:rPr>
-                <w:rFonts w:ascii="Arial" w:hAnsi="Arial" w:cs="Arial"/>
-                <w:sz w:val="16"/>
-                <w:szCs w:val="16"/>
-              </w:rPr>
-              <w:t xml:space="preserve">Отпустил                  </w:t>
+            </w:r>
+            <w:r>
+              <w:rPr>
+                <w:rFonts w:ascii="Arial" w:hAnsi="Arial" w:cs="Arial"/>
+                <w:i w:val="0"/>
+                <w:iCs w:val="0"/>
+                <w:sz w:val="16"/>
+                <w:szCs w:val="16"/>
+              </w:rPr>
+              <w:t xml:space="preserve">Отпустил                     </w:t>
             </w:r>
             <w:r>
               <w:rPr>
@@ -4011,30 +4915,71 @@
                 <w:sz w:val="16"/>
                 <w:szCs w:val="16"/>
               </w:rPr>
-              <w:t xml:space="preserve">_____________________/___________________________________________</w:t>
-            </w:r>
-            <w:r>
-              <w:rPr>
-                <w:rFonts w:ascii="Arial" w:hAnsi="Arial" w:cs="Arial"/>
-                <w:i/>
-                <w:sz w:val="16"/>
-                <w:szCs w:val="16"/>
-              </w:rPr>
-              <w:t xml:space="preserve">__________</w:t>
-            </w:r>
-            <w:r>
-              <w:rPr>
-                <w:rFonts w:ascii="Arial" w:hAnsi="Arial" w:cs="Arial"/>
-                <w:i/>
-                <w:sz w:val="16"/>
-                <w:szCs w:val="16"/>
-              </w:rPr>
-              <w:t xml:space="preserve">_</w:t>
-            </w:r>
-            <w:r>
-              <w:rPr>
-                <w:rFonts w:ascii="Arial" w:hAnsi="Arial" w:cs="Arial"/>
-                <w:i/>
+              <w:t xml:space="preserve">_____________________</w:t>
+            </w:r>
+            <w:r>
+              <w:rPr>
+                <w:rFonts w:ascii="Arial" w:hAnsi="Arial" w:cs="Arial"/>
+                <w:sz w:val="16"/>
+                <w:szCs w:val="16"/>
+              </w:rPr>
+              <w:t xml:space="preserve">/</w:t>
+            </w:r>
+            <w:r>
+              <w:rPr>
+                <w:rFonts w:ascii="Arial" w:hAnsi="Arial" w:cs="Arial"/>
+                <w:sz w:val="16"/>
+                <w:szCs w:val="16"/>
+                <w:u w:val="single"/>
+              </w:rPr>
+              <w:t xml:space="preserve">{MyCompany</w:t>
+            </w:r>
+            <w:r>
+              <w:rPr>
+                <w:rFonts w:ascii="Arial" w:hAnsi="Arial" w:cs="Arial"/>
+                <w:sz w:val="16"/>
+                <w:szCs w:val="16"/>
+                <w:u w:val="single"/>
+                <w:lang w:val="en-US"/>
+              </w:rPr>
+              <w:t xml:space="preserve">R</w:t>
+            </w:r>
+            <w:r>
+              <w:rPr>
+                <w:rFonts w:ascii="Arial" w:hAnsi="Arial" w:cs="Arial"/>
+                <w:sz w:val="16"/>
+                <w:szCs w:val="16"/>
+                <w:u w:val="single"/>
+              </w:rPr>
+              <w:t xml:space="preserve">eleaser</w:t>
+            </w:r>
+            <w:r>
+              <w:rPr>
+                <w:rFonts w:ascii="Arial" w:hAnsi="Arial" w:cs="Arial"/>
+                <w:sz w:val="16"/>
+                <w:szCs w:val="16"/>
+                <w:u w:val="single"/>
+                <w:lang w:val="en-US"/>
+              </w:rPr>
+              <w:t xml:space="preserve">Name</w:t>
+            </w:r>
+            <w:r>
+              <w:rPr>
+                <w:rFonts w:ascii="Arial" w:hAnsi="Arial" w:cs="Arial"/>
+                <w:sz w:val="16"/>
+                <w:szCs w:val="16"/>
+                <w:u w:val="single"/>
+              </w:rPr>
+              <w:t xml:space="preserve">}</w:t>
+            </w:r>
+            <w:r>
+              <w:rPr>
+                <w:sz w:val="16"/>
+                <w:szCs w:val="16"/>
+              </w:rPr>
+            </w:r>
+            <w:r>
+              <w:rPr>
                 <w:sz w:val="16"/>
                 <w:szCs w:val="16"/>
               </w:rPr>
@@ -4059,7 +5004,62 @@
                 <w:sz w:val="16"/>
                 <w:szCs w:val="16"/>
               </w:rPr>
-              <w:t xml:space="preserve">                                                           подпись                                    расшифровка подписи</w:t>
+              <w:t xml:space="preserve">                                                          подпись   </w:t>
+            </w:r>
+            <w:r>
+              <w:rPr>
+                <w:rFonts w:ascii="Arial" w:hAnsi="Arial" w:cs="Arial"/>
+                <w:i/>
+                <w:sz w:val="16"/>
+                <w:szCs w:val="16"/>
+              </w:rPr>
+              <w:t xml:space="preserve">                  </w:t>
+            </w:r>
+            <w:r>
+              <w:rPr>
+                <w:rFonts w:ascii="Arial" w:hAnsi="Arial" w:cs="Arial"/>
+                <w:i/>
+                <w:sz w:val="16"/>
+                <w:szCs w:val="16"/>
+              </w:rPr>
+              <w:t xml:space="preserve"> расшифровка подписи</w:t>
+            </w:r>
+            <w:r>
+              <w:rPr>
+                <w:rFonts w:ascii="Arial" w:hAnsi="Arial" w:cs="Arial"/>
+                <w:i/>
+                <w:sz w:val="16"/>
+                <w:szCs w:val="16"/>
+              </w:rPr>
+            </w:r>
+            <w:r>
+              <w:rPr>
+                <w:rFonts w:ascii="Arial" w:hAnsi="Arial" w:cs="Arial"/>
+                <w:i/>
+                <w:sz w:val="16"/>
+                <w:szCs w:val="16"/>
+              </w:rPr>
+            </w:r>
+          </w:p>
+          <w:p>
+            <w:pPr>
+              <w:pBdr/>
+              <w:spacing w:after="0" w:line="240" w:lineRule="auto"/>
+              <w:ind w:firstLine="32"/>
+              <w:rPr>
+                <w:rFonts w:ascii="Arial" w:hAnsi="Arial" w:cs="Arial"/>
+                <w:i/>
+                <w:sz w:val="16"/>
+                <w:szCs w:val="16"/>
+              </w:rPr>
+            </w:pPr>
+            <w:r>
+              <w:rPr>
+                <w:rFonts w:ascii="Arial" w:hAnsi="Arial" w:cs="Arial"/>
+                <w:i/>
+                <w:sz w:val="16"/>
+                <w:szCs w:val="16"/>
+              </w:rPr>
             </w:r>
             <w:r>
               <w:rPr>
@@ -4082,6 +5082,14 @@
                 <w:szCs w:val="16"/>
               </w:rPr>
             </w:pPr>
+            <w:r>
+              <w:rPr>
+                <w:rFonts w:ascii="Arial" w:hAnsi="Arial" w:cs="Arial"/>
+                <w:i/>
+                <w:sz w:val="16"/>
+                <w:szCs w:val="16"/>
+              </w:rPr>
+            </w:r>
             <w:r>
               <w:rPr>
                 <w:rFonts w:ascii="Arial" w:hAnsi="Arial" w:cs="Arial"/>
@@ -4139,6 +5147,13 @@
                 <w:szCs w:val="16"/>
               </w:rPr>
             </w:r>
+            <w:r>
+              <w:rPr>
+                <w:rFonts w:ascii="Arial" w:hAnsi="Arial" w:cs="Arial"/>
+                <w:sz w:val="16"/>
+                <w:szCs w:val="16"/>
+              </w:rPr>
+            </w:r>
           </w:p>
           <w:p>
             <w:pPr>
@@ -4165,39 +5180,119 @@
                 <w:sz w:val="16"/>
                 <w:szCs w:val="16"/>
               </w:rPr>
-              <w:t xml:space="preserve">о доверенности             №____</w:t>
-            </w:r>
-            <w:r>
-              <w:rPr>
-                <w:rFonts w:ascii="Arial" w:hAnsi="Arial" w:cs="Arial"/>
-                <w:sz w:val="16"/>
-                <w:szCs w:val="16"/>
-              </w:rPr>
-              <w:t xml:space="preserve">____от</w:t>
-            </w:r>
-            <w:r>
-              <w:rPr>
-                <w:rFonts w:ascii="Arial" w:hAnsi="Arial" w:cs="Arial"/>
-                <w:sz w:val="16"/>
-                <w:szCs w:val="16"/>
-              </w:rPr>
-              <w:t xml:space="preserve"> «____</w:t>
-            </w:r>
-            <w:r>
-              <w:rPr>
-                <w:rFonts w:ascii="Arial" w:hAnsi="Arial" w:cs="Arial"/>
-                <w:sz w:val="16"/>
-                <w:szCs w:val="16"/>
-              </w:rPr>
-              <w:t xml:space="preserve">_»_</w:t>
-            </w:r>
-            <w:r>
-              <w:rPr>
-                <w:rFonts w:ascii="Arial" w:hAnsi="Arial" w:cs="Arial"/>
-                <w:sz w:val="16"/>
-                <w:szCs w:val="16"/>
-              </w:rPr>
-              <w:t xml:space="preserve">_________________20___ года</w:t>
+              <w:t xml:space="preserve">о доверенности             </w:t>
+            </w:r>
+            <w:r>
+              <w:rPr>
+                <w:rFonts w:ascii="Arial" w:hAnsi="Arial" w:cs="Arial"/>
+                <w:sz w:val="16"/>
+                <w:szCs w:val="16"/>
+                <w:u w:val="single"/>
+              </w:rPr>
+              <w:t xml:space="preserve">№ </w:t>
+            </w:r>
+            <w:r>
+              <w:rPr>
+                <w:rFonts w:ascii="Arial" w:hAnsi="Arial" w:cs="Arial"/>
+                <w:sz w:val="16"/>
+                <w:szCs w:val="16"/>
+                <w:u w:val="single"/>
+                <w:lang w:val="en-US"/>
+              </w:rPr>
+              <w:t xml:space="preserve">{</w:t>
+            </w:r>
+            <w:r>
+              <w:rPr>
+                <w:rFonts w:ascii="Arial" w:hAnsi="Arial" w:cs="Arial"/>
+                <w:sz w:val="16"/>
+                <w:szCs w:val="16"/>
+                <w:u w:val="single"/>
+              </w:rPr>
+              <w:t xml:space="preserve">Номер доверенности</w:t>
+            </w:r>
+            <w:r>
+              <w:rPr>
+                <w:rFonts w:ascii="Arial" w:hAnsi="Arial" w:cs="Arial"/>
+                <w:sz w:val="16"/>
+                <w:szCs w:val="16"/>
+                <w:u w:val="single"/>
+                <w:lang w:val="en-US"/>
+              </w:rPr>
+              <w:t xml:space="preserve">}</w:t>
+            </w:r>
+            <w:r>
+              <w:rPr>
+                <w:rFonts w:ascii="Arial" w:hAnsi="Arial" w:cs="Arial"/>
+                <w:sz w:val="16"/>
+                <w:szCs w:val="16"/>
+                <w:u w:val="single"/>
+                <w:lang w:val="en-US"/>
+              </w:rPr>
+              <w:t xml:space="preserve"> </w:t>
+            </w:r>
+            <w:r>
+              <w:rPr>
+                <w:rFonts w:ascii="Arial" w:hAnsi="Arial" w:cs="Arial"/>
+                <w:sz w:val="16"/>
+                <w:szCs w:val="16"/>
+                <w:u w:val="single"/>
+              </w:rPr>
+              <w:t xml:space="preserve">от</w:t>
+            </w:r>
+            <w:r>
+              <w:rPr>
+                <w:rFonts w:ascii="Arial" w:hAnsi="Arial" w:cs="Arial"/>
+                <w:sz w:val="16"/>
+                <w:szCs w:val="16"/>
+                <w:u w:val="single"/>
+              </w:rPr>
+              <w:t xml:space="preserve"> </w:t>
+            </w:r>
+            <w:r>
+              <w:rPr>
+                <w:rFonts w:ascii="Arial" w:hAnsi="Arial" w:cs="Arial"/>
+                <w:sz w:val="16"/>
+                <w:szCs w:val="16"/>
+                <w:u w:val="single"/>
+                <w:lang w:val="en-US"/>
+              </w:rPr>
+              <w:t xml:space="preserve">{</w:t>
+            </w:r>
+            <w:r>
+              <w:rPr>
+                <w:rFonts w:ascii="Arial" w:hAnsi="Arial" w:cs="Arial"/>
+                <w:sz w:val="16"/>
+                <w:szCs w:val="16"/>
+                <w:u w:val="single"/>
+                <w:lang w:val="ru-RU"/>
+              </w:rPr>
+              <w:t xml:space="preserve">дата доверенности</w:t>
+            </w:r>
+            <w:r>
+              <w:rPr>
+                <w:rFonts w:ascii="Arial" w:hAnsi="Arial" w:cs="Arial"/>
+                <w:sz w:val="16"/>
+                <w:szCs w:val="16"/>
+                <w:u w:val="single"/>
+                <w:lang w:val="en-US"/>
+              </w:rPr>
+              <w:t xml:space="preserve">}</w:t>
+            </w:r>
+            <w:r>
+              <w:rPr>
+                <w:rFonts w:ascii="Arial" w:hAnsi="Arial" w:cs="Arial"/>
+                <w:sz w:val="16"/>
+                <w:szCs w:val="16"/>
+                <w:u w:val="single"/>
+              </w:rPr>
+              <w:t xml:space="preserve"> года</w:t>
+            </w:r>
+            <w:r>
+              <w:rPr>
+                <w:rFonts w:ascii="Arial" w:hAnsi="Arial" w:cs="Arial"/>
+                <w:sz w:val="16"/>
+                <w:szCs w:val="16"/>
+              </w:rPr>
             </w:r>
             <w:r>
               <w:rPr>
@@ -4232,6 +5327,13 @@
                 <w:szCs w:val="16"/>
               </w:rPr>
             </w:r>
+            <w:r>
+              <w:rPr>
+                <w:rFonts w:ascii="Arial" w:hAnsi="Arial" w:cs="Arial"/>
+                <w:sz w:val="16"/>
+                <w:szCs w:val="16"/>
+              </w:rPr>
+            </w:r>
           </w:p>
           <w:p>
             <w:pPr>
@@ -4250,23 +5352,37 @@
                 <w:sz w:val="16"/>
                 <w:szCs w:val="16"/>
               </w:rPr>
-              <w:t xml:space="preserve">        выданной _____________________________________________________________</w:t>
-            </w:r>
-            <w:r>
-              <w:rPr>
-                <w:rFonts w:ascii="Arial" w:hAnsi="Arial" w:cs="Arial"/>
-                <w:sz w:val="16"/>
-                <w:szCs w:val="16"/>
-              </w:rPr>
-              <w:t xml:space="preserve">______</w:t>
-            </w:r>
-            <w:r>
-              <w:rPr>
-                <w:rFonts w:ascii="Arial" w:hAnsi="Arial" w:cs="Arial"/>
-                <w:sz w:val="16"/>
-                <w:szCs w:val="16"/>
-              </w:rPr>
-              <w:t xml:space="preserve">__</w:t>
+              <w:t xml:space="preserve">       выданной </w:t>
+            </w:r>
+            <w:r>
+              <w:rPr>
+                <w:rFonts w:ascii="Arial" w:hAnsi="Arial" w:cs="Arial"/>
+                <w:sz w:val="16"/>
+                <w:szCs w:val="16"/>
+                <w:u w:val="single"/>
+                <w:lang w:val="en-US"/>
+              </w:rPr>
+              <w:t xml:space="preserve">{</w:t>
+            </w:r>
+            <w:r>
+              <w:rPr>
+                <w:rFonts w:ascii="Arial" w:hAnsi="Arial" w:cs="Arial"/>
+                <w:sz w:val="16"/>
+                <w:szCs w:val="16"/>
+                <w:u w:val="single"/>
+                <w:lang w:val="ru-RU"/>
+              </w:rPr>
+              <w:t xml:space="preserve">имя ответственного доверенности</w:t>
+            </w:r>
+            <w:r>
+              <w:rPr>
+                <w:rFonts w:ascii="Arial" w:hAnsi="Arial" w:cs="Arial"/>
+                <w:sz w:val="16"/>
+                <w:szCs w:val="16"/>
+                <w:u w:val="single"/>
+                <w:lang w:val="en-US"/>
+              </w:rPr>
+              <w:t xml:space="preserve">}</w:t>
             </w:r>
             <w:r>
               <w:rPr>
@@ -4301,6 +5417,13 @@
                 <w:szCs w:val="16"/>
               </w:rPr>
             </w:r>
+            <w:r>
+              <w:rPr>
+                <w:rFonts w:ascii="Arial" w:hAnsi="Arial" w:cs="Arial"/>
+                <w:sz w:val="16"/>
+                <w:szCs w:val="16"/>
+              </w:rPr>
+            </w:r>
           </w:p>
           <w:p>
             <w:pPr>
@@ -4319,23 +5442,37 @@
                 <w:sz w:val="16"/>
                 <w:szCs w:val="16"/>
               </w:rPr>
-              <w:t xml:space="preserve">        ____________________________________________________________________</w:t>
-            </w:r>
-            <w:r>
-              <w:rPr>
-                <w:rFonts w:ascii="Arial" w:hAnsi="Arial" w:cs="Arial"/>
-                <w:sz w:val="16"/>
-                <w:szCs w:val="16"/>
-              </w:rPr>
-              <w:t xml:space="preserve">_______</w:t>
-            </w:r>
-            <w:r>
-              <w:rPr>
-                <w:rFonts w:ascii="Arial" w:hAnsi="Arial" w:cs="Arial"/>
-                <w:sz w:val="16"/>
-                <w:szCs w:val="16"/>
-              </w:rPr>
-              <w:t xml:space="preserve">___</w:t>
+              <w:t xml:space="preserve">       </w:t>
+            </w:r>
+            <w:r>
+              <w:rPr>
+                <w:rFonts w:ascii="Arial" w:hAnsi="Arial" w:cs="Arial"/>
+                <w:sz w:val="16"/>
+                <w:szCs w:val="16"/>
+                <w:u w:val="single"/>
+                <w:lang w:val="en-US"/>
+              </w:rPr>
+              <w:t xml:space="preserve">{н</w:t>
+            </w:r>
+            <w:r>
+              <w:rPr>
+                <w:rFonts w:ascii="Arial" w:hAnsi="Arial" w:cs="Arial"/>
+                <w:sz w:val="16"/>
+                <w:szCs w:val="16"/>
+                <w:u w:val="single"/>
+                <w:lang w:val="ru-RU"/>
+              </w:rPr>
+              <w:t xml:space="preserve">азвание компании доверенности</w:t>
+            </w:r>
+            <w:r>
+              <w:rPr>
+                <w:rFonts w:ascii="Arial" w:hAnsi="Arial" w:cs="Arial"/>
+                <w:sz w:val="16"/>
+                <w:szCs w:val="16"/>
+                <w:u w:val="single"/>
+                <w:lang w:val="en-US"/>
+              </w:rPr>
+              <w:t xml:space="preserve">}</w:t>
             </w:r>
             <w:r>
               <w:rPr>
@@ -4370,6 +5507,13 @@
                 <w:szCs w:val="16"/>
               </w:rPr>
             </w:r>
+            <w:r>
+              <w:rPr>
+                <w:rFonts w:ascii="Arial" w:hAnsi="Arial" w:cs="Arial"/>
+                <w:sz w:val="16"/>
+                <w:szCs w:val="16"/>
+              </w:rPr>
+            </w:r>
           </w:p>
           <w:p>
             <w:pPr>
@@ -4396,6 +5540,179 @@
                 <w:szCs w:val="16"/>
               </w:rPr>
             </w:r>
+            <w:r>
+              <w:rPr>
+                <w:rFonts w:ascii="Arial" w:hAnsi="Arial" w:cs="Arial"/>
+                <w:sz w:val="16"/>
+                <w:szCs w:val="16"/>
+              </w:rPr>
+            </w:r>
+          </w:p>
+          <w:p>
+            <w:pPr>
+              <w:pBdr/>
+              <w:spacing w:after="0" w:line="240" w:lineRule="auto"/>
+              <w:ind w:firstLine="32"/>
+              <w:rPr>
+                <w:sz w:val="16"/>
+                <w:szCs w:val="16"/>
+              </w:rPr>
+            </w:pPr>
+            <w:r>
+              <w:rPr>
+                <w:rFonts w:ascii="Arial" w:hAnsi="Arial" w:cs="Arial"/>
+                <w:sz w:val="16"/>
+                <w:szCs w:val="16"/>
+              </w:rPr>
+              <w:t xml:space="preserve">      </w:t>
+            </w:r>
+            <w:r>
+              <w:rPr>
+                <w:rFonts w:ascii="Arial" w:hAnsi="Arial" w:cs="Arial"/>
+                <w:i w:val="0"/>
+                <w:iCs w:val="0"/>
+                <w:sz w:val="16"/>
+                <w:szCs w:val="16"/>
+              </w:rPr>
+              <w:t xml:space="preserve">Запасы получил               </w:t>
+            </w:r>
+            <w:r>
+              <w:rPr>
+                <w:rFonts w:ascii="Arial" w:hAnsi="Arial" w:cs="Arial"/>
+                <w:i/>
+                <w:sz w:val="16"/>
+                <w:szCs w:val="16"/>
+              </w:rPr>
+              <w:t xml:space="preserve">_____________________</w:t>
+            </w:r>
+            <w:r>
+              <w:rPr>
+                <w:rFonts w:ascii="Arial" w:hAnsi="Arial" w:cs="Arial"/>
+                <w:sz w:val="16"/>
+                <w:szCs w:val="16"/>
+              </w:rPr>
+              <w:t xml:space="preserve">/</w:t>
+            </w:r>
+            <w:r>
+              <w:rPr>
+                <w:rFonts w:ascii="Arial" w:hAnsi="Arial" w:cs="Arial"/>
+                <w:sz w:val="16"/>
+                <w:szCs w:val="16"/>
+                <w:u w:val="none"/>
+              </w:rPr>
+            </w:r>
+            <w:r>
+              <w:rPr>
+                <w:rFonts w:ascii="Arial" w:hAnsi="Arial" w:cs="Arial"/>
+                <w:i w:val="0"/>
+                <w:iCs w:val="0"/>
+                <w:sz w:val="16"/>
+                <w:szCs w:val="16"/>
+              </w:rPr>
+              <w:t xml:space="preserve"> </w:t>
+            </w:r>
+            <w:r>
+              <w:rPr>
+                <w:rFonts w:ascii="Arial" w:hAnsi="Arial" w:cs="Arial"/>
+                <w:sz w:val="16"/>
+                <w:szCs w:val="16"/>
+                <w:u w:val="single"/>
+                <w:lang w:val="en-US"/>
+              </w:rPr>
+              <w:t xml:space="preserve">{</w:t>
+            </w:r>
+            <w:r>
+              <w:rPr>
+                <w:rFonts w:ascii="Arial" w:hAnsi="Arial" w:cs="Arial"/>
+                <w:sz w:val="16"/>
+                <w:szCs w:val="16"/>
+                <w:u w:val="single"/>
+                <w:lang w:val="ru-RU"/>
+              </w:rPr>
+              <w:t xml:space="preserve">имя ответственного доверенности</w:t>
+            </w:r>
+            <w:r>
+              <w:rPr>
+                <w:rFonts w:ascii="Arial" w:hAnsi="Arial" w:cs="Arial"/>
+                <w:sz w:val="16"/>
+                <w:szCs w:val="16"/>
+                <w:u w:val="single"/>
+                <w:lang w:val="en-US"/>
+              </w:rPr>
+              <w:t xml:space="preserve">}</w:t>
+            </w:r>
+            <w:r/>
+            <w:r>
+              <w:rPr>
+                <w:rFonts w:ascii="Arial" w:hAnsi="Arial" w:cs="Arial"/>
+                <w:i w:val="0"/>
+                <w:iCs w:val="0"/>
+                <w:sz w:val="16"/>
+                <w:szCs w:val="16"/>
+              </w:rPr>
+            </w:r>
+            <w:r>
+              <w:rPr>
+                <w:sz w:val="16"/>
+                <w:szCs w:val="16"/>
+              </w:rPr>
+            </w:r>
+          </w:p>
+          <w:p>
+            <w:pPr>
+              <w:pBdr/>
+              <w:spacing w:after="0" w:line="240" w:lineRule="auto"/>
+              <w:ind w:firstLine="32"/>
+              <w:rPr>
+                <w:rFonts w:ascii="Arial" w:hAnsi="Arial" w:cs="Arial"/>
+                <w:i/>
+                <w:sz w:val="16"/>
+                <w:szCs w:val="16"/>
+              </w:rPr>
+            </w:pPr>
+            <w:r>
+              <w:rPr>
+                <w:rFonts w:ascii="Arial" w:hAnsi="Arial" w:cs="Arial"/>
+                <w:i/>
+                <w:sz w:val="16"/>
+                <w:szCs w:val="16"/>
+              </w:rPr>
+              <w:t xml:space="preserve">                                                          подпись   </w:t>
+            </w:r>
+            <w:r>
+              <w:rPr>
+                <w:rFonts w:ascii="Arial" w:hAnsi="Arial" w:cs="Arial"/>
+                <w:i/>
+                <w:sz w:val="16"/>
+                <w:szCs w:val="16"/>
+              </w:rPr>
+              <w:t xml:space="preserve">                  </w:t>
+            </w:r>
+            <w:r>
+              <w:rPr>
+                <w:rFonts w:ascii="Arial" w:hAnsi="Arial" w:cs="Arial"/>
+                <w:i/>
+                <w:sz w:val="16"/>
+                <w:szCs w:val="16"/>
+              </w:rPr>
+              <w:t xml:space="preserve"> расшифровка подписи</w:t>
+            </w:r>
+            <w:r>
+              <w:rPr>
+                <w:rFonts w:ascii="Arial" w:hAnsi="Arial" w:cs="Arial"/>
+                <w:i/>
+                <w:sz w:val="16"/>
+                <w:szCs w:val="16"/>
+              </w:rPr>
+            </w:r>
+            <w:r>
+              <w:rPr>
+                <w:rFonts w:ascii="Arial" w:hAnsi="Arial" w:cs="Arial"/>
+                <w:i/>
+                <w:sz w:val="16"/>
+                <w:szCs w:val="16"/>
+              </w:rPr>
+            </w:r>
           </w:p>
           <w:p>
             <w:pPr>
@@ -4404,6 +5721,7 @@
               <w:ind/>
               <w:rPr>
                 <w:rFonts w:ascii="Arial" w:hAnsi="Arial" w:cs="Arial"/>
+                <w:bCs/>
                 <w:i/>
                 <w:sz w:val="16"/>
                 <w:szCs w:val="16"/>
@@ -4415,7 +5733,6 @@
                 <w:sz w:val="16"/>
                 <w:szCs w:val="16"/>
               </w:rPr>
-              <w:t xml:space="preserve">        Запасы получил                </w:t>
             </w:r>
             <w:r>
               <w:rPr>
@@ -4424,34 +5741,8 @@
                 <w:sz w:val="16"/>
                 <w:szCs w:val="16"/>
               </w:rPr>
-              <w:t xml:space="preserve">__</w:t>
-            </w:r>
-            <w:r>
-              <w:rPr>
-                <w:rFonts w:ascii="Arial" w:hAnsi="Arial" w:cs="Arial"/>
-                <w:i/>
-                <w:sz w:val="16"/>
-                <w:szCs w:val="16"/>
-              </w:rPr>
-              <w:t xml:space="preserve">______________________/____________________________________________</w:t>
-            </w:r>
-            <w:r>
-              <w:rPr>
-                <w:rFonts w:ascii="Arial" w:hAnsi="Arial" w:cs="Arial"/>
-                <w:i/>
-                <w:sz w:val="16"/>
-                <w:szCs w:val="16"/>
-              </w:rPr>
-              <w:t xml:space="preserve">______________</w:t>
-            </w:r>
-            <w:r>
-              <w:rPr>
-                <w:rFonts w:ascii="Arial" w:hAnsi="Arial" w:cs="Arial"/>
-                <w:i/>
-                <w:sz w:val="16"/>
-                <w:szCs w:val="16"/>
-              </w:rPr>
-            </w:r>
+            </w:r>
+            <w:r/>
           </w:p>
           <w:p>
             <w:pPr>
@@ -4460,7 +5751,6 @@
               <w:ind/>
               <w:rPr>
                 <w:rFonts w:ascii="Arial" w:hAnsi="Arial" w:cs="Arial"/>
-                <w:i/>
                 <w:sz w:val="16"/>
                 <w:szCs w:val="16"/>
               </w:rPr>
@@ -4468,32 +5758,10 @@
             <w:r>
               <w:rPr>
                 <w:rFonts w:ascii="Arial" w:hAnsi="Arial" w:cs="Arial"/>
-                <w:i/>
-                <w:sz w:val="16"/>
-                <w:szCs w:val="16"/>
-              </w:rPr>
-              <w:t xml:space="preserve">                                                                            подпись                                      расшифровка подписи</w:t>
-            </w:r>
-            <w:r>
-              <w:rPr>
-                <w:rFonts w:ascii="Arial" w:hAnsi="Arial" w:cs="Arial"/>
-                <w:i/>
-                <w:sz w:val="16"/>
-                <w:szCs w:val="16"/>
-              </w:rPr>
-            </w:r>
-          </w:p>
-          <w:p>
-            <w:pPr>
-              <w:pBdr/>
-              <w:spacing w:after="0" w:line="240" w:lineRule="auto"/>
-              <w:ind/>
-              <w:rPr>
-                <w:rFonts w:ascii="Arial" w:hAnsi="Arial" w:cs="Arial"/>
-                <w:sz w:val="16"/>
-                <w:szCs w:val="16"/>
-              </w:rPr>
-            </w:pPr>
+                <w:sz w:val="16"/>
+                <w:szCs w:val="16"/>
+              </w:rPr>
+            </w:r>
             <w:r>
               <w:rPr>
                 <w:rFonts w:ascii="Arial" w:hAnsi="Arial" w:cs="Arial"/>
@@ -4522,6 +5790,12 @@
           <w:szCs w:val="16"/>
         </w:rPr>
       </w:pPr>
+      <w:r>
+        <w:rPr>
+          <w:sz w:val="16"/>
+          <w:szCs w:val="16"/>
+        </w:rPr>
+      </w:r>
       <w:r>
         <w:rPr>
           <w:sz w:val="16"/>
@@ -4557,7 +5831,6 @@
         <w:ind/>
         <w:rPr/>
       </w:pPr>
-      <w:r/>
       <w:r>
         <w:separator/>
       </w:r>
@@ -4572,7 +5845,6 @@
         <w:ind/>
         <w:rPr/>
       </w:pPr>
-      <w:r/>
       <w:r>
         <w:continuationSeparator/>
       </w:r>
@@ -4592,7 +5864,6 @@
         <w:ind/>
         <w:rPr/>
       </w:pPr>
-      <w:r/>
       <w:r>
         <w:separator/>
       </w:r>
@@ -4607,7 +5878,6 @@
         <w:ind/>
         <w:rPr/>
       </w:pPr>
-      <w:r/>
       <w:r>
         <w:continuationSeparator/>
       </w:r>
@@ -4774,9 +6044,9 @@
     <w:lsdException w:name="Bibliography" w:uiPriority="37"/>
     <w:lsdException w:name="TOC Heading" w:uiPriority="39" w:qFormat="1"/>
   </w:latentStyles>
-  <w:style w:type="table" w:styleId="13">
+  <w:style w:type="table" w:styleId="701">
     <w:name w:val="Table Grid Light"/>
-    <w:basedOn w:val="666"/>
+    <w:basedOn w:val="886"/>
     <w:uiPriority w:val="59"/>
     <w:pPr>
       <w:pBdr/>
@@ -4973,9 +6243,9 @@
       </w:tcPr>
     </w:tblStylePr>
   </w:style>
-  <w:style w:type="table" w:styleId="14">
+  <w:style w:type="table" w:styleId="702">
     <w:name w:val="Plain Table 1"/>
-    <w:basedOn w:val="666"/>
+    <w:basedOn w:val="886"/>
     <w:uiPriority w:val="59"/>
     <w:pPr>
       <w:pBdr/>
@@ -5198,9 +6468,9 @@
       </w:tcPr>
     </w:tblStylePr>
   </w:style>
-  <w:style w:type="table" w:styleId="15">
+  <w:style w:type="table" w:styleId="703">
     <w:name w:val="Plain Table 2"/>
-    <w:basedOn w:val="666"/>
+    <w:basedOn w:val="886"/>
     <w:uiPriority w:val="59"/>
     <w:pPr>
       <w:pBdr/>
@@ -5431,9 +6701,9 @@
       </w:tcPr>
     </w:tblStylePr>
   </w:style>
-  <w:style w:type="table" w:styleId="16">
+  <w:style w:type="table" w:styleId="704">
     <w:name w:val="Plain Table 3"/>
-    <w:basedOn w:val="666"/>
+    <w:basedOn w:val="886"/>
     <w:uiPriority w:val="99"/>
     <w:pPr>
       <w:pBdr/>
@@ -5661,9 +6931,9 @@
       </w:tcPr>
     </w:tblStylePr>
   </w:style>
-  <w:style w:type="table" w:styleId="17">
+  <w:style w:type="table" w:styleId="705">
     <w:name w:val="Plain Table 4"/>
-    <w:basedOn w:val="666"/>
+    <w:basedOn w:val="886"/>
     <w:uiPriority w:val="99"/>
     <w:pPr>
       <w:pBdr/>
@@ -5877,9 +7147,9 @@
       </w:tcPr>
     </w:tblStylePr>
   </w:style>
-  <w:style w:type="table" w:styleId="18">
+  <w:style w:type="table" w:styleId="706">
     <w:name w:val="Plain Table 5"/>
-    <w:basedOn w:val="666"/>
+    <w:basedOn w:val="886"/>
     <w:uiPriority w:val="99"/>
     <w:pPr>
       <w:pBdr/>
@@ -6110,9 +7380,9 @@
       </w:tcPr>
     </w:tblStylePr>
   </w:style>
-  <w:style w:type="table" w:styleId="19">
+  <w:style w:type="table" w:styleId="707">
     <w:name w:val="Grid Table 1 Light"/>
-    <w:basedOn w:val="666"/>
+    <w:basedOn w:val="886"/>
     <w:uiPriority w:val="99"/>
     <w:pPr>
       <w:pBdr/>
@@ -6333,9 +7603,9 @@
       </w:tcPr>
     </w:tblStylePr>
   </w:style>
-  <w:style w:type="table" w:styleId="20">
+  <w:style w:type="table" w:styleId="708">
     <w:name w:val="Grid Table 1 Light - Accent 1"/>
-    <w:basedOn w:val="666"/>
+    <w:basedOn w:val="886"/>
     <w:uiPriority w:val="99"/>
     <w:pPr>
       <w:pBdr/>
@@ -6556,9 +7826,9 @@
       </w:tcPr>
     </w:tblStylePr>
   </w:style>
-  <w:style w:type="table" w:styleId="21">
+  <w:style w:type="table" w:styleId="709">
     <w:name w:val="Grid Table 1 Light - Accent 2"/>
-    <w:basedOn w:val="666"/>
+    <w:basedOn w:val="886"/>
     <w:uiPriority w:val="99"/>
     <w:pPr>
       <w:pBdr/>
@@ -6779,9 +8049,9 @@
       </w:tcPr>
     </w:tblStylePr>
   </w:style>
-  <w:style w:type="table" w:styleId="22">
+  <w:style w:type="table" w:styleId="710">
     <w:name w:val="Grid Table 1 Light - Accent 3"/>
-    <w:basedOn w:val="666"/>
+    <w:basedOn w:val="886"/>
     <w:uiPriority w:val="99"/>
     <w:pPr>
       <w:pBdr/>
@@ -7002,9 +8272,9 @@
       </w:tcPr>
     </w:tblStylePr>
   </w:style>
-  <w:style w:type="table" w:styleId="23">
+  <w:style w:type="table" w:styleId="711">
     <w:name w:val="Grid Table 1 Light - Accent 4"/>
-    <w:basedOn w:val="666"/>
+    <w:basedOn w:val="886"/>
     <w:uiPriority w:val="99"/>
     <w:pPr>
       <w:pBdr/>
@@ -7225,9 +8495,9 @@
       </w:tcPr>
     </w:tblStylePr>
   </w:style>
-  <w:style w:type="table" w:styleId="24">
+  <w:style w:type="table" w:styleId="712">
     <w:name w:val="Grid Table 1 Light - Accent 5"/>
-    <w:basedOn w:val="666"/>
+    <w:basedOn w:val="886"/>
     <w:uiPriority w:val="99"/>
     <w:pPr>
       <w:pBdr/>
@@ -7448,9 +8718,9 @@
       </w:tcPr>
     </w:tblStylePr>
   </w:style>
-  <w:style w:type="table" w:styleId="25">
+  <w:style w:type="table" w:styleId="713">
     <w:name w:val="Grid Table 1 Light - Accent 6"/>
-    <w:basedOn w:val="666"/>
+    <w:basedOn w:val="886"/>
     <w:uiPriority w:val="99"/>
     <w:pPr>
       <w:pBdr/>
@@ -7671,9 +8941,9 @@
       </w:tcPr>
     </w:tblStylePr>
   </w:style>
-  <w:style w:type="table" w:styleId="26">
+  <w:style w:type="table" w:styleId="714">
     <w:name w:val="Grid Table 2"/>
-    <w:basedOn w:val="666"/>
+    <w:basedOn w:val="886"/>
     <w:uiPriority w:val="99"/>
     <w:pPr>
       <w:pBdr/>
@@ -7903,9 +9173,9 @@
       </w:tcPr>
     </w:tblStylePr>
   </w:style>
-  <w:style w:type="table" w:styleId="27">
+  <w:style w:type="table" w:styleId="715">
     <w:name w:val="Grid Table 2 - Accent 1"/>
-    <w:basedOn w:val="666"/>
+    <w:basedOn w:val="886"/>
     <w:uiPriority w:val="99"/>
     <w:pPr>
       <w:pBdr/>
@@ -8135,9 +9405,9 @@
       </w:tcPr>
     </w:tblStylePr>
   </w:style>
-  <w:style w:type="table" w:styleId="28">
+  <w:style w:type="table" w:styleId="716">
     <w:name w:val="Grid Table 2 - Accent 2"/>
-    <w:basedOn w:val="666"/>
+    <w:basedOn w:val="886"/>
     <w:uiPriority w:val="99"/>
     <w:pPr>
       <w:pBdr/>
@@ -8367,9 +9637,9 @@
       </w:tcPr>
     </w:tblStylePr>
   </w:style>
-  <w:style w:type="table" w:styleId="29">
+  <w:style w:type="table" w:styleId="717">
     <w:name w:val="Grid Table 2 - Accent 3"/>
-    <w:basedOn w:val="666"/>
+    <w:basedOn w:val="886"/>
     <w:uiPriority w:val="99"/>
     <w:pPr>
       <w:pBdr/>
@@ -8599,9 +9869,9 @@
       </w:tcPr>
     </w:tblStylePr>
   </w:style>
-  <w:style w:type="table" w:styleId="30">
+  <w:style w:type="table" w:styleId="718">
     <w:name w:val="Grid Table 2 - Accent 4"/>
-    <w:basedOn w:val="666"/>
+    <w:basedOn w:val="886"/>
     <w:uiPriority w:val="99"/>
     <w:pPr>
       <w:pBdr/>
@@ -8831,9 +10101,9 @@
       </w:tcPr>
     </w:tblStylePr>
   </w:style>
-  <w:style w:type="table" w:styleId="31">
+  <w:style w:type="table" w:styleId="719">
     <w:name w:val="Grid Table 2 - Accent 5"/>
-    <w:basedOn w:val="666"/>
+    <w:basedOn w:val="886"/>
     <w:uiPriority w:val="99"/>
     <w:pPr>
       <w:pBdr/>
@@ -9063,9 +10333,9 @@
       </w:tcPr>
     </w:tblStylePr>
   </w:style>
-  <w:style w:type="table" w:styleId="32">
+  <w:style w:type="table" w:styleId="720">
     <w:name w:val="Grid Table 2 - Accent 6"/>
-    <w:basedOn w:val="666"/>
+    <w:basedOn w:val="886"/>
     <w:uiPriority w:val="99"/>
     <w:pPr>
       <w:pBdr/>
@@ -9295,9 +10565,9 @@
       </w:tcPr>
     </w:tblStylePr>
   </w:style>
-  <w:style w:type="table" w:styleId="33">
+  <w:style w:type="table" w:styleId="721">
     <w:name w:val="Grid Table 3"/>
-    <w:basedOn w:val="666"/>
+    <w:basedOn w:val="886"/>
     <w:uiPriority w:val="99"/>
     <w:pPr>
       <w:pBdr/>
@@ -9396,29 +10666,6 @@
         <w:tblBorders/>
       </w:tblPr>
       <w:tcPr>
-        <w:shd w:color="ffffff"/>
-        <w:tcBorders>
-          <w:top w:val="none" w:color="000000" w:sz="4" w:space="0"/>
-          <w:left w:val="none" w:color="000000" w:sz="4" w:space="0"/>
-          <w:bottom w:val="none" w:color="000000" w:sz="4" w:space="0"/>
-          <w:right w:val="none" w:color="000000" w:sz="4" w:space="0"/>
-        </w:tcBorders>
-      </w:tcPr>
-    </w:tblStylePr>
-    <w:tblStylePr w:type="firstRow">
-      <w:rPr>
-        <w:b/>
-        <w:color w:val="404040"/>
-      </w:rPr>
-      <w:pPr>
-        <w:pBdr/>
-        <w:spacing/>
-        <w:ind/>
-      </w:pPr>
-      <w:tblPr>
-        <w:tblBorders/>
-      </w:tblPr>
-      <w:tcPr>
         <w:shd w:val="clear" w:color="ffffff"/>
         <w:tcBorders>
           <w:top w:val="none" w:color="000000" w:sz="4" w:space="0"/>
@@ -9428,30 +10675,7 @@
         </w:tcBorders>
       </w:tcPr>
     </w:tblStylePr>
-    <w:tblStylePr w:type="lastCol">
-      <w:rPr>
-        <w:i/>
-        <w:color w:val="404040"/>
-      </w:rPr>
-      <w:pPr>
-        <w:pBdr/>
-        <w:spacing/>
-        <w:ind/>
-      </w:pPr>
-      <w:tblPr>
-        <w:tblBorders/>
-      </w:tblPr>
-      <w:tcPr>
-        <w:shd w:color="ffffff"/>
-        <w:tcBorders>
-          <w:top w:val="none" w:color="000000" w:sz="4" w:space="0"/>
-          <w:left w:val="none" w:color="000000" w:sz="4" w:space="0"/>
-          <w:bottom w:val="none" w:color="000000" w:sz="4" w:space="0"/>
-          <w:right w:val="none" w:color="000000" w:sz="4" w:space="0"/>
-        </w:tcBorders>
-      </w:tcPr>
-    </w:tblStylePr>
-    <w:tblStylePr w:type="lastRow">
+    <w:tblStylePr w:type="firstRow">
       <w:rPr>
         <w:b/>
         <w:color w:val="404040"/>
@@ -9474,6 +10698,52 @@
         </w:tcBorders>
       </w:tcPr>
     </w:tblStylePr>
+    <w:tblStylePr w:type="lastCol">
+      <w:rPr>
+        <w:i/>
+        <w:color w:val="404040"/>
+      </w:rPr>
+      <w:pPr>
+        <w:pBdr/>
+        <w:spacing/>
+        <w:ind/>
+      </w:pPr>
+      <w:tblPr>
+        <w:tblBorders/>
+      </w:tblPr>
+      <w:tcPr>
+        <w:shd w:val="clear" w:color="ffffff"/>
+        <w:tcBorders>
+          <w:top w:val="none" w:color="000000" w:sz="4" w:space="0"/>
+          <w:left w:val="none" w:color="000000" w:sz="4" w:space="0"/>
+          <w:bottom w:val="none" w:color="000000" w:sz="4" w:space="0"/>
+          <w:right w:val="none" w:color="000000" w:sz="4" w:space="0"/>
+        </w:tcBorders>
+      </w:tcPr>
+    </w:tblStylePr>
+    <w:tblStylePr w:type="lastRow">
+      <w:rPr>
+        <w:b/>
+        <w:color w:val="404040"/>
+      </w:rPr>
+      <w:pPr>
+        <w:pBdr/>
+        <w:spacing/>
+        <w:ind/>
+      </w:pPr>
+      <w:tblPr>
+        <w:tblBorders/>
+      </w:tblPr>
+      <w:tcPr>
+        <w:shd w:val="clear" w:color="ffffff"/>
+        <w:tcBorders>
+          <w:top w:val="none" w:color="000000" w:sz="4" w:space="0"/>
+          <w:left w:val="none" w:color="000000" w:sz="4" w:space="0"/>
+          <w:bottom w:val="none" w:color="000000" w:sz="4" w:space="0"/>
+          <w:right w:val="none" w:color="000000" w:sz="4" w:space="0"/>
+        </w:tcBorders>
+      </w:tcPr>
+    </w:tblStylePr>
     <w:tblStylePr w:type="nwCell">
       <w:pPr>
         <w:pBdr/>
@@ -9540,9 +10810,9 @@
       </w:tcPr>
     </w:tblStylePr>
   </w:style>
-  <w:style w:type="table" w:styleId="34">
+  <w:style w:type="table" w:styleId="722">
     <w:name w:val="Grid Table 3 - Accent 1"/>
-    <w:basedOn w:val="666"/>
+    <w:basedOn w:val="886"/>
     <w:uiPriority w:val="99"/>
     <w:pPr>
       <w:pBdr/>
@@ -9641,29 +10911,6 @@
         <w:tblBorders/>
       </w:tblPr>
       <w:tcPr>
-        <w:shd w:color="ffffff"/>
-        <w:tcBorders>
-          <w:top w:val="none" w:color="000000" w:sz="4" w:space="0"/>
-          <w:left w:val="none" w:color="000000" w:sz="4" w:space="0"/>
-          <w:bottom w:val="none" w:color="000000" w:sz="4" w:space="0"/>
-          <w:right w:val="none" w:color="000000" w:sz="4" w:space="0"/>
-        </w:tcBorders>
-      </w:tcPr>
-    </w:tblStylePr>
-    <w:tblStylePr w:type="firstRow">
-      <w:rPr>
-        <w:b/>
-        <w:color w:val="404040"/>
-      </w:rPr>
-      <w:pPr>
-        <w:pBdr/>
-        <w:spacing/>
-        <w:ind/>
-      </w:pPr>
-      <w:tblPr>
-        <w:tblBorders/>
-      </w:tblPr>
-      <w:tcPr>
         <w:shd w:val="clear" w:color="ffffff"/>
         <w:tcBorders>
           <w:top w:val="none" w:color="000000" w:sz="4" w:space="0"/>
@@ -9673,30 +10920,7 @@
         </w:tcBorders>
       </w:tcPr>
     </w:tblStylePr>
-    <w:tblStylePr w:type="lastCol">
-      <w:rPr>
-        <w:i/>
-        <w:color w:val="404040"/>
-      </w:rPr>
-      <w:pPr>
-        <w:pBdr/>
-        <w:spacing/>
-        <w:ind/>
-      </w:pPr>
-      <w:tblPr>
-        <w:tblBorders/>
-      </w:tblPr>
-      <w:tcPr>
-        <w:shd w:color="ffffff"/>
-        <w:tcBorders>
-          <w:top w:val="none" w:color="000000" w:sz="4" w:space="0"/>
-          <w:left w:val="none" w:color="000000" w:sz="4" w:space="0"/>
-          <w:bottom w:val="none" w:color="000000" w:sz="4" w:space="0"/>
-          <w:right w:val="none" w:color="000000" w:sz="4" w:space="0"/>
-        </w:tcBorders>
-      </w:tcPr>
-    </w:tblStylePr>
-    <w:tblStylePr w:type="lastRow">
+    <w:tblStylePr w:type="firstRow">
       <w:rPr>
         <w:b/>
         <w:color w:val="404040"/>
@@ -9719,6 +10943,52 @@
         </w:tcBorders>
       </w:tcPr>
     </w:tblStylePr>
+    <w:tblStylePr w:type="lastCol">
+      <w:rPr>
+        <w:i/>
+        <w:color w:val="404040"/>
+      </w:rPr>
+      <w:pPr>
+        <w:pBdr/>
+        <w:spacing/>
+        <w:ind/>
+      </w:pPr>
+      <w:tblPr>
+        <w:tblBorders/>
+      </w:tblPr>
+      <w:tcPr>
+        <w:shd w:val="clear" w:color="ffffff"/>
+        <w:tcBorders>
+          <w:top w:val="none" w:color="000000" w:sz="4" w:space="0"/>
+          <w:left w:val="none" w:color="000000" w:sz="4" w:space="0"/>
+          <w:bottom w:val="none" w:color="000000" w:sz="4" w:space="0"/>
+          <w:right w:val="none" w:color="000000" w:sz="4" w:space="0"/>
+        </w:tcBorders>
+      </w:tcPr>
+    </w:tblStylePr>
+    <w:tblStylePr w:type="lastRow">
+      <w:rPr>
+        <w:b/>
+        <w:color w:val="404040"/>
+      </w:rPr>
+      <w:pPr>
+        <w:pBdr/>
+        <w:spacing/>
+        <w:ind/>
+      </w:pPr>
+      <w:tblPr>
+        <w:tblBorders/>
+      </w:tblPr>
+      <w:tcPr>
+        <w:shd w:val="clear" w:color="ffffff"/>
+        <w:tcBorders>
+          <w:top w:val="none" w:color="000000" w:sz="4" w:space="0"/>
+          <w:left w:val="none" w:color="000000" w:sz="4" w:space="0"/>
+          <w:bottom w:val="none" w:color="000000" w:sz="4" w:space="0"/>
+          <w:right w:val="none" w:color="000000" w:sz="4" w:space="0"/>
+        </w:tcBorders>
+      </w:tcPr>
+    </w:tblStylePr>
     <w:tblStylePr w:type="nwCell">
       <w:pPr>
         <w:pBdr/>
@@ -9785,9 +11055,9 @@
       </w:tcPr>
     </w:tblStylePr>
   </w:style>
-  <w:style w:type="table" w:styleId="35">
+  <w:style w:type="table" w:styleId="723">
     <w:name w:val="Grid Table 3 - Accent 2"/>
-    <w:basedOn w:val="666"/>
+    <w:basedOn w:val="886"/>
     <w:uiPriority w:val="99"/>
     <w:pPr>
       <w:pBdr/>
@@ -9886,29 +11156,6 @@
         <w:tblBorders/>
       </w:tblPr>
       <w:tcPr>
-        <w:shd w:color="ffffff"/>
-        <w:tcBorders>
-          <w:top w:val="none" w:color="000000" w:sz="4" w:space="0"/>
-          <w:left w:val="none" w:color="000000" w:sz="4" w:space="0"/>
-          <w:bottom w:val="none" w:color="000000" w:sz="4" w:space="0"/>
-          <w:right w:val="none" w:color="000000" w:sz="4" w:space="0"/>
-        </w:tcBorders>
-      </w:tcPr>
-    </w:tblStylePr>
-    <w:tblStylePr w:type="firstRow">
-      <w:rPr>
-        <w:b/>
-        <w:color w:val="404040"/>
-      </w:rPr>
-      <w:pPr>
-        <w:pBdr/>
-        <w:spacing/>
-        <w:ind/>
-      </w:pPr>
-      <w:tblPr>
-        <w:tblBorders/>
-      </w:tblPr>
-      <w:tcPr>
         <w:shd w:val="clear" w:color="ffffff"/>
         <w:tcBorders>
           <w:top w:val="none" w:color="000000" w:sz="4" w:space="0"/>
@@ -9918,30 +11165,7 @@
         </w:tcBorders>
       </w:tcPr>
     </w:tblStylePr>
-    <w:tblStylePr w:type="lastCol">
-      <w:rPr>
-        <w:i/>
-        <w:color w:val="404040"/>
-      </w:rPr>
-      <w:pPr>
-        <w:pBdr/>
-        <w:spacing/>
-        <w:ind/>
-      </w:pPr>
-      <w:tblPr>
-        <w:tblBorders/>
-      </w:tblPr>
-      <w:tcPr>
-        <w:shd w:color="ffffff"/>
-        <w:tcBorders>
-          <w:top w:val="none" w:color="000000" w:sz="4" w:space="0"/>
-          <w:left w:val="none" w:color="000000" w:sz="4" w:space="0"/>
-          <w:bottom w:val="none" w:color="000000" w:sz="4" w:space="0"/>
-          <w:right w:val="none" w:color="000000" w:sz="4" w:space="0"/>
-        </w:tcBorders>
-      </w:tcPr>
-    </w:tblStylePr>
-    <w:tblStylePr w:type="lastRow">
+    <w:tblStylePr w:type="firstRow">
       <w:rPr>
         <w:b/>
         <w:color w:val="404040"/>
@@ -9964,6 +11188,52 @@
         </w:tcBorders>
       </w:tcPr>
     </w:tblStylePr>
+    <w:tblStylePr w:type="lastCol">
+      <w:rPr>
+        <w:i/>
+        <w:color w:val="404040"/>
+      </w:rPr>
+      <w:pPr>
+        <w:pBdr/>
+        <w:spacing/>
+        <w:ind/>
+      </w:pPr>
+      <w:tblPr>
+        <w:tblBorders/>
+      </w:tblPr>
+      <w:tcPr>
+        <w:shd w:val="clear" w:color="ffffff"/>
+        <w:tcBorders>
+          <w:top w:val="none" w:color="000000" w:sz="4" w:space="0"/>
+          <w:left w:val="none" w:color="000000" w:sz="4" w:space="0"/>
+          <w:bottom w:val="none" w:color="000000" w:sz="4" w:space="0"/>
+          <w:right w:val="none" w:color="000000" w:sz="4" w:space="0"/>
+        </w:tcBorders>
+      </w:tcPr>
+    </w:tblStylePr>
+    <w:tblStylePr w:type="lastRow">
+      <w:rPr>
+        <w:b/>
+        <w:color w:val="404040"/>
+      </w:rPr>
+      <w:pPr>
+        <w:pBdr/>
+        <w:spacing/>
+        <w:ind/>
+      </w:pPr>
+      <w:tblPr>
+        <w:tblBorders/>
+      </w:tblPr>
+      <w:tcPr>
+        <w:shd w:val="clear" w:color="ffffff"/>
+        <w:tcBorders>
+          <w:top w:val="none" w:color="000000" w:sz="4" w:space="0"/>
+          <w:left w:val="none" w:color="000000" w:sz="4" w:space="0"/>
+          <w:bottom w:val="none" w:color="000000" w:sz="4" w:space="0"/>
+          <w:right w:val="none" w:color="000000" w:sz="4" w:space="0"/>
+        </w:tcBorders>
+      </w:tcPr>
+    </w:tblStylePr>
     <w:tblStylePr w:type="nwCell">
       <w:pPr>
         <w:pBdr/>
@@ -10030,9 +11300,9 @@
       </w:tcPr>
     </w:tblStylePr>
   </w:style>
-  <w:style w:type="table" w:styleId="36">
+  <w:style w:type="table" w:styleId="724">
     <w:name w:val="Grid Table 3 - Accent 3"/>
-    <w:basedOn w:val="666"/>
+    <w:basedOn w:val="886"/>
     <w:uiPriority w:val="99"/>
     <w:pPr>
       <w:pBdr/>
@@ -10131,29 +11401,6 @@
         <w:tblBorders/>
       </w:tblPr>
       <w:tcPr>
-        <w:shd w:color="ffffff"/>
-        <w:tcBorders>
-          <w:top w:val="none" w:color="000000" w:sz="4" w:space="0"/>
-          <w:left w:val="none" w:color="000000" w:sz="4" w:space="0"/>
-          <w:bottom w:val="none" w:color="000000" w:sz="4" w:space="0"/>
-          <w:right w:val="none" w:color="000000" w:sz="4" w:space="0"/>
-        </w:tcBorders>
-      </w:tcPr>
-    </w:tblStylePr>
-    <w:tblStylePr w:type="firstRow">
-      <w:rPr>
-        <w:b/>
-        <w:color w:val="404040"/>
-      </w:rPr>
-      <w:pPr>
-        <w:pBdr/>
-        <w:spacing/>
-        <w:ind/>
-      </w:pPr>
-      <w:tblPr>
-        <w:tblBorders/>
-      </w:tblPr>
-      <w:tcPr>
         <w:shd w:val="clear" w:color="ffffff"/>
         <w:tcBorders>
           <w:top w:val="none" w:color="000000" w:sz="4" w:space="0"/>
@@ -10163,30 +11410,7 @@
         </w:tcBorders>
       </w:tcPr>
     </w:tblStylePr>
-    <w:tblStylePr w:type="lastCol">
-      <w:rPr>
-        <w:i/>
-        <w:color w:val="404040"/>
-      </w:rPr>
-      <w:pPr>
-        <w:pBdr/>
-        <w:spacing/>
-        <w:ind/>
-      </w:pPr>
-      <w:tblPr>
-        <w:tblBorders/>
-      </w:tblPr>
-      <w:tcPr>
-        <w:shd w:color="ffffff"/>
-        <w:tcBorders>
-          <w:top w:val="none" w:color="000000" w:sz="4" w:space="0"/>
-          <w:left w:val="none" w:color="000000" w:sz="4" w:space="0"/>
-          <w:bottom w:val="none" w:color="000000" w:sz="4" w:space="0"/>
-          <w:right w:val="none" w:color="000000" w:sz="4" w:space="0"/>
-        </w:tcBorders>
-      </w:tcPr>
-    </w:tblStylePr>
-    <w:tblStylePr w:type="lastRow">
+    <w:tblStylePr w:type="firstRow">
       <w:rPr>
         <w:b/>
         <w:color w:val="404040"/>
@@ -10209,6 +11433,52 @@
         </w:tcBorders>
       </w:tcPr>
     </w:tblStylePr>
+    <w:tblStylePr w:type="lastCol">
+      <w:rPr>
+        <w:i/>
+        <w:color w:val="404040"/>
+      </w:rPr>
+      <w:pPr>
+        <w:pBdr/>
+        <w:spacing/>
+        <w:ind/>
+      </w:pPr>
+      <w:tblPr>
+        <w:tblBorders/>
+      </w:tblPr>
+      <w:tcPr>
+        <w:shd w:val="clear" w:color="ffffff"/>
+        <w:tcBorders>
+          <w:top w:val="none" w:color="000000" w:sz="4" w:space="0"/>
+          <w:left w:val="none" w:color="000000" w:sz="4" w:space="0"/>
+          <w:bottom w:val="none" w:color="000000" w:sz="4" w:space="0"/>
+          <w:right w:val="none" w:color="000000" w:sz="4" w:space="0"/>
+        </w:tcBorders>
+      </w:tcPr>
+    </w:tblStylePr>
+    <w:tblStylePr w:type="lastRow">
+      <w:rPr>
+        <w:b/>
+        <w:color w:val="404040"/>
+      </w:rPr>
+      <w:pPr>
+        <w:pBdr/>
+        <w:spacing/>
+        <w:ind/>
+      </w:pPr>
+      <w:tblPr>
+        <w:tblBorders/>
+      </w:tblPr>
+      <w:tcPr>
+        <w:shd w:val="clear" w:color="ffffff"/>
+        <w:tcBorders>
+          <w:top w:val="none" w:color="000000" w:sz="4" w:space="0"/>
+          <w:left w:val="none" w:color="000000" w:sz="4" w:space="0"/>
+          <w:bottom w:val="none" w:color="000000" w:sz="4" w:space="0"/>
+          <w:right w:val="none" w:color="000000" w:sz="4" w:space="0"/>
+        </w:tcBorders>
+      </w:tcPr>
+    </w:tblStylePr>
     <w:tblStylePr w:type="nwCell">
       <w:pPr>
         <w:pBdr/>
@@ -10275,9 +11545,9 @@
       </w:tcPr>
     </w:tblStylePr>
   </w:style>
-  <w:style w:type="table" w:styleId="37">
+  <w:style w:type="table" w:styleId="725">
     <w:name w:val="Grid Table 3 - Accent 4"/>
-    <w:basedOn w:val="666"/>
+    <w:basedOn w:val="886"/>
     <w:uiPriority w:val="99"/>
     <w:pPr>
       <w:pBdr/>
@@ -10376,29 +11646,6 @@
         <w:tblBorders/>
       </w:tblPr>
       <w:tcPr>
-        <w:shd w:color="ffffff"/>
-        <w:tcBorders>
-          <w:top w:val="none" w:color="000000" w:sz="4" w:space="0"/>
-          <w:left w:val="none" w:color="000000" w:sz="4" w:space="0"/>
-          <w:bottom w:val="none" w:color="000000" w:sz="4" w:space="0"/>
-          <w:right w:val="none" w:color="000000" w:sz="4" w:space="0"/>
-        </w:tcBorders>
-      </w:tcPr>
-    </w:tblStylePr>
-    <w:tblStylePr w:type="firstRow">
-      <w:rPr>
-        <w:b/>
-        <w:color w:val="404040"/>
-      </w:rPr>
-      <w:pPr>
-        <w:pBdr/>
-        <w:spacing/>
-        <w:ind/>
-      </w:pPr>
-      <w:tblPr>
-        <w:tblBorders/>
-      </w:tblPr>
-      <w:tcPr>
         <w:shd w:val="clear" w:color="ffffff"/>
         <w:tcBorders>
           <w:top w:val="none" w:color="000000" w:sz="4" w:space="0"/>
@@ -10408,30 +11655,7 @@
         </w:tcBorders>
       </w:tcPr>
     </w:tblStylePr>
-    <w:tblStylePr w:type="lastCol">
-      <w:rPr>
-        <w:i/>
-        <w:color w:val="404040"/>
-      </w:rPr>
-      <w:pPr>
-        <w:pBdr/>
-        <w:spacing/>
-        <w:ind/>
-      </w:pPr>
-      <w:tblPr>
-        <w:tblBorders/>
-      </w:tblPr>
-      <w:tcPr>
-        <w:shd w:color="ffffff"/>
-        <w:tcBorders>
-          <w:top w:val="none" w:color="000000" w:sz="4" w:space="0"/>
-          <w:left w:val="none" w:color="000000" w:sz="4" w:space="0"/>
-          <w:bottom w:val="none" w:color="000000" w:sz="4" w:space="0"/>
-          <w:right w:val="none" w:color="000000" w:sz="4" w:space="0"/>
-        </w:tcBorders>
-      </w:tcPr>
-    </w:tblStylePr>
-    <w:tblStylePr w:type="lastRow">
+    <w:tblStylePr w:type="firstRow">
       <w:rPr>
         <w:b/>
         <w:color w:val="404040"/>
@@ -10454,6 +11678,52 @@
         </w:tcBorders>
       </w:tcPr>
     </w:tblStylePr>
+    <w:tblStylePr w:type="lastCol">
+      <w:rPr>
+        <w:i/>
+        <w:color w:val="404040"/>
+      </w:rPr>
+      <w:pPr>
+        <w:pBdr/>
+        <w:spacing/>
+        <w:ind/>
+      </w:pPr>
+      <w:tblPr>
+        <w:tblBorders/>
+      </w:tblPr>
+      <w:tcPr>
+        <w:shd w:val="clear" w:color="ffffff"/>
+        <w:tcBorders>
+          <w:top w:val="none" w:color="000000" w:sz="4" w:space="0"/>
+          <w:left w:val="none" w:color="000000" w:sz="4" w:space="0"/>
+          <w:bottom w:val="none" w:color="000000" w:sz="4" w:space="0"/>
+          <w:right w:val="none" w:color="000000" w:sz="4" w:space="0"/>
+        </w:tcBorders>
+      </w:tcPr>
+    </w:tblStylePr>
+    <w:tblStylePr w:type="lastRow">
+      <w:rPr>
+        <w:b/>
+        <w:color w:val="404040"/>
+      </w:rPr>
+      <w:pPr>
+        <w:pBdr/>
+        <w:spacing/>
+        <w:ind/>
+      </w:pPr>
+      <w:tblPr>
+        <w:tblBorders/>
+      </w:tblPr>
+      <w:tcPr>
+        <w:shd w:val="clear" w:color="ffffff"/>
+        <w:tcBorders>
+          <w:top w:val="none" w:color="000000" w:sz="4" w:space="0"/>
+          <w:left w:val="none" w:color="000000" w:sz="4" w:space="0"/>
+          <w:bottom w:val="none" w:color="000000" w:sz="4" w:space="0"/>
+          <w:right w:val="none" w:color="000000" w:sz="4" w:space="0"/>
+        </w:tcBorders>
+      </w:tcPr>
+    </w:tblStylePr>
     <w:tblStylePr w:type="nwCell">
       <w:pPr>
         <w:pBdr/>
@@ -10520,9 +11790,9 @@
       </w:tcPr>
     </w:tblStylePr>
   </w:style>
-  <w:style w:type="table" w:styleId="38">
+  <w:style w:type="table" w:styleId="726">
     <w:name w:val="Grid Table 3 - Accent 5"/>
-    <w:basedOn w:val="666"/>
+    <w:basedOn w:val="886"/>
     <w:uiPriority w:val="99"/>
     <w:pPr>
       <w:pBdr/>
@@ -10621,29 +11891,6 @@
         <w:tblBorders/>
       </w:tblPr>
       <w:tcPr>
-        <w:shd w:color="ffffff"/>
-        <w:tcBorders>
-          <w:top w:val="none" w:color="000000" w:sz="4" w:space="0"/>
-          <w:left w:val="none" w:color="000000" w:sz="4" w:space="0"/>
-          <w:bottom w:val="none" w:color="000000" w:sz="4" w:space="0"/>
-          <w:right w:val="none" w:color="000000" w:sz="4" w:space="0"/>
-        </w:tcBorders>
-      </w:tcPr>
-    </w:tblStylePr>
-    <w:tblStylePr w:type="firstRow">
-      <w:rPr>
-        <w:b/>
-        <w:color w:val="404040"/>
-      </w:rPr>
-      <w:pPr>
-        <w:pBdr/>
-        <w:spacing/>
-        <w:ind/>
-      </w:pPr>
-      <w:tblPr>
-        <w:tblBorders/>
-      </w:tblPr>
-      <w:tcPr>
         <w:shd w:val="clear" w:color="ffffff"/>
         <w:tcBorders>
           <w:top w:val="none" w:color="000000" w:sz="4" w:space="0"/>
@@ -10653,30 +11900,7 @@
         </w:tcBorders>
       </w:tcPr>
     </w:tblStylePr>
-    <w:tblStylePr w:type="lastCol">
-      <w:rPr>
-        <w:i/>
-        <w:color w:val="404040"/>
-      </w:rPr>
-      <w:pPr>
-        <w:pBdr/>
-        <w:spacing/>
-        <w:ind/>
-      </w:pPr>
-      <w:tblPr>
-        <w:tblBorders/>
-      </w:tblPr>
-      <w:tcPr>
-        <w:shd w:color="ffffff"/>
-        <w:tcBorders>
-          <w:top w:val="none" w:color="000000" w:sz="4" w:space="0"/>
-          <w:left w:val="none" w:color="000000" w:sz="4" w:space="0"/>
-          <w:bottom w:val="none" w:color="000000" w:sz="4" w:space="0"/>
-          <w:right w:val="none" w:color="000000" w:sz="4" w:space="0"/>
-        </w:tcBorders>
-      </w:tcPr>
-    </w:tblStylePr>
-    <w:tblStylePr w:type="lastRow">
+    <w:tblStylePr w:type="firstRow">
       <w:rPr>
         <w:b/>
         <w:color w:val="404040"/>
@@ -10699,6 +11923,52 @@
         </w:tcBorders>
       </w:tcPr>
     </w:tblStylePr>
+    <w:tblStylePr w:type="lastCol">
+      <w:rPr>
+        <w:i/>
+        <w:color w:val="404040"/>
+      </w:rPr>
+      <w:pPr>
+        <w:pBdr/>
+        <w:spacing/>
+        <w:ind/>
+      </w:pPr>
+      <w:tblPr>
+        <w:tblBorders/>
+      </w:tblPr>
+      <w:tcPr>
+        <w:shd w:val="clear" w:color="ffffff"/>
+        <w:tcBorders>
+          <w:top w:val="none" w:color="000000" w:sz="4" w:space="0"/>
+          <w:left w:val="none" w:color="000000" w:sz="4" w:space="0"/>
+          <w:bottom w:val="none" w:color="000000" w:sz="4" w:space="0"/>
+          <w:right w:val="none" w:color="000000" w:sz="4" w:space="0"/>
+        </w:tcBorders>
+      </w:tcPr>
+    </w:tblStylePr>
+    <w:tblStylePr w:type="lastRow">
+      <w:rPr>
+        <w:b/>
+        <w:color w:val="404040"/>
+      </w:rPr>
+      <w:pPr>
+        <w:pBdr/>
+        <w:spacing/>
+        <w:ind/>
+      </w:pPr>
+      <w:tblPr>
+        <w:tblBorders/>
+      </w:tblPr>
+      <w:tcPr>
+        <w:shd w:val="clear" w:color="ffffff"/>
+        <w:tcBorders>
+          <w:top w:val="none" w:color="000000" w:sz="4" w:space="0"/>
+          <w:left w:val="none" w:color="000000" w:sz="4" w:space="0"/>
+          <w:bottom w:val="none" w:color="000000" w:sz="4" w:space="0"/>
+          <w:right w:val="none" w:color="000000" w:sz="4" w:space="0"/>
+        </w:tcBorders>
+      </w:tcPr>
+    </w:tblStylePr>
     <w:tblStylePr w:type="nwCell">
       <w:pPr>
         <w:pBdr/>
@@ -10765,9 +12035,9 @@
       </w:tcPr>
     </w:tblStylePr>
   </w:style>
-  <w:style w:type="table" w:styleId="39">
+  <w:style w:type="table" w:styleId="727">
     <w:name w:val="Grid Table 3 - Accent 6"/>
-    <w:basedOn w:val="666"/>
+    <w:basedOn w:val="886"/>
     <w:uiPriority w:val="99"/>
     <w:pPr>
       <w:pBdr/>
@@ -10866,29 +12136,6 @@
         <w:tblBorders/>
       </w:tblPr>
       <w:tcPr>
-        <w:shd w:color="ffffff"/>
-        <w:tcBorders>
-          <w:top w:val="none" w:color="000000" w:sz="4" w:space="0"/>
-          <w:left w:val="none" w:color="000000" w:sz="4" w:space="0"/>
-          <w:bottom w:val="none" w:color="000000" w:sz="4" w:space="0"/>
-          <w:right w:val="none" w:color="000000" w:sz="4" w:space="0"/>
-        </w:tcBorders>
-      </w:tcPr>
-    </w:tblStylePr>
-    <w:tblStylePr w:type="firstRow">
-      <w:rPr>
-        <w:b/>
-        <w:color w:val="404040"/>
-      </w:rPr>
-      <w:pPr>
-        <w:pBdr/>
-        <w:spacing/>
-        <w:ind/>
-      </w:pPr>
-      <w:tblPr>
-        <w:tblBorders/>
-      </w:tblPr>
-      <w:tcPr>
         <w:shd w:val="clear" w:color="ffffff"/>
         <w:tcBorders>
           <w:top w:val="none" w:color="000000" w:sz="4" w:space="0"/>
@@ -10898,30 +12145,7 @@
         </w:tcBorders>
       </w:tcPr>
     </w:tblStylePr>
-    <w:tblStylePr w:type="lastCol">
-      <w:rPr>
-        <w:i/>
-        <w:color w:val="404040"/>
-      </w:rPr>
-      <w:pPr>
-        <w:pBdr/>
-        <w:spacing/>
-        <w:ind/>
-      </w:pPr>
-      <w:tblPr>
-        <w:tblBorders/>
-      </w:tblPr>
-      <w:tcPr>
-        <w:shd w:color="ffffff"/>
-        <w:tcBorders>
-          <w:top w:val="none" w:color="000000" w:sz="4" w:space="0"/>
-          <w:left w:val="none" w:color="000000" w:sz="4" w:space="0"/>
-          <w:bottom w:val="none" w:color="000000" w:sz="4" w:space="0"/>
-          <w:right w:val="none" w:color="000000" w:sz="4" w:space="0"/>
-        </w:tcBorders>
-      </w:tcPr>
-    </w:tblStylePr>
-    <w:tblStylePr w:type="lastRow">
+    <w:tblStylePr w:type="firstRow">
       <w:rPr>
         <w:b/>
         <w:color w:val="404040"/>
@@ -10944,6 +12168,52 @@
         </w:tcBorders>
       </w:tcPr>
     </w:tblStylePr>
+    <w:tblStylePr w:type="lastCol">
+      <w:rPr>
+        <w:i/>
+        <w:color w:val="404040"/>
+      </w:rPr>
+      <w:pPr>
+        <w:pBdr/>
+        <w:spacing/>
+        <w:ind/>
+      </w:pPr>
+      <w:tblPr>
+        <w:tblBorders/>
+      </w:tblPr>
+      <w:tcPr>
+        <w:shd w:val="clear" w:color="ffffff"/>
+        <w:tcBorders>
+          <w:top w:val="none" w:color="000000" w:sz="4" w:space="0"/>
+          <w:left w:val="none" w:color="000000" w:sz="4" w:space="0"/>
+          <w:bottom w:val="none" w:color="000000" w:sz="4" w:space="0"/>
+          <w:right w:val="none" w:color="000000" w:sz="4" w:space="0"/>
+        </w:tcBorders>
+      </w:tcPr>
+    </w:tblStylePr>
+    <w:tblStylePr w:type="lastRow">
+      <w:rPr>
+        <w:b/>
+        <w:color w:val="404040"/>
+      </w:rPr>
+      <w:pPr>
+        <w:pBdr/>
+        <w:spacing/>
+        <w:ind/>
+      </w:pPr>
+      <w:tblPr>
+        <w:tblBorders/>
+      </w:tblPr>
+      <w:tcPr>
+        <w:shd w:val="clear" w:color="ffffff"/>
+        <w:tcBorders>
+          <w:top w:val="none" w:color="000000" w:sz="4" w:space="0"/>
+          <w:left w:val="none" w:color="000000" w:sz="4" w:space="0"/>
+          <w:bottom w:val="none" w:color="000000" w:sz="4" w:space="0"/>
+          <w:right w:val="none" w:color="000000" w:sz="4" w:space="0"/>
+        </w:tcBorders>
+      </w:tcPr>
+    </w:tblStylePr>
     <w:tblStylePr w:type="nwCell">
       <w:pPr>
         <w:pBdr/>
@@ -11010,9 +12280,9 @@
       </w:tcPr>
     </w:tblStylePr>
   </w:style>
-  <w:style w:type="table" w:styleId="40">
+  <w:style w:type="table" w:styleId="728">
     <w:name w:val="Grid Table 4"/>
-    <w:basedOn w:val="666"/>
+    <w:basedOn w:val="886"/>
     <w:uiPriority w:val="59"/>
     <w:pPr>
       <w:pBdr/>
@@ -11243,9 +12513,9 @@
       </w:tcPr>
     </w:tblStylePr>
   </w:style>
-  <w:style w:type="table" w:styleId="41">
+  <w:style w:type="table" w:styleId="729">
     <w:name w:val="Grid Table 4 - Accent 1"/>
-    <w:basedOn w:val="666"/>
+    <w:basedOn w:val="886"/>
     <w:uiPriority w:val="59"/>
     <w:pPr>
       <w:pBdr/>
@@ -11476,9 +12746,9 @@
       </w:tcPr>
     </w:tblStylePr>
   </w:style>
-  <w:style w:type="table" w:styleId="42">
+  <w:style w:type="table" w:styleId="730">
     <w:name w:val="Grid Table 4 - Accent 2"/>
-    <w:basedOn w:val="666"/>
+    <w:basedOn w:val="886"/>
     <w:uiPriority w:val="59"/>
     <w:pPr>
       <w:pBdr/>
@@ -11709,9 +12979,9 @@
       </w:tcPr>
     </w:tblStylePr>
   </w:style>
-  <w:style w:type="table" w:styleId="43">
+  <w:style w:type="table" w:styleId="731">
     <w:name w:val="Grid Table 4 - Accent 3"/>
-    <w:basedOn w:val="666"/>
+    <w:basedOn w:val="886"/>
     <w:uiPriority w:val="59"/>
     <w:pPr>
       <w:pBdr/>
@@ -11942,9 +13212,9 @@
       </w:tcPr>
     </w:tblStylePr>
   </w:style>
-  <w:style w:type="table" w:styleId="44">
+  <w:style w:type="table" w:styleId="732">
     <w:name w:val="Grid Table 4 - Accent 4"/>
-    <w:basedOn w:val="666"/>
+    <w:basedOn w:val="886"/>
     <w:uiPriority w:val="59"/>
     <w:pPr>
       <w:pBdr/>
@@ -12175,9 +13445,9 @@
       </w:tcPr>
     </w:tblStylePr>
   </w:style>
-  <w:style w:type="table" w:styleId="45">
+  <w:style w:type="table" w:styleId="733">
     <w:name w:val="Grid Table 4 - Accent 5"/>
-    <w:basedOn w:val="666"/>
+    <w:basedOn w:val="886"/>
     <w:uiPriority w:val="59"/>
     <w:pPr>
       <w:pBdr/>
@@ -12408,9 +13678,9 @@
       </w:tcPr>
     </w:tblStylePr>
   </w:style>
-  <w:style w:type="table" w:styleId="46">
+  <w:style w:type="table" w:styleId="734">
     <w:name w:val="Grid Table 4 - Accent 6"/>
-    <w:basedOn w:val="666"/>
+    <w:basedOn w:val="886"/>
     <w:uiPriority w:val="59"/>
     <w:pPr>
       <w:pBdr/>
@@ -12641,9 +13911,9 @@
       </w:tcPr>
     </w:tblStylePr>
   </w:style>
-  <w:style w:type="table" w:styleId="47">
+  <w:style w:type="table" w:styleId="735">
     <w:name w:val="Grid Table 5 Dark"/>
-    <w:basedOn w:val="666"/>
+    <w:basedOn w:val="886"/>
     <w:uiPriority w:val="99"/>
     <w:pPr>
       <w:pBdr/>
@@ -12869,9 +14139,9 @@
       </w:tcPr>
     </w:tblStylePr>
   </w:style>
-  <w:style w:type="table" w:styleId="48">
+  <w:style w:type="table" w:styleId="736">
     <w:name w:val="Grid Table 5 Dark- Accent 1"/>
-    <w:basedOn w:val="666"/>
+    <w:basedOn w:val="886"/>
     <w:uiPriority w:val="99"/>
     <w:pPr>
       <w:pBdr/>
@@ -13097,9 +14367,9 @@
       </w:tcPr>
     </w:tblStylePr>
   </w:style>
-  <w:style w:type="table" w:styleId="49">
+  <w:style w:type="table" w:styleId="737">
     <w:name w:val="Grid Table 5 Dark - Accent 2"/>
-    <w:basedOn w:val="666"/>
+    <w:basedOn w:val="886"/>
     <w:uiPriority w:val="99"/>
     <w:pPr>
       <w:pBdr/>
@@ -13325,9 +14595,9 @@
       </w:tcPr>
     </w:tblStylePr>
   </w:style>
-  <w:style w:type="table" w:styleId="50">
+  <w:style w:type="table" w:styleId="738">
     <w:name w:val="Grid Table 5 Dark - Accent 3"/>
-    <w:basedOn w:val="666"/>
+    <w:basedOn w:val="886"/>
     <w:uiPriority w:val="99"/>
     <w:pPr>
       <w:pBdr/>
@@ -13553,9 +14823,9 @@
       </w:tcPr>
     </w:tblStylePr>
   </w:style>
-  <w:style w:type="table" w:styleId="51">
+  <w:style w:type="table" w:styleId="739">
     <w:name w:val="Grid Table 5 Dark- Accent 4"/>
-    <w:basedOn w:val="666"/>
+    <w:basedOn w:val="886"/>
     <w:uiPriority w:val="99"/>
     <w:pPr>
       <w:pBdr/>
@@ -13781,9 +15051,9 @@
       </w:tcPr>
     </w:tblStylePr>
   </w:style>
-  <w:style w:type="table" w:styleId="52">
+  <w:style w:type="table" w:styleId="740">
     <w:name w:val="Grid Table 5 Dark - Accent 5"/>
-    <w:basedOn w:val="666"/>
+    <w:basedOn w:val="886"/>
     <w:uiPriority w:val="99"/>
     <w:pPr>
       <w:pBdr/>
@@ -14009,9 +15279,9 @@
       </w:tcPr>
     </w:tblStylePr>
   </w:style>
-  <w:style w:type="table" w:styleId="53">
+  <w:style w:type="table" w:styleId="741">
     <w:name w:val="Grid Table 5 Dark - Accent 6"/>
-    <w:basedOn w:val="666"/>
+    <w:basedOn w:val="886"/>
     <w:uiPriority w:val="99"/>
     <w:pPr>
       <w:pBdr/>
@@ -14237,9 +15507,9 @@
       </w:tcPr>
     </w:tblStylePr>
   </w:style>
-  <w:style w:type="table" w:styleId="54">
+  <w:style w:type="table" w:styleId="742">
     <w:name w:val="Grid Table 6 Colorful"/>
-    <w:basedOn w:val="666"/>
+    <w:basedOn w:val="886"/>
     <w:uiPriority w:val="99"/>
     <w:pPr>
       <w:pBdr/>
@@ -14467,9 +15737,9 @@
       </w:tcPr>
     </w:tblStylePr>
   </w:style>
-  <w:style w:type="table" w:styleId="55">
+  <w:style w:type="table" w:styleId="743">
     <w:name w:val="Grid Table 6 Colorful - Accent 1"/>
-    <w:basedOn w:val="666"/>
+    <w:basedOn w:val="886"/>
     <w:uiPriority w:val="99"/>
     <w:pPr>
       <w:pBdr/>
@@ -14697,9 +15967,9 @@
       </w:tcPr>
     </w:tblStylePr>
   </w:style>
-  <w:style w:type="table" w:styleId="56">
+  <w:style w:type="table" w:styleId="744">
     <w:name w:val="Grid Table 6 Colorful - Accent 2"/>
-    <w:basedOn w:val="666"/>
+    <w:basedOn w:val="886"/>
     <w:uiPriority w:val="99"/>
     <w:pPr>
       <w:pBdr/>
@@ -14927,9 +16197,9 @@
       </w:tcPr>
     </w:tblStylePr>
   </w:style>
-  <w:style w:type="table" w:styleId="57">
+  <w:style w:type="table" w:styleId="745">
     <w:name w:val="Grid Table 6 Colorful - Accent 3"/>
-    <w:basedOn w:val="666"/>
+    <w:basedOn w:val="886"/>
     <w:uiPriority w:val="99"/>
     <w:pPr>
       <w:pBdr/>
@@ -15157,9 +16427,9 @@
       </w:tcPr>
     </w:tblStylePr>
   </w:style>
-  <w:style w:type="table" w:styleId="58">
+  <w:style w:type="table" w:styleId="746">
     <w:name w:val="Grid Table 6 Colorful - Accent 4"/>
-    <w:basedOn w:val="666"/>
+    <w:basedOn w:val="886"/>
     <w:uiPriority w:val="99"/>
     <w:pPr>
       <w:pBdr/>
@@ -15387,9 +16657,9 @@
       </w:tcPr>
     </w:tblStylePr>
   </w:style>
-  <w:style w:type="table" w:styleId="59">
+  <w:style w:type="table" w:styleId="747">
     <w:name w:val="Grid Table 6 Colorful - Accent 5"/>
-    <w:basedOn w:val="666"/>
+    <w:basedOn w:val="886"/>
     <w:uiPriority w:val="99"/>
     <w:pPr>
       <w:pBdr/>
@@ -15617,9 +16887,9 @@
       </w:tcPr>
     </w:tblStylePr>
   </w:style>
-  <w:style w:type="table" w:styleId="60">
+  <w:style w:type="table" w:styleId="748">
     <w:name w:val="Grid Table 6 Colorful - Accent 6"/>
-    <w:basedOn w:val="666"/>
+    <w:basedOn w:val="886"/>
     <w:uiPriority w:val="99"/>
     <w:pPr>
       <w:pBdr/>
@@ -15847,9 +17117,9 @@
       </w:tcPr>
     </w:tblStylePr>
   </w:style>
-  <w:style w:type="table" w:styleId="61">
+  <w:style w:type="table" w:styleId="749">
     <w:name w:val="Grid Table 7 Colorful"/>
-    <w:basedOn w:val="666"/>
+    <w:basedOn w:val="886"/>
     <w:uiPriority w:val="99"/>
     <w:pPr>
       <w:pBdr/>
@@ -15951,11 +17221,11 @@
         <w:tblBorders/>
       </w:tblPr>
       <w:tcPr>
-        <w:shd w:color="ffffff"/>
+        <w:shd w:val="clear" w:color="ffffff"/>
         <w:tcBorders>
-          <w:top w:val="none"/>
-          <w:left w:val="none"/>
-          <w:bottom w:val="none"/>
+          <w:top w:val="none" w:color="000000" w:sz="4" w:space="0"/>
+          <w:left w:val="none" w:color="000000" w:sz="4" w:space="0"/>
+          <w:bottom w:val="none" w:color="000000" w:sz="4" w:space="0"/>
           <w:right w:val="single" w:color="000000" w:themeColor="text1" w:themeTint="80" w:sz="4" w:space="0"/>
         </w:tcBorders>
       </w:tcPr>
@@ -15978,10 +17248,10 @@
       <w:tcPr>
         <w:shd w:val="clear" w:color="ffffff" w:themeColor="light1" w:fill="ffffff" w:themeFill="light1"/>
         <w:tcBorders>
-          <w:top w:val="none"/>
-          <w:left w:val="none"/>
+          <w:top w:val="none" w:color="000000" w:sz="4" w:space="0"/>
+          <w:left w:val="none" w:color="000000" w:sz="4" w:space="0"/>
           <w:bottom w:val="single" w:color="000000" w:themeColor="text1" w:themeTint="80" w:sz="4" w:space="0"/>
-          <w:right w:val="none"/>
+          <w:right w:val="none" w:color="000000" w:sz="4" w:space="0"/>
         </w:tcBorders>
       </w:tcPr>
     </w:tblStylePr>
@@ -16001,12 +17271,12 @@
         <w:tblBorders/>
       </w:tblPr>
       <w:tcPr>
-        <w:shd w:color="ffffff"/>
+        <w:shd w:val="clear" w:color="ffffff"/>
         <w:tcBorders>
-          <w:top w:val="none"/>
+          <w:top w:val="none" w:color="000000" w:sz="4" w:space="0"/>
           <w:left w:val="single" w:color="000000" w:themeColor="text1" w:themeTint="80" w:sz="4" w:space="0"/>
-          <w:bottom w:val="none"/>
-          <w:right w:val="none"/>
+          <w:bottom w:val="none" w:color="000000" w:sz="4" w:space="0"/>
+          <w:right w:val="none" w:color="000000" w:sz="4" w:space="0"/>
         </w:tcBorders>
       </w:tcPr>
     </w:tblStylePr>
@@ -16029,9 +17299,9 @@
         <w:shd w:val="clear" w:color="ffffff" w:themeColor="light1" w:fill="ffffff" w:themeFill="light1"/>
         <w:tcBorders>
           <w:top w:val="single" w:color="000000" w:themeColor="text1" w:themeTint="80" w:sz="4" w:space="0"/>
-          <w:left w:val="none"/>
-          <w:bottom w:val="none"/>
-          <w:right w:val="none"/>
+          <w:left w:val="none" w:color="000000" w:sz="4" w:space="0"/>
+          <w:bottom w:val="none" w:color="000000" w:sz="4" w:space="0"/>
+          <w:right w:val="none" w:color="000000" w:sz="4" w:space="0"/>
         </w:tcBorders>
       </w:tcPr>
     </w:tblStylePr>
@@ -16101,9 +17371,9 @@
       </w:tcPr>
     </w:tblStylePr>
   </w:style>
-  <w:style w:type="table" w:styleId="62">
+  <w:style w:type="table" w:styleId="750">
     <w:name w:val="Grid Table 7 Colorful - Accent 1"/>
-    <w:basedOn w:val="666"/>
+    <w:basedOn w:val="886"/>
     <w:uiPriority w:val="99"/>
     <w:pPr>
       <w:pBdr/>
@@ -16205,11 +17475,11 @@
         <w:tblBorders/>
       </w:tblPr>
       <w:tcPr>
-        <w:shd w:color="ffffff"/>
+        <w:shd w:val="clear" w:color="ffffff"/>
         <w:tcBorders>
-          <w:top w:val="none"/>
-          <w:left w:val="none"/>
-          <w:bottom w:val="none"/>
+          <w:top w:val="none" w:color="000000" w:sz="4" w:space="0"/>
+          <w:left w:val="none" w:color="000000" w:sz="4" w:space="0"/>
+          <w:bottom w:val="none" w:color="000000" w:sz="4" w:space="0"/>
           <w:right w:val="single" w:color="000000" w:themeColor="accent1" w:themeTint="80" w:sz="4" w:space="0"/>
         </w:tcBorders>
       </w:tcPr>
@@ -16232,10 +17502,10 @@
       <w:tcPr>
         <w:shd w:val="clear" w:color="ffffff" w:themeColor="light1" w:fill="ffffff" w:themeFill="light1"/>
         <w:tcBorders>
-          <w:top w:val="none"/>
-          <w:left w:val="none"/>
+          <w:top w:val="none" w:color="000000" w:sz="4" w:space="0"/>
+          <w:left w:val="none" w:color="000000" w:sz="4" w:space="0"/>
           <w:bottom w:val="single" w:color="000000" w:themeColor="accent1" w:themeTint="80" w:sz="4" w:space="0"/>
-          <w:right w:val="none"/>
+          <w:right w:val="none" w:color="000000" w:sz="4" w:space="0"/>
         </w:tcBorders>
       </w:tcPr>
     </w:tblStylePr>
@@ -16255,12 +17525,12 @@
         <w:tblBorders/>
       </w:tblPr>
       <w:tcPr>
-        <w:shd w:color="ffffff"/>
+        <w:shd w:val="clear" w:color="ffffff"/>
         <w:tcBorders>
-          <w:top w:val="none"/>
+          <w:top w:val="none" w:color="000000" w:sz="4" w:space="0"/>
           <w:left w:val="single" w:color="000000" w:themeColor="accent1" w:themeTint="80" w:sz="4" w:space="0"/>
-          <w:bottom w:val="none"/>
-          <w:right w:val="none"/>
+          <w:bottom w:val="none" w:color="000000" w:sz="4" w:space="0"/>
+          <w:right w:val="none" w:color="000000" w:sz="4" w:space="0"/>
         </w:tcBorders>
       </w:tcPr>
     </w:tblStylePr>
@@ -16283,9 +17553,9 @@
         <w:shd w:val="clear" w:color="ffffff" w:themeColor="light1" w:fill="ffffff" w:themeFill="light1"/>
         <w:tcBorders>
           <w:top w:val="single" w:color="000000" w:themeColor="accent1" w:themeTint="80" w:sz="4" w:space="0"/>
-          <w:left w:val="none"/>
-          <w:bottom w:val="none"/>
-          <w:right w:val="none"/>
+          <w:left w:val="none" w:color="000000" w:sz="4" w:space="0"/>
+          <w:bottom w:val="none" w:color="000000" w:sz="4" w:space="0"/>
+          <w:right w:val="none" w:color="000000" w:sz="4" w:space="0"/>
         </w:tcBorders>
       </w:tcPr>
     </w:tblStylePr>
@@ -16355,9 +17625,9 @@
       </w:tcPr>
     </w:tblStylePr>
   </w:style>
-  <w:style w:type="table" w:styleId="63">
+  <w:style w:type="table" w:styleId="751">
     <w:name w:val="Grid Table 7 Colorful - Accent 2"/>
-    <w:basedOn w:val="666"/>
+    <w:basedOn w:val="886"/>
     <w:uiPriority w:val="99"/>
     <w:pPr>
       <w:pBdr/>
@@ -16459,11 +17729,11 @@
         <w:tblBorders/>
       </w:tblPr>
       <w:tcPr>
-        <w:shd w:color="ffffff"/>
+        <w:shd w:val="clear" w:color="ffffff"/>
         <w:tcBorders>
-          <w:top w:val="none"/>
-          <w:left w:val="none"/>
-          <w:bottom w:val="none"/>
+          <w:top w:val="none" w:color="000000" w:sz="4" w:space="0"/>
+          <w:left w:val="none" w:color="000000" w:sz="4" w:space="0"/>
+          <w:bottom w:val="none" w:color="000000" w:sz="4" w:space="0"/>
           <w:right w:val="single" w:color="000000" w:themeColor="accent2" w:themeTint="97" w:sz="4" w:space="0"/>
         </w:tcBorders>
       </w:tcPr>
@@ -16486,10 +17756,10 @@
       <w:tcPr>
         <w:shd w:val="clear" w:color="ffffff" w:themeColor="light1" w:fill="ffffff" w:themeFill="light1"/>
         <w:tcBorders>
-          <w:top w:val="none"/>
-          <w:left w:val="none"/>
+          <w:top w:val="none" w:color="000000" w:sz="4" w:space="0"/>
+          <w:left w:val="none" w:color="000000" w:sz="4" w:space="0"/>
           <w:bottom w:val="single" w:color="000000" w:themeColor="accent2" w:themeTint="97" w:sz="4" w:space="0"/>
-          <w:right w:val="none"/>
+          <w:right w:val="none" w:color="000000" w:sz="4" w:space="0"/>
         </w:tcBorders>
       </w:tcPr>
     </w:tblStylePr>
@@ -16509,12 +17779,12 @@
         <w:tblBorders/>
       </w:tblPr>
       <w:tcPr>
-        <w:shd w:color="ffffff"/>
+        <w:shd w:val="clear" w:color="ffffff"/>
         <w:tcBorders>
-          <w:top w:val="none"/>
+          <w:top w:val="none" w:color="000000" w:sz="4" w:space="0"/>
           <w:left w:val="single" w:color="000000" w:themeColor="accent2" w:themeTint="97" w:sz="4" w:space="0"/>
-          <w:bottom w:val="none"/>
-          <w:right w:val="none"/>
+          <w:bottom w:val="none" w:color="000000" w:sz="4" w:space="0"/>
+          <w:right w:val="none" w:color="000000" w:sz="4" w:space="0"/>
         </w:tcBorders>
       </w:tcPr>
     </w:tblStylePr>
@@ -16537,9 +17807,9 @@
         <w:shd w:val="clear" w:color="ffffff" w:themeColor="light1" w:fill="ffffff" w:themeFill="light1"/>
         <w:tcBorders>
           <w:top w:val="single" w:color="000000" w:themeColor="accent2" w:themeTint="97" w:sz="4" w:space="0"/>
-          <w:left w:val="none"/>
-          <w:bottom w:val="none"/>
-          <w:right w:val="none"/>
+          <w:left w:val="none" w:color="000000" w:sz="4" w:space="0"/>
+          <w:bottom w:val="none" w:color="000000" w:sz="4" w:space="0"/>
+          <w:right w:val="none" w:color="000000" w:sz="4" w:space="0"/>
         </w:tcBorders>
       </w:tcPr>
     </w:tblStylePr>
@@ -16609,9 +17879,9 @@
       </w:tcPr>
     </w:tblStylePr>
   </w:style>
-  <w:style w:type="table" w:styleId="64">
+  <w:style w:type="table" w:styleId="752">
     <w:name w:val="Grid Table 7 Colorful - Accent 3"/>
-    <w:basedOn w:val="666"/>
+    <w:basedOn w:val="886"/>
     <w:uiPriority w:val="99"/>
     <w:pPr>
       <w:pBdr/>
@@ -16713,11 +17983,11 @@
         <w:tblBorders/>
       </w:tblPr>
       <w:tcPr>
-        <w:shd w:color="ffffff"/>
+        <w:shd w:val="clear" w:color="ffffff"/>
         <w:tcBorders>
-          <w:top w:val="none"/>
-          <w:left w:val="none"/>
-          <w:bottom w:val="none"/>
+          <w:top w:val="none" w:color="000000" w:sz="4" w:space="0"/>
+          <w:left w:val="none" w:color="000000" w:sz="4" w:space="0"/>
+          <w:bottom w:val="none" w:color="000000" w:sz="4" w:space="0"/>
           <w:right w:val="single" w:color="000000" w:themeColor="accent3" w:themeTint="FE" w:sz="4" w:space="0"/>
         </w:tcBorders>
       </w:tcPr>
@@ -16740,10 +18010,10 @@
       <w:tcPr>
         <w:shd w:val="clear" w:color="ffffff" w:themeColor="light1" w:fill="ffffff" w:themeFill="light1"/>
         <w:tcBorders>
-          <w:top w:val="none"/>
-          <w:left w:val="none"/>
+          <w:top w:val="none" w:color="000000" w:sz="4" w:space="0"/>
+          <w:left w:val="none" w:color="000000" w:sz="4" w:space="0"/>
           <w:bottom w:val="single" w:color="000000" w:themeColor="accent3" w:themeTint="FE" w:sz="4" w:space="0"/>
-          <w:right w:val="none"/>
+          <w:right w:val="none" w:color="000000" w:sz="4" w:space="0"/>
         </w:tcBorders>
       </w:tcPr>
     </w:tblStylePr>
@@ -16763,12 +18033,12 @@
         <w:tblBorders/>
       </w:tblPr>
       <w:tcPr>
-        <w:shd w:color="ffffff"/>
+        <w:shd w:val="clear" w:color="ffffff"/>
         <w:tcBorders>
-          <w:top w:val="none"/>
+          <w:top w:val="none" w:color="000000" w:sz="4" w:space="0"/>
           <w:left w:val="single" w:color="000000" w:themeColor="accent3" w:themeTint="FE" w:sz="4" w:space="0"/>
-          <w:bottom w:val="none"/>
-          <w:right w:val="none"/>
+          <w:bottom w:val="none" w:color="000000" w:sz="4" w:space="0"/>
+          <w:right w:val="none" w:color="000000" w:sz="4" w:space="0"/>
         </w:tcBorders>
       </w:tcPr>
     </w:tblStylePr>
@@ -16791,9 +18061,9 @@
         <w:shd w:val="clear" w:color="ffffff" w:themeColor="light1" w:fill="ffffff" w:themeFill="light1"/>
         <w:tcBorders>
           <w:top w:val="single" w:color="000000" w:themeColor="accent3" w:themeTint="FE" w:sz="4" w:space="0"/>
-          <w:left w:val="none"/>
-          <w:bottom w:val="none"/>
-          <w:right w:val="none"/>
+          <w:left w:val="none" w:color="000000" w:sz="4" w:space="0"/>
+          <w:bottom w:val="none" w:color="000000" w:sz="4" w:space="0"/>
+          <w:right w:val="none" w:color="000000" w:sz="4" w:space="0"/>
         </w:tcBorders>
       </w:tcPr>
     </w:tblStylePr>
@@ -16863,9 +18133,9 @@
       </w:tcPr>
     </w:tblStylePr>
   </w:style>
-  <w:style w:type="table" w:styleId="65">
+  <w:style w:type="table" w:styleId="753">
     <w:name w:val="Grid Table 7 Colorful - Accent 4"/>
-    <w:basedOn w:val="666"/>
+    <w:basedOn w:val="886"/>
     <w:uiPriority w:val="99"/>
     <w:pPr>
       <w:pBdr/>
@@ -16967,11 +18237,11 @@
         <w:tblBorders/>
       </w:tblPr>
       <w:tcPr>
-        <w:shd w:color="ffffff"/>
+        <w:shd w:val="clear" w:color="ffffff"/>
         <w:tcBorders>
-          <w:top w:val="none"/>
-          <w:left w:val="none"/>
-          <w:bottom w:val="none"/>
+          <w:top w:val="none" w:color="000000" w:sz="4" w:space="0"/>
+          <w:left w:val="none" w:color="000000" w:sz="4" w:space="0"/>
+          <w:bottom w:val="none" w:color="000000" w:sz="4" w:space="0"/>
           <w:right w:val="single" w:color="000000" w:themeColor="accent4" w:themeTint="9A" w:sz="4" w:space="0"/>
         </w:tcBorders>
       </w:tcPr>
@@ -16994,10 +18264,10 @@
       <w:tcPr>
         <w:shd w:val="clear" w:color="ffffff" w:themeColor="light1" w:fill="ffffff" w:themeFill="light1"/>
         <w:tcBorders>
-          <w:top w:val="none"/>
-          <w:left w:val="none"/>
+          <w:top w:val="none" w:color="000000" w:sz="4" w:space="0"/>
+          <w:left w:val="none" w:color="000000" w:sz="4" w:space="0"/>
           <w:bottom w:val="single" w:color="000000" w:themeColor="accent4" w:themeTint="9A" w:sz="4" w:space="0"/>
-          <w:right w:val="none"/>
+          <w:right w:val="none" w:color="000000" w:sz="4" w:space="0"/>
         </w:tcBorders>
       </w:tcPr>
     </w:tblStylePr>
@@ -17017,12 +18287,12 @@
         <w:tblBorders/>
       </w:tblPr>
       <w:tcPr>
-        <w:shd w:color="ffffff"/>
+        <w:shd w:val="clear" w:color="ffffff"/>
         <w:tcBorders>
-          <w:top w:val="none"/>
+          <w:top w:val="none" w:color="000000" w:sz="4" w:space="0"/>
           <w:left w:val="single" w:color="000000" w:themeColor="accent4" w:themeTint="9A" w:sz="4" w:space="0"/>
-          <w:bottom w:val="none"/>
-          <w:right w:val="none"/>
+          <w:bottom w:val="none" w:color="000000" w:sz="4" w:space="0"/>
+          <w:right w:val="none" w:color="000000" w:sz="4" w:space="0"/>
         </w:tcBorders>
       </w:tcPr>
     </w:tblStylePr>
@@ -17045,9 +18315,9 @@
         <w:shd w:val="clear" w:color="ffffff" w:themeColor="light1" w:fill="ffffff" w:themeFill="light1"/>
         <w:tcBorders>
           <w:top w:val="single" w:color="000000" w:themeColor="accent4" w:themeTint="9A" w:sz="4" w:space="0"/>
-          <w:left w:val="none"/>
-          <w:bottom w:val="none"/>
-          <w:right w:val="none"/>
+          <w:left w:val="none" w:color="000000" w:sz="4" w:space="0"/>
+          <w:bottom w:val="none" w:color="000000" w:sz="4" w:space="0"/>
+          <w:right w:val="none" w:color="000000" w:sz="4" w:space="0"/>
         </w:tcBorders>
       </w:tcPr>
     </w:tblStylePr>
@@ -17117,9 +18387,9 @@
       </w:tcPr>
     </w:tblStylePr>
   </w:style>
-  <w:style w:type="table" w:styleId="66">
+  <w:style w:type="table" w:styleId="754">
     <w:name w:val="Grid Table 7 Colorful - Accent 5"/>
-    <w:basedOn w:val="666"/>
+    <w:basedOn w:val="886"/>
     <w:uiPriority w:val="99"/>
     <w:pPr>
       <w:pBdr/>
@@ -17221,11 +18491,11 @@
         <w:tblBorders/>
       </w:tblPr>
       <w:tcPr>
-        <w:shd w:color="ffffff"/>
+        <w:shd w:val="clear" w:color="ffffff"/>
         <w:tcBorders>
-          <w:top w:val="none"/>
-          <w:left w:val="none"/>
-          <w:bottom w:val="none"/>
+          <w:top w:val="none" w:color="000000" w:sz="4" w:space="0"/>
+          <w:left w:val="none" w:color="000000" w:sz="4" w:space="0"/>
+          <w:bottom w:val="none" w:color="000000" w:sz="4" w:space="0"/>
           <w:right w:val="single" w:color="000000" w:themeColor="accent5" w:themeTint="90" w:sz="4" w:space="0"/>
         </w:tcBorders>
       </w:tcPr>
@@ -17248,10 +18518,10 @@
       <w:tcPr>
         <w:shd w:val="clear" w:color="ffffff" w:themeColor="light1" w:fill="ffffff" w:themeFill="light1"/>
         <w:tcBorders>
-          <w:top w:val="none"/>
-          <w:left w:val="none"/>
+          <w:top w:val="none" w:color="000000" w:sz="4" w:space="0"/>
+          <w:left w:val="none" w:color="000000" w:sz="4" w:space="0"/>
           <w:bottom w:val="single" w:color="000000" w:themeColor="accent5" w:themeTint="90" w:sz="4" w:space="0"/>
-          <w:right w:val="none"/>
+          <w:right w:val="none" w:color="000000" w:sz="4" w:space="0"/>
         </w:tcBorders>
       </w:tcPr>
     </w:tblStylePr>
@@ -17271,12 +18541,12 @@
         <w:tblBorders/>
       </w:tblPr>
       <w:tcPr>
-        <w:shd w:color="ffffff"/>
+        <w:shd w:val="clear" w:color="ffffff"/>
         <w:tcBorders>
-          <w:top w:val="none"/>
+          <w:top w:val="none" w:color="000000" w:sz="4" w:space="0"/>
           <w:left w:val="single" w:color="000000" w:themeColor="accent5" w:themeTint="90" w:sz="4" w:space="0"/>
-          <w:bottom w:val="none"/>
-          <w:right w:val="none"/>
+          <w:bottom w:val="none" w:color="000000" w:sz="4" w:space="0"/>
+          <w:right w:val="none" w:color="000000" w:sz="4" w:space="0"/>
         </w:tcBorders>
       </w:tcPr>
     </w:tblStylePr>
@@ -17299,9 +18569,9 @@
         <w:shd w:val="clear" w:color="ffffff" w:themeColor="light1" w:fill="ffffff" w:themeFill="light1"/>
         <w:tcBorders>
           <w:top w:val="single" w:color="000000" w:themeColor="accent5" w:themeTint="90" w:sz="4" w:space="0"/>
-          <w:left w:val="none"/>
-          <w:bottom w:val="none"/>
-          <w:right w:val="none"/>
+          <w:left w:val="none" w:color="000000" w:sz="4" w:space="0"/>
+          <w:bottom w:val="none" w:color="000000" w:sz="4" w:space="0"/>
+          <w:right w:val="none" w:color="000000" w:sz="4" w:space="0"/>
         </w:tcBorders>
       </w:tcPr>
     </w:tblStylePr>
@@ -17371,9 +18641,9 @@
       </w:tcPr>
     </w:tblStylePr>
   </w:style>
-  <w:style w:type="table" w:styleId="67">
+  <w:style w:type="table" w:styleId="755">
     <w:name w:val="Grid Table 7 Colorful - Accent 6"/>
-    <w:basedOn w:val="666"/>
+    <w:basedOn w:val="886"/>
     <w:uiPriority w:val="99"/>
     <w:pPr>
       <w:pBdr/>
@@ -17475,11 +18745,11 @@
         <w:tblBorders/>
       </w:tblPr>
       <w:tcPr>
-        <w:shd w:color="ffffff"/>
+        <w:shd w:val="clear" w:color="ffffff"/>
         <w:tcBorders>
-          <w:top w:val="none"/>
-          <w:left w:val="none"/>
-          <w:bottom w:val="none"/>
+          <w:top w:val="none" w:color="000000" w:sz="4" w:space="0"/>
+          <w:left w:val="none" w:color="000000" w:sz="4" w:space="0"/>
+          <w:bottom w:val="none" w:color="000000" w:sz="4" w:space="0"/>
           <w:right w:val="single" w:color="000000" w:themeColor="accent6" w:themeTint="90" w:sz="4" w:space="0"/>
         </w:tcBorders>
       </w:tcPr>
@@ -17502,10 +18772,10 @@
       <w:tcPr>
         <w:shd w:val="clear" w:color="ffffff" w:themeColor="light1" w:fill="ffffff" w:themeFill="light1"/>
         <w:tcBorders>
-          <w:top w:val="none"/>
-          <w:left w:val="none"/>
+          <w:top w:val="none" w:color="000000" w:sz="4" w:space="0"/>
+          <w:left w:val="none" w:color="000000" w:sz="4" w:space="0"/>
           <w:bottom w:val="single" w:color="000000" w:themeColor="accent6" w:themeTint="90" w:sz="4" w:space="0"/>
-          <w:right w:val="none"/>
+          <w:right w:val="none" w:color="000000" w:sz="4" w:space="0"/>
         </w:tcBorders>
       </w:tcPr>
     </w:tblStylePr>
@@ -17525,12 +18795,12 @@
         <w:tblBorders/>
       </w:tblPr>
       <w:tcPr>
-        <w:shd w:color="ffffff"/>
+        <w:shd w:val="clear" w:color="ffffff"/>
         <w:tcBorders>
-          <w:top w:val="none"/>
+          <w:top w:val="none" w:color="000000" w:sz="4" w:space="0"/>
           <w:left w:val="single" w:color="000000" w:themeColor="accent6" w:themeTint="90" w:sz="4" w:space="0"/>
-          <w:bottom w:val="none"/>
-          <w:right w:val="none"/>
+          <w:bottom w:val="none" w:color="000000" w:sz="4" w:space="0"/>
+          <w:right w:val="none" w:color="000000" w:sz="4" w:space="0"/>
         </w:tcBorders>
       </w:tcPr>
     </w:tblStylePr>
@@ -17553,9 +18823,9 @@
         <w:shd w:val="clear" w:color="ffffff" w:themeColor="light1" w:fill="ffffff" w:themeFill="light1"/>
         <w:tcBorders>
           <w:top w:val="single" w:color="000000" w:themeColor="accent6" w:themeTint="90" w:sz="4" w:space="0"/>
-          <w:left w:val="none"/>
-          <w:bottom w:val="none"/>
-          <w:right w:val="none"/>
+          <w:left w:val="none" w:color="000000" w:sz="4" w:space="0"/>
+          <w:bottom w:val="none" w:color="000000" w:sz="4" w:space="0"/>
+          <w:right w:val="none" w:color="000000" w:sz="4" w:space="0"/>
         </w:tcBorders>
       </w:tcPr>
     </w:tblStylePr>
@@ -17625,9 +18895,9 @@
       </w:tcPr>
     </w:tblStylePr>
   </w:style>
-  <w:style w:type="table" w:styleId="68">
+  <w:style w:type="table" w:styleId="756">
     <w:name w:val="List Table 1 Light"/>
-    <w:basedOn w:val="666"/>
+    <w:basedOn w:val="886"/>
     <w:uiPriority w:val="99"/>
     <w:pPr>
       <w:pBdr/>
@@ -17841,9 +19111,9 @@
       </w:tcPr>
     </w:tblStylePr>
   </w:style>
-  <w:style w:type="table" w:styleId="69">
+  <w:style w:type="table" w:styleId="757">
     <w:name w:val="List Table 1 Light - Accent 1"/>
-    <w:basedOn w:val="666"/>
+    <w:basedOn w:val="886"/>
     <w:uiPriority w:val="99"/>
     <w:pPr>
       <w:pBdr/>
@@ -18057,9 +19327,9 @@
       </w:tcPr>
     </w:tblStylePr>
   </w:style>
-  <w:style w:type="table" w:styleId="70">
+  <w:style w:type="table" w:styleId="758">
     <w:name w:val="List Table 1 Light - Accent 2"/>
-    <w:basedOn w:val="666"/>
+    <w:basedOn w:val="886"/>
     <w:uiPriority w:val="99"/>
     <w:pPr>
       <w:pBdr/>
@@ -18273,9 +19543,9 @@
       </w:tcPr>
     </w:tblStylePr>
   </w:style>
-  <w:style w:type="table" w:styleId="71">
+  <w:style w:type="table" w:styleId="759">
     <w:name w:val="List Table 1 Light - Accent 3"/>
-    <w:basedOn w:val="666"/>
+    <w:basedOn w:val="886"/>
     <w:uiPriority w:val="99"/>
     <w:pPr>
       <w:pBdr/>
@@ -18489,9 +19759,9 @@
       </w:tcPr>
     </w:tblStylePr>
   </w:style>
-  <w:style w:type="table" w:styleId="72">
+  <w:style w:type="table" w:styleId="760">
     <w:name w:val="List Table 1 Light - Accent 4"/>
-    <w:basedOn w:val="666"/>
+    <w:basedOn w:val="886"/>
     <w:uiPriority w:val="99"/>
     <w:pPr>
       <w:pBdr/>
@@ -18705,9 +19975,9 @@
       </w:tcPr>
     </w:tblStylePr>
   </w:style>
-  <w:style w:type="table" w:styleId="73">
+  <w:style w:type="table" w:styleId="761">
     <w:name w:val="List Table 1 Light - Accent 5"/>
-    <w:basedOn w:val="666"/>
+    <w:basedOn w:val="886"/>
     <w:uiPriority w:val="99"/>
     <w:pPr>
       <w:pBdr/>
@@ -18921,9 +20191,9 @@
       </w:tcPr>
     </w:tblStylePr>
   </w:style>
-  <w:style w:type="table" w:styleId="74">
+  <w:style w:type="table" w:styleId="762">
     <w:name w:val="List Table 1 Light - Accent 6"/>
-    <w:basedOn w:val="666"/>
+    <w:basedOn w:val="886"/>
     <w:uiPriority w:val="99"/>
     <w:pPr>
       <w:pBdr/>
@@ -19137,9 +20407,9 @@
       </w:tcPr>
     </w:tblStylePr>
   </w:style>
-  <w:style w:type="table" w:styleId="75">
+  <w:style w:type="table" w:styleId="763">
     <w:name w:val="List Table 2"/>
-    <w:basedOn w:val="666"/>
+    <w:basedOn w:val="886"/>
     <w:uiPriority w:val="99"/>
     <w:pPr>
       <w:pBdr/>
@@ -19375,9 +20645,9 @@
       </w:tcPr>
     </w:tblStylePr>
   </w:style>
-  <w:style w:type="table" w:styleId="76">
+  <w:style w:type="table" w:styleId="764">
     <w:name w:val="List Table 2 - Accent 1"/>
-    <w:basedOn w:val="666"/>
+    <w:basedOn w:val="886"/>
     <w:uiPriority w:val="99"/>
     <w:pPr>
       <w:pBdr/>
@@ -19613,9 +20883,9 @@
       </w:tcPr>
     </w:tblStylePr>
   </w:style>
-  <w:style w:type="table" w:styleId="77">
+  <w:style w:type="table" w:styleId="765">
     <w:name w:val="List Table 2 - Accent 2"/>
-    <w:basedOn w:val="666"/>
+    <w:basedOn w:val="886"/>
     <w:uiPriority w:val="99"/>
     <w:pPr>
       <w:pBdr/>
@@ -19851,9 +21121,9 @@
       </w:tcPr>
     </w:tblStylePr>
   </w:style>
-  <w:style w:type="table" w:styleId="78">
+  <w:style w:type="table" w:styleId="766">
     <w:name w:val="List Table 2 - Accent 3"/>
-    <w:basedOn w:val="666"/>
+    <w:basedOn w:val="886"/>
     <w:uiPriority w:val="99"/>
     <w:pPr>
       <w:pBdr/>
@@ -20089,9 +21359,9 @@
       </w:tcPr>
     </w:tblStylePr>
   </w:style>
-  <w:style w:type="table" w:styleId="79">
+  <w:style w:type="table" w:styleId="767">
     <w:name w:val="List Table 2 - Accent 4"/>
-    <w:basedOn w:val="666"/>
+    <w:basedOn w:val="886"/>
     <w:uiPriority w:val="99"/>
     <w:pPr>
       <w:pBdr/>
@@ -20327,9 +21597,9 @@
       </w:tcPr>
     </w:tblStylePr>
   </w:style>
-  <w:style w:type="table" w:styleId="80">
+  <w:style w:type="table" w:styleId="768">
     <w:name w:val="List Table 2 - Accent 5"/>
-    <w:basedOn w:val="666"/>
+    <w:basedOn w:val="886"/>
     <w:uiPriority w:val="99"/>
     <w:pPr>
       <w:pBdr/>
@@ -20565,9 +21835,9 @@
       </w:tcPr>
     </w:tblStylePr>
   </w:style>
-  <w:style w:type="table" w:styleId="81">
+  <w:style w:type="table" w:styleId="769">
     <w:name w:val="List Table 2 - Accent 6"/>
-    <w:basedOn w:val="666"/>
+    <w:basedOn w:val="886"/>
     <w:uiPriority w:val="99"/>
     <w:pPr>
       <w:pBdr/>
@@ -20803,9 +22073,9 @@
       </w:tcPr>
     </w:tblStylePr>
   </w:style>
-  <w:style w:type="table" w:styleId="82">
+  <w:style w:type="table" w:styleId="770">
     <w:name w:val="List Table 3"/>
-    <w:basedOn w:val="666"/>
+    <w:basedOn w:val="886"/>
     <w:uiPriority w:val="99"/>
     <w:pPr>
       <w:pBdr/>
@@ -21031,9 +22301,9 @@
       </w:tcPr>
     </w:tblStylePr>
   </w:style>
-  <w:style w:type="table" w:styleId="83">
+  <w:style w:type="table" w:styleId="771">
     <w:name w:val="List Table 3 - Accent 1"/>
-    <w:basedOn w:val="666"/>
+    <w:basedOn w:val="886"/>
     <w:uiPriority w:val="99"/>
     <w:pPr>
       <w:pBdr/>
@@ -21259,9 +22529,9 @@
       </w:tcPr>
     </w:tblStylePr>
   </w:style>
-  <w:style w:type="table" w:styleId="84">
+  <w:style w:type="table" w:styleId="772">
     <w:name w:val="List Table 3 - Accent 2"/>
-    <w:basedOn w:val="666"/>
+    <w:basedOn w:val="886"/>
     <w:uiPriority w:val="99"/>
     <w:pPr>
       <w:pBdr/>
@@ -21487,9 +22757,9 @@
       </w:tcPr>
     </w:tblStylePr>
   </w:style>
-  <w:style w:type="table" w:styleId="85">
+  <w:style w:type="table" w:styleId="773">
     <w:name w:val="List Table 3 - Accent 3"/>
-    <w:basedOn w:val="666"/>
+    <w:basedOn w:val="886"/>
     <w:uiPriority w:val="99"/>
     <w:pPr>
       <w:pBdr/>
@@ -21715,9 +22985,9 @@
       </w:tcPr>
     </w:tblStylePr>
   </w:style>
-  <w:style w:type="table" w:styleId="86">
+  <w:style w:type="table" w:styleId="774">
     <w:name w:val="List Table 3 - Accent 4"/>
-    <w:basedOn w:val="666"/>
+    <w:basedOn w:val="886"/>
     <w:uiPriority w:val="99"/>
     <w:pPr>
       <w:pBdr/>
@@ -21943,9 +23213,9 @@
       </w:tcPr>
     </w:tblStylePr>
   </w:style>
-  <w:style w:type="table" w:styleId="87">
+  <w:style w:type="table" w:styleId="775">
     <w:name w:val="List Table 3 - Accent 5"/>
-    <w:basedOn w:val="666"/>
+    <w:basedOn w:val="886"/>
     <w:uiPriority w:val="99"/>
     <w:pPr>
       <w:pBdr/>
@@ -22171,9 +23441,9 @@
       </w:tcPr>
     </w:tblStylePr>
   </w:style>
-  <w:style w:type="table" w:styleId="88">
+  <w:style w:type="table" w:styleId="776">
     <w:name w:val="List Table 3 - Accent 6"/>
-    <w:basedOn w:val="666"/>
+    <w:basedOn w:val="886"/>
     <w:uiPriority w:val="99"/>
     <w:pPr>
       <w:pBdr/>
@@ -22399,9 +23669,9 @@
       </w:tcPr>
     </w:tblStylePr>
   </w:style>
-  <w:style w:type="table" w:styleId="89">
+  <w:style w:type="table" w:styleId="777">
     <w:name w:val="List Table 4"/>
-    <w:basedOn w:val="666"/>
+    <w:basedOn w:val="886"/>
     <w:uiPriority w:val="99"/>
     <w:pPr>
       <w:pBdr/>
@@ -22624,9 +23894,9 @@
       </w:tcPr>
     </w:tblStylePr>
   </w:style>
-  <w:style w:type="table" w:styleId="90">
+  <w:style w:type="table" w:styleId="778">
     <w:name w:val="List Table 4 - Accent 1"/>
-    <w:basedOn w:val="666"/>
+    <w:basedOn w:val="886"/>
     <w:uiPriority w:val="99"/>
     <w:pPr>
       <w:pBdr/>
@@ -22849,9 +24119,9 @@
       </w:tcPr>
     </w:tblStylePr>
   </w:style>
-  <w:style w:type="table" w:styleId="91">
+  <w:style w:type="table" w:styleId="779">
     <w:name w:val="List Table 4 - Accent 2"/>
-    <w:basedOn w:val="666"/>
+    <w:basedOn w:val="886"/>
     <w:uiPriority w:val="99"/>
     <w:pPr>
       <w:pBdr/>
@@ -23074,9 +24344,9 @@
       </w:tcPr>
     </w:tblStylePr>
   </w:style>
-  <w:style w:type="table" w:styleId="92">
+  <w:style w:type="table" w:styleId="780">
     <w:name w:val="List Table 4 - Accent 3"/>
-    <w:basedOn w:val="666"/>
+    <w:basedOn w:val="886"/>
     <w:uiPriority w:val="99"/>
     <w:pPr>
       <w:pBdr/>
@@ -23299,9 +24569,9 @@
       </w:tcPr>
     </w:tblStylePr>
   </w:style>
-  <w:style w:type="table" w:styleId="93">
+  <w:style w:type="table" w:styleId="781">
     <w:name w:val="List Table 4 - Accent 4"/>
-    <w:basedOn w:val="666"/>
+    <w:basedOn w:val="886"/>
     <w:uiPriority w:val="99"/>
     <w:pPr>
       <w:pBdr/>
@@ -23524,9 +24794,9 @@
       </w:tcPr>
     </w:tblStylePr>
   </w:style>
-  <w:style w:type="table" w:styleId="94">
+  <w:style w:type="table" w:styleId="782">
     <w:name w:val="List Table 4 - Accent 5"/>
-    <w:basedOn w:val="666"/>
+    <w:basedOn w:val="886"/>
     <w:uiPriority w:val="99"/>
     <w:pPr>
       <w:pBdr/>
@@ -23749,9 +25019,9 @@
       </w:tcPr>
     </w:tblStylePr>
   </w:style>
-  <w:style w:type="table" w:styleId="95">
+  <w:style w:type="table" w:styleId="783">
     <w:name w:val="List Table 4 - Accent 6"/>
-    <w:basedOn w:val="666"/>
+    <w:basedOn w:val="886"/>
     <w:uiPriority w:val="99"/>
     <w:pPr>
       <w:pBdr/>
@@ -23974,9 +25244,9 @@
       </w:tcPr>
     </w:tblStylePr>
   </w:style>
-  <w:style w:type="table" w:styleId="96">
+  <w:style w:type="table" w:styleId="784">
     <w:name w:val="List Table 5 Dark"/>
-    <w:basedOn w:val="666"/>
+    <w:basedOn w:val="886"/>
     <w:uiPriority w:val="99"/>
     <w:pPr>
       <w:pBdr/>
@@ -24216,9 +25486,9 @@
       </w:tcPr>
     </w:tblStylePr>
   </w:style>
-  <w:style w:type="table" w:styleId="97">
+  <w:style w:type="table" w:styleId="785">
     <w:name w:val="List Table 5 Dark - Accent 1"/>
-    <w:basedOn w:val="666"/>
+    <w:basedOn w:val="886"/>
     <w:uiPriority w:val="99"/>
     <w:pPr>
       <w:pBdr/>
@@ -24458,9 +25728,9 @@
       </w:tcPr>
     </w:tblStylePr>
   </w:style>
-  <w:style w:type="table" w:styleId="98">
+  <w:style w:type="table" w:styleId="786">
     <w:name w:val="List Table 5 Dark - Accent 2"/>
-    <w:basedOn w:val="666"/>
+    <w:basedOn w:val="886"/>
     <w:uiPriority w:val="99"/>
     <w:pPr>
       <w:pBdr/>
@@ -24700,9 +25970,9 @@
       </w:tcPr>
     </w:tblStylePr>
   </w:style>
-  <w:style w:type="table" w:styleId="99">
+  <w:style w:type="table" w:styleId="787">
     <w:name w:val="List Table 5 Dark - Accent 3"/>
-    <w:basedOn w:val="666"/>
+    <w:basedOn w:val="886"/>
     <w:uiPriority w:val="99"/>
     <w:pPr>
       <w:pBdr/>
@@ -24942,9 +26212,9 @@
       </w:tcPr>
     </w:tblStylePr>
   </w:style>
-  <w:style w:type="table" w:styleId="100">
+  <w:style w:type="table" w:styleId="788">
     <w:name w:val="List Table 5 Dark - Accent 4"/>
-    <w:basedOn w:val="666"/>
+    <w:basedOn w:val="886"/>
     <w:uiPriority w:val="99"/>
     <w:pPr>
       <w:pBdr/>
@@ -25184,9 +26454,9 @@
       </w:tcPr>
     </w:tblStylePr>
   </w:style>
-  <w:style w:type="table" w:styleId="101">
+  <w:style w:type="table" w:styleId="789">
     <w:name w:val="List Table 5 Dark - Accent 5"/>
-    <w:basedOn w:val="666"/>
+    <w:basedOn w:val="886"/>
     <w:uiPriority w:val="99"/>
     <w:pPr>
       <w:pBdr/>
@@ -25426,9 +26696,9 @@
       </w:tcPr>
     </w:tblStylePr>
   </w:style>
-  <w:style w:type="table" w:styleId="102">
+  <w:style w:type="table" w:styleId="790">
     <w:name w:val="List Table 5 Dark - Accent 6"/>
-    <w:basedOn w:val="666"/>
+    <w:basedOn w:val="886"/>
     <w:uiPriority w:val="99"/>
     <w:pPr>
       <w:pBdr/>
@@ -25668,9 +26938,9 @@
       </w:tcPr>
     </w:tblStylePr>
   </w:style>
-  <w:style w:type="table" w:styleId="103">
+  <w:style w:type="table" w:styleId="791">
     <w:name w:val="List Table 6 Colorful"/>
-    <w:basedOn w:val="666"/>
+    <w:basedOn w:val="886"/>
     <w:uiPriority w:val="99"/>
     <w:pPr>
       <w:pBdr/>
@@ -25891,9 +27161,9 @@
       </w:tcPr>
     </w:tblStylePr>
   </w:style>
-  <w:style w:type="table" w:styleId="104">
+  <w:style w:type="table" w:styleId="792">
     <w:name w:val="List Table 6 Colorful - Accent 1"/>
-    <w:basedOn w:val="666"/>
+    <w:basedOn w:val="886"/>
     <w:uiPriority w:val="99"/>
     <w:pPr>
       <w:pBdr/>
@@ -26114,9 +27384,9 @@
       </w:tcPr>
     </w:tblStylePr>
   </w:style>
-  <w:style w:type="table" w:styleId="105">
+  <w:style w:type="table" w:styleId="793">
     <w:name w:val="List Table 6 Colorful - Accent 2"/>
-    <w:basedOn w:val="666"/>
+    <w:basedOn w:val="886"/>
     <w:uiPriority w:val="99"/>
     <w:pPr>
       <w:pBdr/>
@@ -26337,9 +27607,9 @@
       </w:tcPr>
     </w:tblStylePr>
   </w:style>
-  <w:style w:type="table" w:styleId="106">
+  <w:style w:type="table" w:styleId="794">
     <w:name w:val="List Table 6 Colorful - Accent 3"/>
-    <w:basedOn w:val="666"/>
+    <w:basedOn w:val="886"/>
     <w:uiPriority w:val="99"/>
     <w:pPr>
       <w:pBdr/>
@@ -26560,9 +27830,9 @@
       </w:tcPr>
     </w:tblStylePr>
   </w:style>
-  <w:style w:type="table" w:styleId="107">
+  <w:style w:type="table" w:styleId="795">
     <w:name w:val="List Table 6 Colorful - Accent 4"/>
-    <w:basedOn w:val="666"/>
+    <w:basedOn w:val="886"/>
     <w:uiPriority w:val="99"/>
     <w:pPr>
       <w:pBdr/>
@@ -26783,9 +28053,9 @@
       </w:tcPr>
     </w:tblStylePr>
   </w:style>
-  <w:style w:type="table" w:styleId="108">
+  <w:style w:type="table" w:styleId="796">
     <w:name w:val="List Table 6 Colorful - Accent 5"/>
-    <w:basedOn w:val="666"/>
+    <w:basedOn w:val="886"/>
     <w:uiPriority w:val="99"/>
     <w:pPr>
       <w:pBdr/>
@@ -27006,9 +28276,9 @@
       </w:tcPr>
     </w:tblStylePr>
   </w:style>
-  <w:style w:type="table" w:styleId="109">
+  <w:style w:type="table" w:styleId="797">
     <w:name w:val="List Table 6 Colorful - Accent 6"/>
-    <w:basedOn w:val="666"/>
+    <w:basedOn w:val="886"/>
     <w:uiPriority w:val="99"/>
     <w:pPr>
       <w:pBdr/>
@@ -27229,9 +28499,9 @@
       </w:tcPr>
     </w:tblStylePr>
   </w:style>
-  <w:style w:type="table" w:styleId="110">
+  <w:style w:type="table" w:styleId="798">
     <w:name w:val="List Table 7 Colorful"/>
-    <w:basedOn w:val="666"/>
+    <w:basedOn w:val="886"/>
     <w:uiPriority w:val="99"/>
     <w:pPr>
       <w:pBdr/>
@@ -27330,11 +28600,11 @@
         <w:tblBorders/>
       </w:tblPr>
       <w:tcPr>
-        <w:shd w:color="ffffff"/>
+        <w:shd w:val="clear" w:color="ffffff"/>
         <w:tcBorders>
-          <w:top w:val="none"/>
-          <w:left w:val="none"/>
-          <w:bottom w:val="none"/>
+          <w:top w:val="none" w:color="000000" w:sz="4" w:space="0"/>
+          <w:left w:val="none" w:color="000000" w:sz="4" w:space="0"/>
+          <w:bottom w:val="none" w:color="000000" w:sz="4" w:space="0"/>
           <w:right w:val="single" w:color="000000" w:themeColor="text1" w:themeTint="80" w:sz="4" w:space="0"/>
         </w:tcBorders>
       </w:tcPr>
@@ -27357,10 +28627,10 @@
       <w:tcPr>
         <w:shd w:val="clear" w:color="ffffff" w:themeColor="light1" w:fill="ffffff" w:themeFill="light1"/>
         <w:tcBorders>
-          <w:top w:val="none"/>
-          <w:left w:val="none"/>
+          <w:top w:val="none" w:color="000000" w:sz="4" w:space="0"/>
+          <w:left w:val="none" w:color="000000" w:sz="4" w:space="0"/>
           <w:bottom w:val="single" w:color="000000" w:themeColor="text1" w:themeTint="80" w:sz="4" w:space="0"/>
-          <w:right w:val="none"/>
+          <w:right w:val="none" w:color="000000" w:sz="4" w:space="0"/>
         </w:tcBorders>
       </w:tcPr>
     </w:tblStylePr>
@@ -27380,12 +28650,12 @@
         <w:tblBorders/>
       </w:tblPr>
       <w:tcPr>
-        <w:shd w:color="ffffff"/>
+        <w:shd w:val="clear" w:color="ffffff"/>
         <w:tcBorders>
-          <w:top w:val="none"/>
+          <w:top w:val="none" w:color="000000" w:sz="4" w:space="0"/>
           <w:left w:val="single" w:color="000000" w:themeColor="text1" w:themeTint="80" w:sz="4" w:space="0"/>
-          <w:bottom w:val="none"/>
-          <w:right w:val="none"/>
+          <w:bottom w:val="none" w:color="000000" w:sz="4" w:space="0"/>
+          <w:right w:val="none" w:color="000000" w:sz="4" w:space="0"/>
         </w:tcBorders>
       </w:tcPr>
     </w:tblStylePr>
@@ -27408,9 +28678,9 @@
         <w:shd w:val="clear" w:color="ffffff" w:themeColor="light1" w:fill="ffffff" w:themeFill="light1"/>
         <w:tcBorders>
           <w:top w:val="single" w:color="000000" w:themeColor="text1" w:themeTint="80" w:sz="4" w:space="0"/>
-          <w:left w:val="none"/>
-          <w:bottom w:val="none"/>
-          <w:right w:val="none"/>
+          <w:left w:val="none" w:color="000000" w:sz="4" w:space="0"/>
+          <w:bottom w:val="none" w:color="000000" w:sz="4" w:space="0"/>
+          <w:right w:val="none" w:color="000000" w:sz="4" w:space="0"/>
         </w:tcBorders>
       </w:tcPr>
     </w:tblStylePr>
@@ -27485,9 +28755,9 @@
       </w:tcPr>
     </w:tblStylePr>
   </w:style>
-  <w:style w:type="table" w:styleId="111">
+  <w:style w:type="table" w:styleId="799">
     <w:name w:val="List Table 7 Colorful - Accent 1"/>
-    <w:basedOn w:val="666"/>
+    <w:basedOn w:val="886"/>
     <w:uiPriority w:val="99"/>
     <w:pPr>
       <w:pBdr/>
@@ -27586,11 +28856,11 @@
         <w:tblBorders/>
       </w:tblPr>
       <w:tcPr>
-        <w:shd w:color="ffffff"/>
+        <w:shd w:val="clear" w:color="ffffff"/>
         <w:tcBorders>
-          <w:top w:val="none"/>
-          <w:left w:val="none"/>
-          <w:bottom w:val="none"/>
+          <w:top w:val="none" w:color="000000" w:sz="4" w:space="0"/>
+          <w:left w:val="none" w:color="000000" w:sz="4" w:space="0"/>
+          <w:bottom w:val="none" w:color="000000" w:sz="4" w:space="0"/>
           <w:right w:val="single" w:color="000000" w:themeColor="accent1" w:sz="4" w:space="0"/>
         </w:tcBorders>
       </w:tcPr>
@@ -27613,10 +28883,10 @@
       <w:tcPr>
         <w:shd w:val="clear" w:color="ffffff" w:themeColor="light1" w:fill="ffffff" w:themeFill="light1"/>
         <w:tcBorders>
-          <w:top w:val="none"/>
-          <w:left w:val="none"/>
+          <w:top w:val="none" w:color="000000" w:sz="4" w:space="0"/>
+          <w:left w:val="none" w:color="000000" w:sz="4" w:space="0"/>
           <w:bottom w:val="single" w:color="000000" w:themeColor="accent1" w:sz="4" w:space="0"/>
-          <w:right w:val="none"/>
+          <w:right w:val="none" w:color="000000" w:sz="4" w:space="0"/>
         </w:tcBorders>
       </w:tcPr>
     </w:tblStylePr>
@@ -27636,12 +28906,12 @@
         <w:tblBorders/>
       </w:tblPr>
       <w:tcPr>
-        <w:shd w:color="ffffff"/>
+        <w:shd w:val="clear" w:color="ffffff"/>
         <w:tcBorders>
-          <w:top w:val="none"/>
+          <w:top w:val="none" w:color="000000" w:sz="4" w:space="0"/>
           <w:left w:val="single" w:color="000000" w:themeColor="accent1" w:sz="4" w:space="0"/>
-          <w:bottom w:val="none"/>
-          <w:right w:val="none"/>
+          <w:bottom w:val="none" w:color="000000" w:sz="4" w:space="0"/>
+          <w:right w:val="none" w:color="000000" w:sz="4" w:space="0"/>
         </w:tcBorders>
       </w:tcPr>
     </w:tblStylePr>
@@ -27664,9 +28934,9 @@
         <w:shd w:val="clear" w:color="ffffff" w:themeColor="light1" w:fill="ffffff" w:themeFill="light1"/>
         <w:tcBorders>
           <w:top w:val="single" w:color="000000" w:themeColor="accent1" w:sz="4" w:space="0"/>
-          <w:left w:val="none"/>
-          <w:bottom w:val="none"/>
-          <w:right w:val="none"/>
+          <w:left w:val="none" w:color="000000" w:sz="4" w:space="0"/>
+          <w:bottom w:val="none" w:color="000000" w:sz="4" w:space="0"/>
+          <w:right w:val="none" w:color="000000" w:sz="4" w:space="0"/>
         </w:tcBorders>
       </w:tcPr>
     </w:tblStylePr>
@@ -27741,9 +29011,9 @@
       </w:tcPr>
     </w:tblStylePr>
   </w:style>
-  <w:style w:type="table" w:styleId="112">
+  <w:style w:type="table" w:styleId="800">
     <w:name w:val="List Table 7 Colorful - Accent 2"/>
-    <w:basedOn w:val="666"/>
+    <w:basedOn w:val="886"/>
     <w:uiPriority w:val="99"/>
     <w:pPr>
       <w:pBdr/>
@@ -27842,11 +29112,11 @@
         <w:tblBorders/>
       </w:tblPr>
       <w:tcPr>
-        <w:shd w:color="ffffff"/>
+        <w:shd w:val="clear" w:color="ffffff"/>
         <w:tcBorders>
-          <w:top w:val="none"/>
-          <w:left w:val="none"/>
-          <w:bottom w:val="none"/>
+          <w:top w:val="none" w:color="000000" w:sz="4" w:space="0"/>
+          <w:left w:val="none" w:color="000000" w:sz="4" w:space="0"/>
+          <w:bottom w:val="none" w:color="000000" w:sz="4" w:space="0"/>
           <w:right w:val="single" w:color="000000" w:themeColor="accent2" w:themeTint="97" w:sz="4" w:space="0"/>
         </w:tcBorders>
       </w:tcPr>
@@ -27869,10 +29139,10 @@
       <w:tcPr>
         <w:shd w:val="clear" w:color="ffffff" w:themeColor="light1" w:fill="ffffff" w:themeFill="light1"/>
         <w:tcBorders>
-          <w:top w:val="none"/>
-          <w:left w:val="none"/>
+          <w:top w:val="none" w:color="000000" w:sz="4" w:space="0"/>
+          <w:left w:val="none" w:color="000000" w:sz="4" w:space="0"/>
           <w:bottom w:val="single" w:color="000000" w:themeColor="accent2" w:themeTint="97" w:sz="4" w:space="0"/>
-          <w:right w:val="none"/>
+          <w:right w:val="none" w:color="000000" w:sz="4" w:space="0"/>
         </w:tcBorders>
       </w:tcPr>
     </w:tblStylePr>
@@ -27892,12 +29162,12 @@
         <w:tblBorders/>
       </w:tblPr>
       <w:tcPr>
-        <w:shd w:color="ffffff"/>
+        <w:shd w:val="clear" w:color="ffffff"/>
         <w:tcBorders>
-          <w:top w:val="none"/>
+          <w:top w:val="none" w:color="000000" w:sz="4" w:space="0"/>
           <w:left w:val="single" w:color="000000" w:themeColor="accent2" w:themeTint="97" w:sz="4" w:space="0"/>
-          <w:bottom w:val="none"/>
-          <w:right w:val="none"/>
+          <w:bottom w:val="none" w:color="000000" w:sz="4" w:space="0"/>
+          <w:right w:val="none" w:color="000000" w:sz="4" w:space="0"/>
         </w:tcBorders>
       </w:tcPr>
     </w:tblStylePr>
@@ -27920,9 +29190,9 @@
         <w:shd w:val="clear" w:color="ffffff" w:themeColor="light1" w:fill="ffffff" w:themeFill="light1"/>
         <w:tcBorders>
           <w:top w:val="single" w:color="000000" w:themeColor="accent2" w:themeTint="97" w:sz="4" w:space="0"/>
-          <w:left w:val="none"/>
-          <w:bottom w:val="none"/>
-          <w:right w:val="none"/>
+          <w:left w:val="none" w:color="000000" w:sz="4" w:space="0"/>
+          <w:bottom w:val="none" w:color="000000" w:sz="4" w:space="0"/>
+          <w:right w:val="none" w:color="000000" w:sz="4" w:space="0"/>
         </w:tcBorders>
       </w:tcPr>
     </w:tblStylePr>
@@ -27997,9 +29267,9 @@
       </w:tcPr>
     </w:tblStylePr>
   </w:style>
-  <w:style w:type="table" w:styleId="113">
+  <w:style w:type="table" w:styleId="801">
     <w:name w:val="List Table 7 Colorful - Accent 3"/>
-    <w:basedOn w:val="666"/>
+    <w:basedOn w:val="886"/>
     <w:uiPriority w:val="99"/>
     <w:pPr>
       <w:pBdr/>
@@ -28098,11 +29368,11 @@
         <w:tblBorders/>
       </w:tblPr>
       <w:tcPr>
-        <w:shd w:color="ffffff"/>
+        <w:shd w:val="clear" w:color="ffffff"/>
         <w:tcBorders>
-          <w:top w:val="none"/>
-          <w:left w:val="none"/>
-          <w:bottom w:val="none"/>
+          <w:top w:val="none" w:color="000000" w:sz="4" w:space="0"/>
+          <w:left w:val="none" w:color="000000" w:sz="4" w:space="0"/>
+          <w:bottom w:val="none" w:color="000000" w:sz="4" w:space="0"/>
           <w:right w:val="single" w:color="000000" w:themeColor="accent3" w:themeTint="98" w:sz="4" w:space="0"/>
         </w:tcBorders>
       </w:tcPr>
@@ -28125,10 +29395,10 @@
       <w:tcPr>
         <w:shd w:val="clear" w:color="ffffff" w:themeColor="light1" w:fill="ffffff" w:themeFill="light1"/>
         <w:tcBorders>
-          <w:top w:val="none"/>
-          <w:left w:val="none"/>
+          <w:top w:val="none" w:color="000000" w:sz="4" w:space="0"/>
+          <w:left w:val="none" w:color="000000" w:sz="4" w:space="0"/>
           <w:bottom w:val="single" w:color="000000" w:themeColor="accent3" w:themeTint="98" w:sz="4" w:space="0"/>
-          <w:right w:val="none"/>
+          <w:right w:val="none" w:color="000000" w:sz="4" w:space="0"/>
         </w:tcBorders>
       </w:tcPr>
     </w:tblStylePr>
@@ -28148,12 +29418,12 @@
         <w:tblBorders/>
       </w:tblPr>
       <w:tcPr>
-        <w:shd w:color="ffffff"/>
+        <w:shd w:val="clear" w:color="ffffff"/>
         <w:tcBorders>
-          <w:top w:val="none"/>
+          <w:top w:val="none" w:color="000000" w:sz="4" w:space="0"/>
           <w:left w:val="single" w:color="000000" w:themeColor="accent3" w:themeTint="98" w:sz="4" w:space="0"/>
-          <w:bottom w:val="none"/>
-          <w:right w:val="none"/>
+          <w:bottom w:val="none" w:color="000000" w:sz="4" w:space="0"/>
+          <w:right w:val="none" w:color="000000" w:sz="4" w:space="0"/>
         </w:tcBorders>
       </w:tcPr>
     </w:tblStylePr>
@@ -28176,9 +29446,9 @@
         <w:shd w:val="clear" w:color="ffffff" w:themeColor="light1" w:fill="ffffff" w:themeFill="light1"/>
         <w:tcBorders>
           <w:top w:val="single" w:color="000000" w:themeColor="accent3" w:themeTint="98" w:sz="4" w:space="0"/>
-          <w:left w:val="none"/>
-          <w:bottom w:val="none"/>
-          <w:right w:val="none"/>
+          <w:left w:val="none" w:color="000000" w:sz="4" w:space="0"/>
+          <w:bottom w:val="none" w:color="000000" w:sz="4" w:space="0"/>
+          <w:right w:val="none" w:color="000000" w:sz="4" w:space="0"/>
         </w:tcBorders>
       </w:tcPr>
     </w:tblStylePr>
@@ -28253,9 +29523,9 @@
       </w:tcPr>
     </w:tblStylePr>
   </w:style>
-  <w:style w:type="table" w:styleId="114">
+  <w:style w:type="table" w:styleId="802">
     <w:name w:val="List Table 7 Colorful - Accent 4"/>
-    <w:basedOn w:val="666"/>
+    <w:basedOn w:val="886"/>
     <w:uiPriority w:val="99"/>
     <w:pPr>
       <w:pBdr/>
@@ -28354,11 +29624,11 @@
         <w:tblBorders/>
       </w:tblPr>
       <w:tcPr>
-        <w:shd w:color="ffffff"/>
+        <w:shd w:val="clear" w:color="ffffff"/>
         <w:tcBorders>
-          <w:top w:val="none"/>
-          <w:left w:val="none"/>
-          <w:bottom w:val="none"/>
+          <w:top w:val="none" w:color="000000" w:sz="4" w:space="0"/>
+          <w:left w:val="none" w:color="000000" w:sz="4" w:space="0"/>
+          <w:bottom w:val="none" w:color="000000" w:sz="4" w:space="0"/>
           <w:right w:val="single" w:color="000000" w:themeColor="accent4" w:themeTint="9A" w:sz="4" w:space="0"/>
         </w:tcBorders>
       </w:tcPr>
@@ -28381,10 +29651,10 @@
       <w:tcPr>
         <w:shd w:val="clear" w:color="ffffff" w:themeColor="light1" w:fill="ffffff" w:themeFill="light1"/>
         <w:tcBorders>
-          <w:top w:val="none"/>
-          <w:left w:val="none"/>
+          <w:top w:val="none" w:color="000000" w:sz="4" w:space="0"/>
+          <w:left w:val="none" w:color="000000" w:sz="4" w:space="0"/>
           <w:bottom w:val="single" w:color="000000" w:themeColor="accent4" w:themeTint="9A" w:sz="4" w:space="0"/>
-          <w:right w:val="none"/>
+          <w:right w:val="none" w:color="000000" w:sz="4" w:space="0"/>
         </w:tcBorders>
       </w:tcPr>
     </w:tblStylePr>
@@ -28404,12 +29674,12 @@
         <w:tblBorders/>
       </w:tblPr>
       <w:tcPr>
-        <w:shd w:color="ffffff"/>
+        <w:shd w:val="clear" w:color="ffffff"/>
         <w:tcBorders>
-          <w:top w:val="none"/>
+          <w:top w:val="none" w:color="000000" w:sz="4" w:space="0"/>
           <w:left w:val="single" w:color="000000" w:themeColor="accent4" w:themeTint="9A" w:sz="4" w:space="0"/>
-          <w:bottom w:val="none"/>
-          <w:right w:val="none"/>
+          <w:bottom w:val="none" w:color="000000" w:sz="4" w:space="0"/>
+          <w:right w:val="none" w:color="000000" w:sz="4" w:space="0"/>
         </w:tcBorders>
       </w:tcPr>
     </w:tblStylePr>
@@ -28432,9 +29702,9 @@
         <w:shd w:val="clear" w:color="ffffff" w:themeColor="light1" w:fill="ffffff" w:themeFill="light1"/>
         <w:tcBorders>
           <w:top w:val="single" w:color="000000" w:themeColor="accent4" w:themeTint="9A" w:sz="4" w:space="0"/>
-          <w:left w:val="none"/>
-          <w:bottom w:val="none"/>
-          <w:right w:val="none"/>
+          <w:left w:val="none" w:color="000000" w:sz="4" w:space="0"/>
+          <w:bottom w:val="none" w:color="000000" w:sz="4" w:space="0"/>
+          <w:right w:val="none" w:color="000000" w:sz="4" w:space="0"/>
         </w:tcBorders>
       </w:tcPr>
     </w:tblStylePr>
@@ -28509,9 +29779,9 @@
       </w:tcPr>
     </w:tblStylePr>
   </w:style>
-  <w:style w:type="table" w:styleId="115">
+  <w:style w:type="table" w:styleId="803">
     <w:name w:val="List Table 7 Colorful - Accent 5"/>
-    <w:basedOn w:val="666"/>
+    <w:basedOn w:val="886"/>
     <w:uiPriority w:val="99"/>
     <w:pPr>
       <w:pBdr/>
@@ -28610,11 +29880,11 @@
         <w:tblBorders/>
       </w:tblPr>
       <w:tcPr>
-        <w:shd w:color="ffffff"/>
+        <w:shd w:val="clear" w:color="ffffff"/>
         <w:tcBorders>
-          <w:top w:val="none"/>
-          <w:left w:val="none"/>
-          <w:bottom w:val="none"/>
+          <w:top w:val="none" w:color="000000" w:sz="4" w:space="0"/>
+          <w:left w:val="none" w:color="000000" w:sz="4" w:space="0"/>
+          <w:bottom w:val="none" w:color="000000" w:sz="4" w:space="0"/>
           <w:right w:val="single" w:color="000000" w:themeColor="accent5" w:themeTint="9A" w:sz="4" w:space="0"/>
         </w:tcBorders>
       </w:tcPr>
@@ -28637,10 +29907,10 @@
       <w:tcPr>
         <w:shd w:val="clear" w:color="ffffff" w:themeColor="light1" w:fill="ffffff" w:themeFill="light1"/>
         <w:tcBorders>
-          <w:top w:val="none"/>
-          <w:left w:val="none"/>
+          <w:top w:val="none" w:color="000000" w:sz="4" w:space="0"/>
+          <w:left w:val="none" w:color="000000" w:sz="4" w:space="0"/>
           <w:bottom w:val="single" w:color="000000" w:themeColor="accent5" w:themeTint="9A" w:sz="4" w:space="0"/>
-          <w:right w:val="none"/>
+          <w:right w:val="none" w:color="000000" w:sz="4" w:space="0"/>
         </w:tcBorders>
       </w:tcPr>
     </w:tblStylePr>
@@ -28660,12 +29930,12 @@
         <w:tblBorders/>
       </w:tblPr>
       <w:tcPr>
-        <w:shd w:color="ffffff"/>
+        <w:shd w:val="clear" w:color="ffffff"/>
         <w:tcBorders>
-          <w:top w:val="none"/>
+          <w:top w:val="none" w:color="000000" w:sz="4" w:space="0"/>
           <w:left w:val="single" w:color="000000" w:themeColor="accent5" w:themeTint="9A" w:sz="4" w:space="0"/>
-          <w:bottom w:val="none"/>
-          <w:right w:val="none"/>
+          <w:bottom w:val="none" w:color="000000" w:sz="4" w:space="0"/>
+          <w:right w:val="none" w:color="000000" w:sz="4" w:space="0"/>
         </w:tcBorders>
       </w:tcPr>
     </w:tblStylePr>
@@ -28688,9 +29958,9 @@
         <w:shd w:val="clear" w:color="ffffff" w:themeColor="light1" w:fill="ffffff" w:themeFill="light1"/>
         <w:tcBorders>
           <w:top w:val="single" w:color="000000" w:themeColor="accent5" w:themeTint="9A" w:sz="4" w:space="0"/>
-          <w:left w:val="none"/>
-          <w:bottom w:val="none"/>
-          <w:right w:val="none"/>
+          <w:left w:val="none" w:color="000000" w:sz="4" w:space="0"/>
+          <w:bottom w:val="none" w:color="000000" w:sz="4" w:space="0"/>
+          <w:right w:val="none" w:color="000000" w:sz="4" w:space="0"/>
         </w:tcBorders>
       </w:tcPr>
     </w:tblStylePr>
@@ -28765,9 +30035,9 @@
       </w:tcPr>
     </w:tblStylePr>
   </w:style>
-  <w:style w:type="table" w:styleId="116">
+  <w:style w:type="table" w:styleId="804">
     <w:name w:val="List Table 7 Colorful - Accent 6"/>
-    <w:basedOn w:val="666"/>
+    <w:basedOn w:val="886"/>
     <w:uiPriority w:val="99"/>
     <w:pPr>
       <w:pBdr/>
@@ -28866,11 +30136,11 @@
         <w:tblBorders/>
       </w:tblPr>
       <w:tcPr>
-        <w:shd w:color="ffffff"/>
+        <w:shd w:val="clear" w:color="ffffff"/>
         <w:tcBorders>
-          <w:top w:val="none"/>
-          <w:left w:val="none"/>
-          <w:bottom w:val="none"/>
+          <w:top w:val="none" w:color="000000" w:sz="4" w:space="0"/>
+          <w:left w:val="none" w:color="000000" w:sz="4" w:space="0"/>
+          <w:bottom w:val="none" w:color="000000" w:sz="4" w:space="0"/>
           <w:right w:val="single" w:color="000000" w:themeColor="accent6" w:themeTint="98" w:sz="4" w:space="0"/>
         </w:tcBorders>
       </w:tcPr>
@@ -28893,10 +30163,10 @@
       <w:tcPr>
         <w:shd w:val="clear" w:color="ffffff" w:themeColor="light1" w:fill="ffffff" w:themeFill="light1"/>
         <w:tcBorders>
-          <w:top w:val="none"/>
-          <w:left w:val="none"/>
+          <w:top w:val="none" w:color="000000" w:sz="4" w:space="0"/>
+          <w:left w:val="none" w:color="000000" w:sz="4" w:space="0"/>
           <w:bottom w:val="single" w:color="000000" w:themeColor="accent6" w:themeTint="98" w:sz="4" w:space="0"/>
-          <w:right w:val="none"/>
+          <w:right w:val="none" w:color="000000" w:sz="4" w:space="0"/>
         </w:tcBorders>
       </w:tcPr>
     </w:tblStylePr>
@@ -28916,12 +30186,12 @@
         <w:tblBorders/>
       </w:tblPr>
       <w:tcPr>
-        <w:shd w:color="ffffff"/>
+        <w:shd w:val="clear" w:color="ffffff"/>
         <w:tcBorders>
-          <w:top w:val="none"/>
+          <w:top w:val="none" w:color="000000" w:sz="4" w:space="0"/>
           <w:left w:val="single" w:color="000000" w:themeColor="accent6" w:themeTint="98" w:sz="4" w:space="0"/>
-          <w:bottom w:val="none"/>
-          <w:right w:val="none"/>
+          <w:bottom w:val="none" w:color="000000" w:sz="4" w:space="0"/>
+          <w:right w:val="none" w:color="000000" w:sz="4" w:space="0"/>
         </w:tcBorders>
       </w:tcPr>
     </w:tblStylePr>
@@ -28944,9 +30214,9 @@
         <w:shd w:val="clear" w:color="ffffff" w:themeColor="light1" w:fill="ffffff" w:themeFill="light1"/>
         <w:tcBorders>
           <w:top w:val="single" w:color="000000" w:themeColor="accent6" w:themeTint="98" w:sz="4" w:space="0"/>
-          <w:left w:val="none"/>
-          <w:bottom w:val="none"/>
-          <w:right w:val="none"/>
+          <w:left w:val="none" w:color="000000" w:sz="4" w:space="0"/>
+          <w:bottom w:val="none" w:color="000000" w:sz="4" w:space="0"/>
+          <w:right w:val="none" w:color="000000" w:sz="4" w:space="0"/>
         </w:tcBorders>
       </w:tcPr>
     </w:tblStylePr>
@@ -29021,9 +30291,9 @@
       </w:tcPr>
     </w:tblStylePr>
   </w:style>
-  <w:style w:type="table" w:styleId="117">
+  <w:style w:type="table" w:styleId="805">
     <w:name w:val="Lined - Accent"/>
-    <w:basedOn w:val="666"/>
+    <w:basedOn w:val="886"/>
     <w:uiPriority w:val="99"/>
     <w:pPr>
       <w:pBdr/>
@@ -29258,9 +30528,9 @@
       </w:tcPr>
     </w:tblStylePr>
   </w:style>
-  <w:style w:type="table" w:styleId="118">
+  <w:style w:type="table" w:styleId="806">
     <w:name w:val="Lined - Accent 1"/>
-    <w:basedOn w:val="666"/>
+    <w:basedOn w:val="886"/>
     <w:uiPriority w:val="99"/>
     <w:pPr>
       <w:pBdr/>
@@ -29495,9 +30765,9 @@
       </w:tcPr>
     </w:tblStylePr>
   </w:style>
-  <w:style w:type="table" w:styleId="119">
+  <w:style w:type="table" w:styleId="807">
     <w:name w:val="Lined - Accent 2"/>
-    <w:basedOn w:val="666"/>
+    <w:basedOn w:val="886"/>
     <w:uiPriority w:val="99"/>
     <w:pPr>
       <w:pBdr/>
@@ -29732,9 +31002,9 @@
       </w:tcPr>
     </w:tblStylePr>
   </w:style>
-  <w:style w:type="table" w:styleId="120">
+  <w:style w:type="table" w:styleId="808">
     <w:name w:val="Lined - Accent 3"/>
-    <w:basedOn w:val="666"/>
+    <w:basedOn w:val="886"/>
     <w:uiPriority w:val="99"/>
     <w:pPr>
       <w:pBdr/>
@@ -29969,9 +31239,9 @@
       </w:tcPr>
     </w:tblStylePr>
   </w:style>
-  <w:style w:type="table" w:styleId="121">
+  <w:style w:type="table" w:styleId="809">
     <w:name w:val="Lined - Accent 4"/>
-    <w:basedOn w:val="666"/>
+    <w:basedOn w:val="886"/>
     <w:uiPriority w:val="99"/>
     <w:pPr>
       <w:pBdr/>
@@ -30206,9 +31476,9 @@
       </w:tcPr>
     </w:tblStylePr>
   </w:style>
-  <w:style w:type="table" w:styleId="122">
+  <w:style w:type="table" w:styleId="810">
     <w:name w:val="Lined - Accent 5"/>
-    <w:basedOn w:val="666"/>
+    <w:basedOn w:val="886"/>
     <w:uiPriority w:val="99"/>
     <w:pPr>
       <w:pBdr/>
@@ -30443,9 +31713,9 @@
       </w:tcPr>
     </w:tblStylePr>
   </w:style>
-  <w:style w:type="table" w:styleId="123">
+  <w:style w:type="table" w:styleId="811">
     <w:name w:val="Lined - Accent 6"/>
-    <w:basedOn w:val="666"/>
+    <w:basedOn w:val="886"/>
     <w:uiPriority w:val="99"/>
     <w:pPr>
       <w:pBdr/>
@@ -30680,9 +31950,9 @@
       </w:tcPr>
     </w:tblStylePr>
   </w:style>
-  <w:style w:type="table" w:styleId="124">
+  <w:style w:type="table" w:styleId="812">
     <w:name w:val="Bordered &amp; Lined - Accent"/>
-    <w:basedOn w:val="666"/>
+    <w:basedOn w:val="886"/>
     <w:uiPriority w:val="99"/>
     <w:pPr>
       <w:pBdr/>
@@ -30924,9 +32194,9 @@
       </w:tcPr>
     </w:tblStylePr>
   </w:style>
-  <w:style w:type="table" w:styleId="125">
+  <w:style w:type="table" w:styleId="813">
     <w:name w:val="Bordered &amp; Lined - Accent 1"/>
-    <w:basedOn w:val="666"/>
+    <w:basedOn w:val="886"/>
     <w:uiPriority w:val="99"/>
     <w:pPr>
       <w:pBdr/>
@@ -31168,9 +32438,9 @@
       </w:tcPr>
     </w:tblStylePr>
   </w:style>
-  <w:style w:type="table" w:styleId="126">
+  <w:style w:type="table" w:styleId="814">
     <w:name w:val="Bordered &amp; Lined - Accent 2"/>
-    <w:basedOn w:val="666"/>
+    <w:basedOn w:val="886"/>
     <w:uiPriority w:val="99"/>
     <w:pPr>
       <w:pBdr/>
@@ -31412,9 +32682,9 @@
       </w:tcPr>
     </w:tblStylePr>
   </w:style>
-  <w:style w:type="table" w:styleId="127">
+  <w:style w:type="table" w:styleId="815">
     <w:name w:val="Bordered &amp; Lined - Accent 3"/>
-    <w:basedOn w:val="666"/>
+    <w:basedOn w:val="886"/>
     <w:uiPriority w:val="99"/>
     <w:pPr>
       <w:pBdr/>
@@ -31656,9 +32926,9 @@
       </w:tcPr>
     </w:tblStylePr>
   </w:style>
-  <w:style w:type="table" w:styleId="128">
+  <w:style w:type="table" w:styleId="816">
     <w:name w:val="Bordered &amp; Lined - Accent 4"/>
-    <w:basedOn w:val="666"/>
+    <w:basedOn w:val="886"/>
     <w:uiPriority w:val="99"/>
     <w:pPr>
       <w:pBdr/>
@@ -31900,9 +33170,9 @@
       </w:tcPr>
     </w:tblStylePr>
   </w:style>
-  <w:style w:type="table" w:styleId="129">
+  <w:style w:type="table" w:styleId="817">
     <w:name w:val="Bordered &amp; Lined - Accent 5"/>
-    <w:basedOn w:val="666"/>
+    <w:basedOn w:val="886"/>
     <w:uiPriority w:val="99"/>
     <w:pPr>
       <w:pBdr/>
@@ -32144,9 +33414,9 @@
       </w:tcPr>
     </w:tblStylePr>
   </w:style>
-  <w:style w:type="table" w:styleId="130">
+  <w:style w:type="table" w:styleId="818">
     <w:name w:val="Bordered &amp; Lined - Accent 6"/>
-    <w:basedOn w:val="666"/>
+    <w:basedOn w:val="886"/>
     <w:uiPriority w:val="99"/>
     <w:pPr>
       <w:pBdr/>
@@ -32388,9 +33658,9 @@
       </w:tcPr>
     </w:tblStylePr>
   </w:style>
-  <w:style w:type="table" w:styleId="131">
+  <w:style w:type="table" w:styleId="819">
     <w:name w:val="Bordered"/>
-    <w:basedOn w:val="666"/>
+    <w:basedOn w:val="886"/>
     <w:uiPriority w:val="99"/>
     <w:pPr>
       <w:pBdr/>
@@ -32619,9 +33889,9 @@
       </w:tcPr>
     </w:tblStylePr>
   </w:style>
-  <w:style w:type="table" w:styleId="132">
+  <w:style w:type="table" w:styleId="820">
     <w:name w:val="Bordered - Accent 1"/>
-    <w:basedOn w:val="666"/>
+    <w:basedOn w:val="886"/>
     <w:uiPriority w:val="99"/>
     <w:pPr>
       <w:pBdr/>
@@ -32850,9 +34120,9 @@
       </w:tcPr>
     </w:tblStylePr>
   </w:style>
-  <w:style w:type="table" w:styleId="133">
+  <w:style w:type="table" w:styleId="821">
     <w:name w:val="Bordered - Accent 2"/>
-    <w:basedOn w:val="666"/>
+    <w:basedOn w:val="886"/>
     <w:uiPriority w:val="99"/>
     <w:pPr>
       <w:pBdr/>
@@ -33081,9 +34351,9 @@
       </w:tcPr>
     </w:tblStylePr>
   </w:style>
-  <w:style w:type="table" w:styleId="134">
+  <w:style w:type="table" w:styleId="822">
     <w:name w:val="Bordered - Accent 3"/>
-    <w:basedOn w:val="666"/>
+    <w:basedOn w:val="886"/>
     <w:uiPriority w:val="99"/>
     <w:pPr>
       <w:pBdr/>
@@ -33312,9 +34582,9 @@
       </w:tcPr>
     </w:tblStylePr>
   </w:style>
-  <w:style w:type="table" w:styleId="135">
+  <w:style w:type="table" w:styleId="823">
     <w:name w:val="Bordered - Accent 4"/>
-    <w:basedOn w:val="666"/>
+    <w:basedOn w:val="886"/>
     <w:uiPriority w:val="99"/>
     <w:pPr>
       <w:pBdr/>
@@ -33543,9 +34813,9 @@
       </w:tcPr>
     </w:tblStylePr>
   </w:style>
-  <w:style w:type="table" w:styleId="136">
+  <w:style w:type="table" w:styleId="824">
     <w:name w:val="Bordered - Accent 5"/>
-    <w:basedOn w:val="666"/>
+    <w:basedOn w:val="886"/>
     <w:uiPriority w:val="99"/>
     <w:pPr>
       <w:pBdr/>
@@ -33774,9 +35044,9 @@
       </w:tcPr>
     </w:tblStylePr>
   </w:style>
-  <w:style w:type="table" w:styleId="137">
+  <w:style w:type="table" w:styleId="825">
     <w:name w:val="Bordered - Accent 6"/>
-    <w:basedOn w:val="666"/>
+    <w:basedOn w:val="886"/>
     <w:uiPriority w:val="99"/>
     <w:pPr>
       <w:pBdr/>
@@ -34005,11 +35275,11 @@
       </w:tcPr>
     </w:tblStylePr>
   </w:style>
-  <w:style w:type="paragraph" w:styleId="139">
+  <w:style w:type="paragraph" w:styleId="826">
     <w:name w:val="Heading 1"/>
-    <w:basedOn w:val="664"/>
-    <w:next w:val="664"/>
-    <w:link w:val="150"/>
+    <w:basedOn w:val="884"/>
+    <w:next w:val="884"/>
+    <w:link w:val="835"/>
     <w:uiPriority w:val="9"/>
     <w:qFormat/>
     <w:pPr>
@@ -34027,11 +35297,11 @@
       <w:szCs w:val="40"/>
     </w:rPr>
   </w:style>
-  <w:style w:type="paragraph" w:styleId="140">
+  <w:style w:type="paragraph" w:styleId="827">
     <w:name w:val="Heading 2"/>
-    <w:basedOn w:val="664"/>
-    <w:next w:val="664"/>
-    <w:link w:val="151"/>
+    <w:basedOn w:val="884"/>
+    <w:next w:val="884"/>
+    <w:link w:val="836"/>
     <w:uiPriority w:val="9"/>
     <w:unhideWhenUsed/>
     <w:qFormat/>
@@ -34050,11 +35320,11 @@
       <w:szCs w:val="32"/>
     </w:rPr>
   </w:style>
-  <w:style w:type="paragraph" w:styleId="141">
+  <w:style w:type="paragraph" w:styleId="828">
     <w:name w:val="Heading 3"/>
-    <w:basedOn w:val="664"/>
-    <w:next w:val="664"/>
-    <w:link w:val="152"/>
+    <w:basedOn w:val="884"/>
+    <w:next w:val="884"/>
+    <w:link w:val="837"/>
     <w:uiPriority w:val="9"/>
     <w:unhideWhenUsed/>
     <w:qFormat/>
@@ -34073,11 +35343,11 @@
       <w:szCs w:val="28"/>
     </w:rPr>
   </w:style>
-  <w:style w:type="paragraph" w:styleId="142">
+  <w:style w:type="paragraph" w:styleId="829">
     <w:name w:val="Heading 4"/>
-    <w:basedOn w:val="664"/>
-    <w:next w:val="664"/>
-    <w:link w:val="153"/>
+    <w:basedOn w:val="884"/>
+    <w:next w:val="884"/>
+    <w:link w:val="838"/>
     <w:uiPriority w:val="9"/>
     <w:unhideWhenUsed/>
     <w:qFormat/>
@@ -34096,11 +35366,11 @@
       <w:color w:val="0f4761" w:themeColor="accent1" w:themeShade="BF"/>
     </w:rPr>
   </w:style>
-  <w:style w:type="paragraph" w:styleId="143">
+  <w:style w:type="paragraph" w:styleId="830">
     <w:name w:val="Heading 5"/>
-    <w:basedOn w:val="664"/>
-    <w:next w:val="664"/>
-    <w:link w:val="154"/>
+    <w:basedOn w:val="884"/>
+    <w:next w:val="884"/>
+    <w:link w:val="839"/>
     <w:uiPriority w:val="9"/>
     <w:unhideWhenUsed/>
     <w:qFormat/>
@@ -34117,11 +35387,11 @@
       <w:color w:val="0f4761" w:themeColor="accent1" w:themeShade="BF"/>
     </w:rPr>
   </w:style>
-  <w:style w:type="paragraph" w:styleId="144">
+  <w:style w:type="paragraph" w:styleId="831">
     <w:name w:val="Heading 6"/>
-    <w:basedOn w:val="664"/>
-    <w:next w:val="664"/>
-    <w:link w:val="155"/>
+    <w:basedOn w:val="884"/>
+    <w:next w:val="884"/>
+    <w:link w:val="840"/>
     <w:uiPriority w:val="9"/>
     <w:unhideWhenUsed/>
     <w:qFormat/>
@@ -34140,11 +35410,11 @@
       <w:color w:val="595959" w:themeColor="text1" w:themeTint="A6"/>
     </w:rPr>
   </w:style>
-  <w:style w:type="paragraph" w:styleId="145">
+  <w:style w:type="paragraph" w:styleId="832">
     <w:name w:val="Heading 7"/>
-    <w:basedOn w:val="664"/>
-    <w:next w:val="664"/>
-    <w:link w:val="156"/>
+    <w:basedOn w:val="884"/>
+    <w:next w:val="884"/>
+    <w:link w:val="841"/>
     <w:uiPriority w:val="9"/>
     <w:unhideWhenUsed/>
     <w:qFormat/>
@@ -34161,11 +35431,11 @@
       <w:color w:val="595959" w:themeColor="text1" w:themeTint="A6"/>
     </w:rPr>
   </w:style>
-  <w:style w:type="paragraph" w:styleId="146">
+  <w:style w:type="paragraph" w:styleId="833">
     <w:name w:val="Heading 8"/>
-    <w:basedOn w:val="664"/>
-    <w:next w:val="664"/>
-    <w:link w:val="157"/>
+    <w:basedOn w:val="884"/>
+    <w:next w:val="884"/>
+    <w:link w:val="842"/>
     <w:uiPriority w:val="9"/>
     <w:unhideWhenUsed/>
     <w:qFormat/>
@@ -34184,11 +35454,11 @@
       <w:color w:val="272727" w:themeColor="text1" w:themeTint="D8"/>
     </w:rPr>
   </w:style>
-  <w:style w:type="paragraph" w:styleId="147">
+  <w:style w:type="paragraph" w:styleId="834">
     <w:name w:val="Heading 9"/>
-    <w:basedOn w:val="664"/>
-    <w:next w:val="664"/>
-    <w:link w:val="158"/>
+    <w:basedOn w:val="884"/>
+    <w:next w:val="884"/>
+    <w:link w:val="843"/>
     <w:uiPriority w:val="9"/>
     <w:unhideWhenUsed/>
     <w:qFormat/>
@@ -34207,10 +35477,10 @@
       <w:color w:val="272727" w:themeColor="text1" w:themeTint="D8"/>
     </w:rPr>
   </w:style>
-  <w:style w:type="character" w:styleId="150">
+  <w:style w:type="character" w:styleId="835">
     <w:name w:val="Heading 1 Char"/>
-    <w:basedOn w:val="665"/>
-    <w:link w:val="139"/>
+    <w:basedOn w:val="885"/>
+    <w:link w:val="826"/>
     <w:uiPriority w:val="9"/>
     <w:pPr>
       <w:pBdr/>
@@ -34224,10 +35494,10 @@
       <w:szCs w:val="40"/>
     </w:rPr>
   </w:style>
-  <w:style w:type="character" w:styleId="151">
+  <w:style w:type="character" w:styleId="836">
     <w:name w:val="Heading 2 Char"/>
-    <w:basedOn w:val="665"/>
-    <w:link w:val="140"/>
+    <w:basedOn w:val="885"/>
+    <w:link w:val="827"/>
     <w:uiPriority w:val="9"/>
     <w:pPr>
       <w:pBdr/>
@@ -34241,10 +35511,10 @@
       <w:szCs w:val="32"/>
     </w:rPr>
   </w:style>
-  <w:style w:type="character" w:styleId="152">
+  <w:style w:type="character" w:styleId="837">
     <w:name w:val="Heading 3 Char"/>
-    <w:basedOn w:val="665"/>
-    <w:link w:val="141"/>
+    <w:basedOn w:val="885"/>
+    <w:link w:val="828"/>
     <w:uiPriority w:val="9"/>
     <w:pPr>
       <w:pBdr/>
@@ -34258,10 +35528,10 @@
       <w:szCs w:val="28"/>
     </w:rPr>
   </w:style>
-  <w:style w:type="character" w:styleId="153">
+  <w:style w:type="character" w:styleId="838">
     <w:name w:val="Heading 4 Char"/>
-    <w:basedOn w:val="665"/>
-    <w:link w:val="142"/>
+    <w:basedOn w:val="885"/>
+    <w:link w:val="829"/>
     <w:uiPriority w:val="9"/>
     <w:pPr>
       <w:pBdr/>
@@ -34275,10 +35545,10 @@
       <w:color w:val="0f4761" w:themeColor="accent1" w:themeShade="BF"/>
     </w:rPr>
   </w:style>
-  <w:style w:type="character" w:styleId="154">
+  <w:style w:type="character" w:styleId="839">
     <w:name w:val="Heading 5 Char"/>
-    <w:basedOn w:val="665"/>
-    <w:link w:val="143"/>
+    <w:basedOn w:val="885"/>
+    <w:link w:val="830"/>
     <w:uiPriority w:val="9"/>
     <w:pPr>
       <w:pBdr/>
@@ -34290,10 +35560,10 @@
       <w:color w:val="0f4761" w:themeColor="accent1" w:themeShade="BF"/>
     </w:rPr>
   </w:style>
-  <w:style w:type="character" w:styleId="155">
+  <w:style w:type="character" w:styleId="840">
     <w:name w:val="Heading 6 Char"/>
-    <w:basedOn w:val="665"/>
-    <w:link w:val="144"/>
+    <w:basedOn w:val="885"/>
+    <w:link w:val="831"/>
     <w:uiPriority w:val="9"/>
     <w:pPr>
       <w:pBdr/>
@@ -34307,10 +35577,10 @@
       <w:color w:val="595959" w:themeColor="text1" w:themeTint="A6"/>
     </w:rPr>
   </w:style>
-  <w:style w:type="character" w:styleId="156">
+  <w:style w:type="character" w:styleId="841">
     <w:name w:val="Heading 7 Char"/>
-    <w:basedOn w:val="665"/>
-    <w:link w:val="145"/>
+    <w:basedOn w:val="885"/>
+    <w:link w:val="832"/>
     <w:uiPriority w:val="9"/>
     <w:pPr>
       <w:pBdr/>
@@ -34322,10 +35592,10 @@
       <w:color w:val="595959" w:themeColor="text1" w:themeTint="A6"/>
     </w:rPr>
   </w:style>
-  <w:style w:type="character" w:styleId="157">
+  <w:style w:type="character" w:styleId="842">
     <w:name w:val="Heading 8 Char"/>
-    <w:basedOn w:val="665"/>
-    <w:link w:val="146"/>
+    <w:basedOn w:val="885"/>
+    <w:link w:val="833"/>
     <w:uiPriority w:val="9"/>
     <w:pPr>
       <w:pBdr/>
@@ -34339,10 +35609,10 @@
       <w:color w:val="272727" w:themeColor="text1" w:themeTint="D8"/>
     </w:rPr>
   </w:style>
-  <w:style w:type="character" w:styleId="158">
+  <w:style w:type="character" w:styleId="843">
     <w:name w:val="Heading 9 Char"/>
-    <w:basedOn w:val="665"/>
-    <w:link w:val="147"/>
+    <w:basedOn w:val="885"/>
+    <w:link w:val="834"/>
     <w:uiPriority w:val="9"/>
     <w:pPr>
       <w:pBdr/>
@@ -34356,10 +35626,10 @@
       <w:color w:val="272727" w:themeColor="text1" w:themeTint="D8"/>
     </w:rPr>
   </w:style>
-  <w:style w:type="character" w:styleId="160">
+  <w:style w:type="character" w:styleId="844">
     <w:name w:val="Title Char"/>
-    <w:basedOn w:val="665"/>
-    <w:link w:val="669"/>
+    <w:basedOn w:val="885"/>
+    <w:link w:val="889"/>
     <w:uiPriority w:val="10"/>
     <w:pPr>
       <w:pBdr/>
@@ -34373,11 +35643,11 @@
       <w:szCs w:val="56"/>
     </w:rPr>
   </w:style>
-  <w:style w:type="paragraph" w:styleId="161">
+  <w:style w:type="paragraph" w:styleId="845">
     <w:name w:val="Subtitle"/>
-    <w:basedOn w:val="664"/>
-    <w:next w:val="664"/>
-    <w:link w:val="162"/>
+    <w:basedOn w:val="884"/>
+    <w:next w:val="884"/>
+    <w:link w:val="846"/>
     <w:uiPriority w:val="11"/>
     <w:qFormat/>
     <w:pPr>
@@ -34395,10 +35665,10 @@
       <w:szCs w:val="28"/>
     </w:rPr>
   </w:style>
-  <w:style w:type="character" w:styleId="162">
+  <w:style w:type="character" w:styleId="846">
     <w:name w:val="Subtitle Char"/>
-    <w:basedOn w:val="665"/>
-    <w:link w:val="161"/>
+    <w:basedOn w:val="885"/>
+    <w:link w:val="845"/>
     <w:uiPriority w:val="11"/>
     <w:pPr>
       <w:pBdr/>
@@ -34412,11 +35682,11 @@
       <w:szCs w:val="28"/>
     </w:rPr>
   </w:style>
-  <w:style w:type="paragraph" w:styleId="163">
+  <w:style w:type="paragraph" w:styleId="847">
     <w:name w:val="Quote"/>
-    <w:basedOn w:val="664"/>
-    <w:next w:val="664"/>
-    <w:link w:val="164"/>
+    <w:basedOn w:val="884"/>
+    <w:next w:val="884"/>
+    <w:link w:val="848"/>
     <w:uiPriority w:val="29"/>
     <w:qFormat/>
     <w:pPr>
@@ -34431,10 +35701,10 @@
       <w:color w:val="404040" w:themeColor="text1" w:themeTint="BF"/>
     </w:rPr>
   </w:style>
-  <w:style w:type="character" w:styleId="164">
+  <w:style w:type="character" w:styleId="848">
     <w:name w:val="Quote Char"/>
-    <w:basedOn w:val="665"/>
-    <w:link w:val="163"/>
+    <w:basedOn w:val="885"/>
+    <w:link w:val="847"/>
     <w:uiPriority w:val="29"/>
     <w:pPr>
       <w:pBdr/>
@@ -34447,9 +35717,9 @@
       <w:color w:val="404040" w:themeColor="text1" w:themeTint="BF"/>
     </w:rPr>
   </w:style>
-  <w:style w:type="paragraph" w:styleId="165">
+  <w:style w:type="paragraph" w:styleId="849">
     <w:name w:val="List Paragraph"/>
-    <w:basedOn w:val="664"/>
+    <w:basedOn w:val="884"/>
     <w:uiPriority w:val="34"/>
     <w:qFormat/>
     <w:pPr>
@@ -34459,9 +35729,9 @@
       <w:contextualSpacing w:val="true"/>
     </w:pPr>
   </w:style>
-  <w:style w:type="character" w:styleId="166">
+  <w:style w:type="character" w:styleId="850">
     <w:name w:val="Intense Emphasis"/>
-    <w:basedOn w:val="665"/>
+    <w:basedOn w:val="885"/>
     <w:uiPriority w:val="21"/>
     <w:qFormat/>
     <w:pPr>
@@ -34475,11 +35745,11 @@
       <w:color w:val="0f4761" w:themeColor="accent1" w:themeShade="BF"/>
     </w:rPr>
   </w:style>
-  <w:style w:type="paragraph" w:styleId="167">
+  <w:style w:type="paragraph" w:styleId="851">
     <w:name w:val="Intense Quote"/>
-    <w:basedOn w:val="664"/>
-    <w:next w:val="664"/>
-    <w:link w:val="168"/>
+    <w:basedOn w:val="884"/>
+    <w:next w:val="884"/>
+    <w:link w:val="852"/>
     <w:uiPriority w:val="30"/>
     <w:qFormat/>
     <w:pPr>
@@ -34497,10 +35767,10 @@
       <w:color w:val="0f4761" w:themeColor="accent1" w:themeShade="BF"/>
     </w:rPr>
   </w:style>
-  <w:style w:type="character" w:styleId="168">
+  <w:style w:type="character" w:styleId="852">
     <w:name w:val="Intense Quote Char"/>
-    <w:basedOn w:val="665"/>
-    <w:link w:val="167"/>
+    <w:basedOn w:val="885"/>
+    <w:link w:val="851"/>
     <w:uiPriority w:val="30"/>
     <w:pPr>
       <w:pBdr/>
@@ -34513,9 +35783,9 @@
       <w:color w:val="0f4761" w:themeColor="accent1" w:themeShade="BF"/>
     </w:rPr>
   </w:style>
-  <w:style w:type="character" w:styleId="169">
+  <w:style w:type="character" w:styleId="853">
     <w:name w:val="Intense Reference"/>
-    <w:basedOn w:val="665"/>
+    <w:basedOn w:val="885"/>
     <w:uiPriority w:val="32"/>
     <w:qFormat/>
     <w:pPr>
@@ -34531,9 +35801,9 @@
       <w:spacing w:val="5"/>
     </w:rPr>
   </w:style>
-  <w:style w:type="paragraph" w:styleId="170">
+  <w:style w:type="paragraph" w:styleId="854">
     <w:name w:val="No Spacing"/>
-    <w:basedOn w:val="664"/>
+    <w:basedOn w:val="884"/>
     <w:uiPriority w:val="1"/>
     <w:qFormat/>
     <w:pPr>
@@ -34542,9 +35812,9 @@
       <w:ind/>
     </w:pPr>
   </w:style>
-  <w:style w:type="character" w:styleId="171">
+  <w:style w:type="character" w:styleId="855">
     <w:name w:val="Subtle Emphasis"/>
-    <w:basedOn w:val="665"/>
+    <w:basedOn w:val="885"/>
     <w:uiPriority w:val="19"/>
     <w:qFormat/>
     <w:pPr>
@@ -34558,9 +35828,9 @@
       <w:color w:val="404040" w:themeColor="text1" w:themeTint="BF"/>
     </w:rPr>
   </w:style>
-  <w:style w:type="character" w:styleId="172">
+  <w:style w:type="character" w:styleId="856">
     <w:name w:val="Emphasis"/>
-    <w:basedOn w:val="665"/>
+    <w:basedOn w:val="885"/>
     <w:uiPriority w:val="20"/>
     <w:qFormat/>
     <w:pPr>
@@ -34573,9 +35843,9 @@
       <w:iCs/>
     </w:rPr>
   </w:style>
-  <w:style w:type="character" w:styleId="173">
+  <w:style w:type="character" w:styleId="857">
     <w:name w:val="Strong"/>
-    <w:basedOn w:val="665"/>
+    <w:basedOn w:val="885"/>
     <w:uiPriority w:val="22"/>
     <w:qFormat/>
     <w:pPr>
@@ -34588,9 +35858,9 @@
       <w:bCs/>
     </w:rPr>
   </w:style>
-  <w:style w:type="character" w:styleId="174">
+  <w:style w:type="character" w:styleId="858">
     <w:name w:val="Subtle Reference"/>
-    <w:basedOn w:val="665"/>
+    <w:basedOn w:val="885"/>
     <w:uiPriority w:val="31"/>
     <w:qFormat/>
     <w:pPr>
@@ -34603,9 +35873,9 @@
       <w:color w:val="5a5a5a" w:themeColor="text1" w:themeTint="A5"/>
     </w:rPr>
   </w:style>
-  <w:style w:type="character" w:styleId="175">
+  <w:style w:type="character" w:styleId="859">
     <w:name w:val="Book Title"/>
-    <w:basedOn w:val="665"/>
+    <w:basedOn w:val="885"/>
     <w:uiPriority w:val="33"/>
     <w:qFormat/>
     <w:pPr>
@@ -34621,10 +35891,10 @@
       <w:spacing w:val="5"/>
     </w:rPr>
   </w:style>
-  <w:style w:type="paragraph" w:styleId="176">
+  <w:style w:type="paragraph" w:styleId="860">
     <w:name w:val="Header"/>
-    <w:basedOn w:val="664"/>
-    <w:link w:val="177"/>
+    <w:basedOn w:val="884"/>
+    <w:link w:val="861"/>
     <w:uiPriority w:val="99"/>
     <w:unhideWhenUsed/>
     <w:pPr>
@@ -34637,10 +35907,10 @@
       <w:ind/>
     </w:pPr>
   </w:style>
-  <w:style w:type="character" w:styleId="177">
+  <w:style w:type="character" w:styleId="861">
     <w:name w:val="Header Char"/>
-    <w:basedOn w:val="665"/>
-    <w:link w:val="176"/>
+    <w:basedOn w:val="885"/>
+    <w:link w:val="860"/>
     <w:uiPriority w:val="99"/>
     <w:pPr>
       <w:pBdr/>
@@ -34648,10 +35918,10 @@
       <w:ind/>
     </w:pPr>
   </w:style>
-  <w:style w:type="paragraph" w:styleId="178">
+  <w:style w:type="paragraph" w:styleId="862">
     <w:name w:val="Footer"/>
-    <w:basedOn w:val="664"/>
-    <w:link w:val="179"/>
+    <w:basedOn w:val="884"/>
+    <w:link w:val="863"/>
     <w:uiPriority w:val="99"/>
     <w:unhideWhenUsed/>
     <w:pPr>
@@ -34664,10 +35934,10 @@
       <w:ind/>
     </w:pPr>
   </w:style>
-  <w:style w:type="character" w:styleId="179">
+  <w:style w:type="character" w:styleId="863">
     <w:name w:val="Footer Char"/>
-    <w:basedOn w:val="665"/>
-    <w:link w:val="178"/>
+    <w:basedOn w:val="885"/>
+    <w:link w:val="862"/>
     <w:uiPriority w:val="99"/>
     <w:pPr>
       <w:pBdr/>
@@ -34675,10 +35945,10 @@
       <w:ind/>
     </w:pPr>
   </w:style>
-  <w:style w:type="paragraph" w:styleId="181">
+  <w:style w:type="paragraph" w:styleId="864">
     <w:name w:val="footnote text"/>
-    <w:basedOn w:val="664"/>
-    <w:link w:val="182"/>
+    <w:basedOn w:val="884"/>
+    <w:link w:val="865"/>
     <w:uiPriority w:val="99"/>
     <w:semiHidden/>
     <w:unhideWhenUsed/>
@@ -34692,10 +35962,10 @@
       <w:szCs w:val="20"/>
     </w:rPr>
   </w:style>
-  <w:style w:type="character" w:styleId="182">
+  <w:style w:type="character" w:styleId="865">
     <w:name w:val="Footnote Text Char"/>
-    <w:basedOn w:val="665"/>
-    <w:link w:val="181"/>
+    <w:basedOn w:val="885"/>
+    <w:link w:val="864"/>
     <w:uiPriority w:val="99"/>
     <w:semiHidden/>
     <w:pPr>
@@ -34708,9 +35978,9 @@
       <w:szCs w:val="20"/>
     </w:rPr>
   </w:style>
-  <w:style w:type="character" w:styleId="183">
+  <w:style w:type="character" w:styleId="866">
     <w:name w:val="footnote reference"/>
-    <w:basedOn w:val="665"/>
+    <w:basedOn w:val="885"/>
     <w:uiPriority w:val="99"/>
     <w:semiHidden/>
     <w:unhideWhenUsed/>
@@ -34723,10 +35993,10 @@
       <w:vertAlign w:val="superscript"/>
     </w:rPr>
   </w:style>
-  <w:style w:type="paragraph" w:styleId="184">
+  <w:style w:type="paragraph" w:styleId="867">
     <w:name w:val="endnote text"/>
-    <w:basedOn w:val="664"/>
-    <w:link w:val="185"/>
+    <w:basedOn w:val="884"/>
+    <w:link w:val="868"/>
     <w:uiPriority w:val="99"/>
     <w:semiHidden/>
     <w:unhideWhenUsed/>
@@ -34740,10 +36010,10 @@
       <w:szCs w:val="20"/>
     </w:rPr>
   </w:style>
-  <w:style w:type="character" w:styleId="185">
+  <w:style w:type="character" w:styleId="868">
     <w:name w:val="Endnote Text Char"/>
-    <w:basedOn w:val="665"/>
-    <w:link w:val="184"/>
+    <w:basedOn w:val="885"/>
+    <w:link w:val="867"/>
     <w:uiPriority w:val="99"/>
     <w:semiHidden/>
     <w:pPr>
@@ -34756,9 +36026,9 @@
       <w:szCs w:val="20"/>
     </w:rPr>
   </w:style>
-  <w:style w:type="character" w:styleId="186">
+  <w:style w:type="character" w:styleId="869">
     <w:name w:val="endnote reference"/>
-    <w:basedOn w:val="665"/>
+    <w:basedOn w:val="885"/>
     <w:uiPriority w:val="99"/>
     <w:semiHidden/>
     <w:unhideWhenUsed/>
@@ -34771,9 +36041,9 @@
       <w:vertAlign w:val="superscript"/>
     </w:rPr>
   </w:style>
-  <w:style w:type="character" w:styleId="187">
+  <w:style w:type="character" w:styleId="870">
     <w:name w:val="Hyperlink"/>
-    <w:basedOn w:val="665"/>
+    <w:basedOn w:val="885"/>
     <w:uiPriority w:val="99"/>
     <w:unhideWhenUsed/>
     <w:pPr>
@@ -34786,9 +36056,9 @@
       <w:u w:val="single"/>
     </w:rPr>
   </w:style>
-  <w:style w:type="character" w:styleId="188">
+  <w:style w:type="character" w:styleId="871">
     <w:name w:val="FollowedHyperlink"/>
-    <w:basedOn w:val="665"/>
+    <w:basedOn w:val="885"/>
     <w:uiPriority w:val="99"/>
     <w:semiHidden/>
     <w:unhideWhenUsed/>
@@ -34802,10 +36072,10 @@
       <w:u w:val="single"/>
     </w:rPr>
   </w:style>
-  <w:style w:type="paragraph" w:styleId="189">
+  <w:style w:type="paragraph" w:styleId="872">
     <w:name w:val="toc 1"/>
-    <w:basedOn w:val="664"/>
-    <w:next w:val="664"/>
+    <w:basedOn w:val="884"/>
+    <w:next w:val="884"/>
     <w:uiPriority w:val="39"/>
     <w:unhideWhenUsed/>
     <w:pPr>
@@ -34814,10 +36084,10 @@
       <w:ind/>
     </w:pPr>
   </w:style>
-  <w:style w:type="paragraph" w:styleId="190">
+  <w:style w:type="paragraph" w:styleId="873">
     <w:name w:val="toc 2"/>
-    <w:basedOn w:val="664"/>
-    <w:next w:val="664"/>
+    <w:basedOn w:val="884"/>
+    <w:next w:val="884"/>
     <w:uiPriority w:val="39"/>
     <w:unhideWhenUsed/>
     <w:pPr>
@@ -34826,10 +36096,10 @@
       <w:ind w:left="220"/>
     </w:pPr>
   </w:style>
-  <w:style w:type="paragraph" w:styleId="191">
+  <w:style w:type="paragraph" w:styleId="874">
     <w:name w:val="toc 3"/>
-    <w:basedOn w:val="664"/>
-    <w:next w:val="664"/>
+    <w:basedOn w:val="884"/>
+    <w:next w:val="884"/>
     <w:uiPriority w:val="39"/>
     <w:unhideWhenUsed/>
     <w:pPr>
@@ -34838,10 +36108,10 @@
       <w:ind w:left="440"/>
     </w:pPr>
   </w:style>
-  <w:style w:type="paragraph" w:styleId="192">
+  <w:style w:type="paragraph" w:styleId="875">
     <w:name w:val="toc 4"/>
-    <w:basedOn w:val="664"/>
-    <w:next w:val="664"/>
+    <w:basedOn w:val="884"/>
+    <w:next w:val="884"/>
     <w:uiPriority w:val="39"/>
     <w:unhideWhenUsed/>
     <w:pPr>
@@ -34850,10 +36120,10 @@
       <w:ind w:left="660"/>
     </w:pPr>
   </w:style>
-  <w:style w:type="paragraph" w:styleId="193">
+  <w:style w:type="paragraph" w:styleId="876">
     <w:name w:val="toc 5"/>
-    <w:basedOn w:val="664"/>
-    <w:next w:val="664"/>
+    <w:basedOn w:val="884"/>
+    <w:next w:val="884"/>
     <w:uiPriority w:val="39"/>
     <w:unhideWhenUsed/>
     <w:pPr>
@@ -34862,10 +36132,10 @@
       <w:ind w:left="880"/>
     </w:pPr>
   </w:style>
-  <w:style w:type="paragraph" w:styleId="194">
+  <w:style w:type="paragraph" w:styleId="877">
     <w:name w:val="toc 6"/>
-    <w:basedOn w:val="664"/>
-    <w:next w:val="664"/>
+    <w:basedOn w:val="884"/>
+    <w:next w:val="884"/>
     <w:uiPriority w:val="39"/>
     <w:unhideWhenUsed/>
     <w:pPr>
@@ -34874,10 +36144,10 @@
       <w:ind w:left="1100"/>
     </w:pPr>
   </w:style>
-  <w:style w:type="paragraph" w:styleId="195">
+  <w:style w:type="paragraph" w:styleId="878">
     <w:name w:val="toc 7"/>
-    <w:basedOn w:val="664"/>
-    <w:next w:val="664"/>
+    <w:basedOn w:val="884"/>
+    <w:next w:val="884"/>
     <w:uiPriority w:val="39"/>
     <w:unhideWhenUsed/>
     <w:pPr>
@@ -34886,10 +36156,10 @@
       <w:ind w:left="1320"/>
     </w:pPr>
   </w:style>
-  <w:style w:type="paragraph" w:styleId="196">
+  <w:style w:type="paragraph" w:styleId="879">
     <w:name w:val="toc 8"/>
-    <w:basedOn w:val="664"/>
-    <w:next w:val="664"/>
+    <w:basedOn w:val="884"/>
+    <w:next w:val="884"/>
     <w:uiPriority w:val="39"/>
     <w:unhideWhenUsed/>
     <w:pPr>
@@ -34898,10 +36168,10 @@
       <w:ind w:left="1540"/>
     </w:pPr>
   </w:style>
-  <w:style w:type="paragraph" w:styleId="197">
+  <w:style w:type="paragraph" w:styleId="880">
     <w:name w:val="toc 9"/>
-    <w:basedOn w:val="664"/>
-    <w:next w:val="664"/>
+    <w:basedOn w:val="884"/>
+    <w:next w:val="884"/>
     <w:uiPriority w:val="39"/>
     <w:unhideWhenUsed/>
     <w:pPr>
@@ -34910,9 +36180,9 @@
       <w:ind w:left="1760"/>
     </w:pPr>
   </w:style>
-  <w:style w:type="character" w:styleId="198">
+  <w:style w:type="character" w:styleId="881">
     <w:name w:val="Placeholder Text"/>
-    <w:basedOn w:val="665"/>
+    <w:basedOn w:val="885"/>
     <w:uiPriority w:val="99"/>
     <w:semiHidden/>
     <w:pPr>
@@ -34924,7 +36194,7 @@
       <w:color w:val="666666"/>
     </w:rPr>
   </w:style>
-  <w:style w:type="paragraph" w:styleId="208">
+  <w:style w:type="paragraph" w:styleId="882">
     <w:name w:val="TOC Heading"/>
     <w:uiPriority w:val="39"/>
     <w:unhideWhenUsed/>
@@ -34934,10 +36204,10 @@
       <w:ind/>
     </w:pPr>
   </w:style>
-  <w:style w:type="paragraph" w:styleId="209">
+  <w:style w:type="paragraph" w:styleId="883">
     <w:name w:val="table of figures"/>
-    <w:basedOn w:val="664"/>
-    <w:next w:val="664"/>
+    <w:basedOn w:val="884"/>
+    <w:next w:val="884"/>
     <w:uiPriority w:val="99"/>
     <w:unhideWhenUsed/>
     <w:pPr>
@@ -34946,7 +36216,7 @@
       <w:ind/>
     </w:pPr>
   </w:style>
-  <w:style w:type="paragraph" w:styleId="664" w:default="1">
+  <w:style w:type="paragraph" w:styleId="884" w:default="1">
     <w:name w:val="Normal"/>
     <w:qFormat/>
     <w:pPr>
@@ -34960,7 +36230,7 @@
       <w:sz w:val="22"/>
     </w:rPr>
   </w:style>
-  <w:style w:type="character" w:styleId="665" w:default="1">
+  <w:style w:type="character" w:styleId="885" w:default="1">
     <w:name w:val="Default Paragraph Font"/>
     <w:uiPriority w:val="1"/>
     <w:semiHidden/>
@@ -34971,7 +36241,7 @@
       <w:ind/>
     </w:pPr>
   </w:style>
-  <w:style w:type="table" w:styleId="666" w:default="1">
+  <w:style w:type="table" w:styleId="886" w:default="1">
     <w:name w:val="Normal Table"/>
     <w:uiPriority w:val="99"/>
     <w:semiHidden/>
@@ -35164,7 +36434,7 @@
       </w:tcPr>
     </w:tblStylePr>
   </w:style>
-  <w:style w:type="numbering" w:styleId="667" w:default="1">
+  <w:style w:type="numbering" w:styleId="887" w:default="1">
     <w:name w:val="No List"/>
     <w:uiPriority w:val="99"/>
     <w:semiHidden/>
@@ -35175,9 +36445,9 @@
       <w:ind/>
     </w:pPr>
   </w:style>
-  <w:style w:type="character" w:styleId="668" w:customStyle="1">
+  <w:style w:type="character" w:styleId="888" w:customStyle="1">
     <w:name w:val="Текст выноски Знак"/>
-    <w:basedOn w:val="665"/>
+    <w:basedOn w:val="885"/>
     <w:uiPriority w:val="99"/>
     <w:semiHidden/>
     <w:qFormat/>
@@ -35192,10 +36462,10 @@
       <w:szCs w:val="18"/>
     </w:rPr>
   </w:style>
-  <w:style w:type="paragraph" w:styleId="669">
+  <w:style w:type="paragraph" w:styleId="889">
     <w:name w:val="Title"/>
-    <w:basedOn w:val="664"/>
-    <w:next w:val="670"/>
+    <w:basedOn w:val="884"/>
+    <w:next w:val="890"/>
     <w:qFormat/>
     <w:pPr>
       <w:keepNext w:val="true"/>
@@ -35209,27 +36479,27 @@
       <w:szCs w:val="28"/>
     </w:rPr>
   </w:style>
-  <w:style w:type="paragraph" w:styleId="670">
+  <w:style w:type="paragraph" w:styleId="890">
     <w:name w:val="Body Text"/>
-    <w:basedOn w:val="664"/>
+    <w:basedOn w:val="884"/>
     <w:pPr>
       <w:pBdr/>
       <w:spacing w:after="140" w:line="276" w:lineRule="auto"/>
       <w:ind/>
     </w:pPr>
   </w:style>
-  <w:style w:type="paragraph" w:styleId="671">
+  <w:style w:type="paragraph" w:styleId="891">
     <w:name w:val="List"/>
-    <w:basedOn w:val="670"/>
+    <w:basedOn w:val="890"/>
     <w:pPr>
       <w:pBdr/>
       <w:spacing/>
       <w:ind/>
     </w:pPr>
   </w:style>
-  <w:style w:type="paragraph" w:styleId="672">
+  <w:style w:type="paragraph" w:styleId="892">
     <w:name w:val="Caption"/>
-    <w:basedOn w:val="664"/>
+    <w:basedOn w:val="884"/>
     <w:qFormat/>
     <w:pPr>
       <w:suppressLineNumbers w:val="true"/>
@@ -35244,9 +36514,9 @@
       <w:szCs w:val="24"/>
     </w:rPr>
   </w:style>
-  <w:style w:type="paragraph" w:styleId="673">
+  <w:style w:type="paragraph" w:styleId="893">
     <w:name w:val="index heading"/>
-    <w:basedOn w:val="664"/>
+    <w:basedOn w:val="884"/>
     <w:qFormat/>
     <w:pPr>
       <w:suppressLineNumbers w:val="true"/>
@@ -35255,9 +36525,9 @@
       <w:ind/>
     </w:pPr>
   </w:style>
-  <w:style w:type="paragraph" w:styleId="674">
+  <w:style w:type="paragraph" w:styleId="894">
     <w:name w:val="Balloon Text"/>
-    <w:basedOn w:val="664"/>
+    <w:basedOn w:val="884"/>
     <w:uiPriority w:val="99"/>
     <w:semiHidden/>
     <w:unhideWhenUsed/>
@@ -35273,9 +36543,9 @@
       <w:szCs w:val="18"/>
     </w:rPr>
   </w:style>
-  <w:style w:type="paragraph" w:styleId="675" w:customStyle="1">
+  <w:style w:type="paragraph" w:styleId="895" w:customStyle="1">
     <w:name w:val="Frame Contents"/>
-    <w:basedOn w:val="664"/>
+    <w:basedOn w:val="884"/>
     <w:qFormat/>
     <w:pPr>
       <w:pBdr/>
@@ -35283,9 +36553,9 @@
       <w:ind/>
     </w:pPr>
   </w:style>
-  <w:style w:type="paragraph" w:styleId="676" w:customStyle="1">
+  <w:style w:type="paragraph" w:styleId="896" w:customStyle="1">
     <w:name w:val="Содержимое таблицы"/>
-    <w:basedOn w:val="664"/>
+    <w:basedOn w:val="884"/>
     <w:qFormat/>
     <w:pPr>
       <w:suppressLineNumbers w:val="true"/>
@@ -35294,9 +36564,9 @@
       <w:ind/>
     </w:pPr>
   </w:style>
-  <w:style w:type="paragraph" w:styleId="677" w:customStyle="1">
+  <w:style w:type="paragraph" w:styleId="897" w:customStyle="1">
     <w:name w:val="Заголовок таблицы"/>
-    <w:basedOn w:val="676"/>
+    <w:basedOn w:val="896"/>
     <w:qFormat/>
     <w:pPr>
       <w:pBdr/>
@@ -35309,9 +36579,9 @@
       <w:bCs/>
     </w:rPr>
   </w:style>
-  <w:style w:type="table" w:styleId="678">
+  <w:style w:type="table" w:styleId="898">
     <w:name w:val="Table Grid"/>
-    <w:basedOn w:val="666"/>
+    <w:basedOn w:val="886"/>
     <w:uiPriority w:val="39"/>
     <w:pPr>
       <w:pBdr/>
